--- a/results/final_submission/tables/Main_Tables_Final.docx
+++ b/results/final_submission/tables/Main_Tables_Final.docx
@@ -9317,7 +9317,6 @@
           </w:tcPr>
           <w:p>
             <w:pPr>
-              <w:pStyle w:val="Compact"/>
               <w:spacing w:before="0" w:after="20" w:line="240" w:lineRule="auto"/>
               <w:jc w:val="center"/>
             </w:pPr>
@@ -9325,10 +9324,9 @@
               <w:rPr>
                 <w:rFonts w:ascii="Arial" w:hAnsi="Arial"/>
                 <w:b/>
-                <w:bCs/>
-                <w:sz w:val="20"/>
-              </w:rPr>
-              <w:t xml:space="preserve">Dataset</w:t>
+                <w:sz w:val="20"/>
+              </w:rPr>
+              <w:t>Dataset</w:t>
             </w:r>
           </w:p>
         </w:tc>
@@ -9345,7 +9343,6 @@
           </w:tcPr>
           <w:p>
             <w:pPr>
-              <w:pStyle w:val="Compact"/>
               <w:spacing w:before="0" w:after="20" w:line="240" w:lineRule="auto"/>
               <w:jc w:val="center"/>
             </w:pPr>
@@ -9353,10 +9350,9 @@
               <w:rPr>
                 <w:rFonts w:ascii="Arial" w:hAnsi="Arial"/>
                 <w:b/>
-                <w:bCs/>
-                <w:sz w:val="20"/>
-              </w:rPr>
-              <w:t xml:space="preserve">Endpoint</w:t>
+                <w:sz w:val="20"/>
+              </w:rPr>
+              <w:t>Endpoint (OS / RFS)</w:t>
             </w:r>
           </w:p>
         </w:tc>
@@ -9373,7 +9369,6 @@
           </w:tcPr>
           <w:p>
             <w:pPr>
-              <w:pStyle w:val="Compact"/>
               <w:spacing w:before="0" w:after="20" w:line="240" w:lineRule="auto"/>
               <w:jc w:val="center"/>
             </w:pPr>
@@ -9381,10 +9376,9 @@
               <w:rPr>
                 <w:rFonts w:ascii="Arial" w:hAnsi="Arial"/>
                 <w:b/>
-                <w:bCs/>
-                <w:sz w:val="20"/>
-              </w:rPr>
-              <w:t xml:space="preserve">N</w:t>
+                <w:sz w:val="20"/>
+              </w:rPr>
+              <w:t>N</w:t>
             </w:r>
           </w:p>
         </w:tc>
@@ -9427,7 +9421,6 @@
           </w:tcPr>
           <w:p>
             <w:pPr>
-              <w:pStyle w:val="Compact"/>
               <w:spacing w:before="0" w:after="20" w:line="240" w:lineRule="auto"/>
               <w:jc w:val="center"/>
             </w:pPr>
@@ -9435,10 +9428,9 @@
               <w:rPr>
                 <w:rFonts w:ascii="Arial" w:hAnsi="Arial"/>
                 <w:b/>
-                <w:bCs/>
-                <w:sz w:val="20"/>
-              </w:rPr>
-              <w:t xml:space="preserve">P-value</w:t>
+                <w:sz w:val="20"/>
+              </w:rPr>
+              <w:t>P-value</w:t>
             </w:r>
           </w:p>
         </w:tc>
@@ -9455,7 +9447,6 @@
           </w:tcPr>
           <w:p>
             <w:pPr>
-              <w:pStyle w:val="Compact"/>
               <w:spacing w:before="0" w:after="20" w:line="240" w:lineRule="auto"/>
               <w:jc w:val="center"/>
             </w:pPr>
@@ -9463,10 +9454,9 @@
               <w:rPr>
                 <w:rFonts w:ascii="Arial" w:hAnsi="Arial"/>
                 <w:b/>
-                <w:bCs/>
-                <w:sz w:val="20"/>
-              </w:rPr>
-              <w:t xml:space="preserve">C-index</w:t>
+                <w:sz w:val="20"/>
+              </w:rPr>
+              <w:t>C-index</w:t>
             </w:r>
           </w:p>
         </w:tc>
@@ -9483,7 +9473,6 @@
           </w:tcPr>
           <w:p>
             <w:pPr>
-              <w:pStyle w:val="Compact"/>
               <w:spacing w:before="0" w:after="20" w:line="240" w:lineRule="auto"/>
               <w:jc w:val="center"/>
             </w:pPr>
@@ -9491,10 +9480,9 @@
               <w:rPr>
                 <w:rFonts w:ascii="Arial" w:hAnsi="Arial"/>
                 <w:b/>
-                <w:bCs/>
-                <w:sz w:val="20"/>
-              </w:rPr>
-              <w:t xml:space="preserve">AUC (3-year)</w:t>
+                <w:sz w:val="20"/>
+              </w:rPr>
+              <w:t>AUC (3-year)</w:t>
             </w:r>
           </w:p>
         </w:tc>
@@ -9511,7 +9499,6 @@
           </w:tcPr>
           <w:p>
             <w:pPr>
-              <w:pStyle w:val="Compact"/>
               <w:spacing w:before="0" w:after="20" w:line="240" w:lineRule="auto"/>
               <w:jc w:val="center"/>
             </w:pPr>
@@ -9519,10 +9506,9 @@
               <w:rPr>
                 <w:rFonts w:ascii="Arial" w:hAnsi="Arial"/>
                 <w:b/>
-                <w:bCs/>
-                <w:sz w:val="20"/>
-              </w:rPr>
-              <w:t xml:space="preserve">Calibration slope (3Y)</w:t>
+                <w:sz w:val="20"/>
+              </w:rPr>
+              <w:t>Calibration slope (3Y)</w:t>
             </w:r>
           </w:p>
         </w:tc>
@@ -9539,7 +9525,6 @@
           </w:tcPr>
           <w:p>
             <w:pPr>
-              <w:pStyle w:val="Compact"/>
               <w:spacing w:before="0" w:after="20" w:line="240" w:lineRule="auto"/>
               <w:jc w:val="center"/>
             </w:pPr>
@@ -9547,10 +9532,9 @@
               <w:rPr>
                 <w:rFonts w:ascii="Arial" w:hAnsi="Arial"/>
                 <w:b/>
-                <w:bCs/>
-                <w:sz w:val="20"/>
-              </w:rPr>
-              <w:t xml:space="preserve">Calibration R² (3Y)</w:t>
+                <w:sz w:val="20"/>
+              </w:rPr>
+              <w:t>Calibration R² (3Y)</w:t>
             </w:r>
           </w:p>
         </w:tc>
@@ -9567,7 +9551,6 @@
           </w:tcPr>
           <w:p>
             <w:pPr>
-              <w:pStyle w:val="Compact"/>
               <w:spacing w:before="0" w:after="20" w:line="240" w:lineRule="auto"/>
               <w:jc w:val="center"/>
             </w:pPr>
@@ -9575,10 +9558,9 @@
               <w:rPr>
                 <w:rFonts w:ascii="Arial" w:hAnsi="Arial"/>
                 <w:b/>
-                <w:bCs/>
-                <w:sz w:val="20"/>
-              </w:rPr>
-              <w:t xml:space="preserve">Cutoff method</w:t>
+                <w:sz w:val="20"/>
+              </w:rPr>
+              <w:t>Cutoff method</w:t>
             </w:r>
           </w:p>
         </w:tc>
@@ -9586,249 +9568,250 @@
       <w:tr>
         <w:tc>
           <w:tcPr>
-            <w:tcBorders>
-              <w:left w:val="nil"/>
-              <w:top w:val="nil"/>
-              <w:right w:val="nil"/>
-              <w:bottom w:val="nil"/>
-              <w:insideH w:val="nil"/>
-              <w:insideV w:val="nil"/>
-            </w:tcBorders>
-          </w:tcPr>
-          <w:p>
-            <w:pPr>
-              <w:pStyle w:val="Compact"/>
-              <w:spacing w:before="0" w:after="0" w:line="240" w:lineRule="auto"/>
-              <w:jc w:val="left"/>
-            </w:pPr>
-            <w:r>
-              <w:rPr>
-                <w:rFonts w:ascii="Arial" w:hAnsi="Arial"/>
-                <w:b w:val="0"/>
-                <w:sz w:val="20"/>
-              </w:rPr>
-              <w:t xml:space="preserve">TCGA (training)</w:t>
-            </w:r>
-          </w:p>
-        </w:tc>
-        <w:tc>
-          <w:tcPr>
-            <w:tcBorders>
-              <w:left w:val="nil"/>
-              <w:top w:val="nil"/>
-              <w:right w:val="nil"/>
-              <w:bottom w:val="nil"/>
-              <w:insideH w:val="nil"/>
-              <w:insideV w:val="nil"/>
-            </w:tcBorders>
-          </w:tcPr>
-          <w:p>
-            <w:pPr>
-              <w:pStyle w:val="Compact"/>
-              <w:spacing w:before="0" w:after="0" w:line="240" w:lineRule="auto"/>
-              <w:jc w:val="left"/>
-            </w:pPr>
-            <w:r>
-              <w:rPr>
-                <w:rFonts w:ascii="Arial" w:hAnsi="Arial"/>
-                <w:b w:val="0"/>
-                <w:sz w:val="20"/>
-              </w:rPr>
-              <w:t xml:space="preserve">OS</w:t>
-            </w:r>
-          </w:p>
-        </w:tc>
-        <w:tc>
-          <w:tcPr>
-            <w:tcBorders>
-              <w:left w:val="nil"/>
-              <w:top w:val="nil"/>
-              <w:right w:val="nil"/>
-              <w:bottom w:val="nil"/>
-              <w:insideH w:val="nil"/>
-              <w:insideV w:val="nil"/>
-            </w:tcBorders>
-          </w:tcPr>
-          <w:p>
-            <w:pPr>
-              <w:pStyle w:val="Compact"/>
-              <w:spacing w:before="0" w:after="0" w:line="240" w:lineRule="auto"/>
-              <w:jc w:val="right"/>
-            </w:pPr>
-            <w:r>
-              <w:rPr>
-                <w:rFonts w:ascii="Arial" w:hAnsi="Arial"/>
-                <w:b w:val="0"/>
-                <w:sz w:val="20"/>
-              </w:rPr>
-              <w:t xml:space="preserve">364</w:t>
-            </w:r>
-          </w:p>
-        </w:tc>
-        <w:tc>
-          <w:tcPr>
-            <w:tcBorders>
-              <w:left w:val="nil"/>
-              <w:top w:val="nil"/>
-              <w:right w:val="nil"/>
-              <w:bottom w:val="nil"/>
-              <w:insideH w:val="nil"/>
-              <w:insideV w:val="nil"/>
-            </w:tcBorders>
-          </w:tcPr>
-          <w:p>
-            <w:pPr>
-              <w:pStyle w:val="Compact"/>
-              <w:spacing w:before="0" w:after="0" w:line="240" w:lineRule="auto"/>
-              <w:jc w:val="right"/>
-            </w:pPr>
-            <w:r>
-              <w:rPr>
-                <w:rFonts w:ascii="Arial" w:hAnsi="Arial"/>
-                <w:b w:val="0"/>
-                <w:sz w:val="20"/>
-              </w:rPr>
-              <w:t xml:space="preserve">2.88 (2.05–4.05)</w:t>
-            </w:r>
-          </w:p>
-        </w:tc>
-        <w:tc>
-          <w:tcPr>
-            <w:tcBorders>
-              <w:left w:val="nil"/>
-              <w:top w:val="nil"/>
-              <w:right w:val="nil"/>
-              <w:bottom w:val="nil"/>
-              <w:insideH w:val="nil"/>
-              <w:insideV w:val="nil"/>
-            </w:tcBorders>
-          </w:tcPr>
-          <w:p>
-            <w:pPr>
-              <w:pStyle w:val="Compact"/>
-              <w:spacing w:before="0" w:after="0" w:line="240" w:lineRule="auto"/>
-              <w:jc w:val="right"/>
-            </w:pPr>
-            <w:r>
-              <w:rPr>
-                <w:rFonts w:ascii="Arial" w:hAnsi="Arial"/>
-                <w:b w:val="0"/>
-                <w:sz w:val="20"/>
-              </w:rPr>
-              <w:t xml:space="preserve">2.32 × 10⁻¹⁰</w:t>
-            </w:r>
-          </w:p>
-        </w:tc>
-        <w:tc>
-          <w:tcPr>
-            <w:tcBorders>
-              <w:left w:val="nil"/>
-              <w:top w:val="nil"/>
-              <w:right w:val="nil"/>
-              <w:bottom w:val="nil"/>
-              <w:insideH w:val="nil"/>
-              <w:insideV w:val="nil"/>
-            </w:tcBorders>
-          </w:tcPr>
-          <w:p>
-            <w:pPr>
-              <w:pStyle w:val="Compact"/>
-              <w:spacing w:before="0" w:after="0" w:line="240" w:lineRule="auto"/>
-              <w:jc w:val="right"/>
-            </w:pPr>
-            <w:r>
-              <w:rPr>
-                <w:rFonts w:ascii="Arial" w:hAnsi="Arial"/>
-                <w:b w:val="0"/>
-                <w:sz w:val="20"/>
-              </w:rPr>
-              <w:t xml:space="preserve">0.664</w:t>
-            </w:r>
-          </w:p>
-        </w:tc>
-        <w:tc>
-          <w:tcPr>
-            <w:tcBorders>
-              <w:left w:val="nil"/>
-              <w:top w:val="nil"/>
-              <w:right w:val="nil"/>
-              <w:bottom w:val="nil"/>
-              <w:insideH w:val="nil"/>
-              <w:insideV w:val="nil"/>
-            </w:tcBorders>
-          </w:tcPr>
-          <w:p>
-            <w:pPr>
-              <w:pStyle w:val="Compact"/>
-              <w:spacing w:before="0" w:after="0" w:line="240" w:lineRule="auto"/>
-              <w:jc w:val="right"/>
-            </w:pPr>
-            <w:r>
-              <w:rPr>
-                <w:rFonts w:ascii="Arial" w:hAnsi="Arial"/>
-                <w:b w:val="0"/>
-                <w:sz w:val="20"/>
-              </w:rPr>
-              <w:t xml:space="preserve">0.685</w:t>
-            </w:r>
-          </w:p>
-        </w:tc>
-        <w:tc>
-          <w:tcPr>
-            <w:tcBorders>
-              <w:left w:val="nil"/>
-              <w:top w:val="nil"/>
-              <w:right w:val="nil"/>
-              <w:bottom w:val="nil"/>
-              <w:insideH w:val="nil"/>
-              <w:insideV w:val="nil"/>
-            </w:tcBorders>
-          </w:tcPr>
-          <w:p>
-            <w:pPr>
-              <w:pStyle w:val="Compact"/>
-              <w:spacing w:before="0" w:after="0" w:line="240" w:lineRule="auto"/>
-              <w:jc w:val="right"/>
-            </w:pPr>
-            <w:r>
-              <w:rPr>
-                <w:rFonts w:ascii="Arial" w:hAnsi="Arial"/>
-                <w:b w:val="0"/>
-                <w:sz w:val="20"/>
-              </w:rPr>
-              <w:t xml:space="preserve">1.227</w:t>
-            </w:r>
-          </w:p>
-        </w:tc>
-        <w:tc>
-          <w:tcPr>
-            <w:tcBorders>
-              <w:left w:val="nil"/>
-              <w:top w:val="nil"/>
-              <w:right w:val="nil"/>
-              <w:bottom w:val="nil"/>
-              <w:insideH w:val="nil"/>
-              <w:insideV w:val="nil"/>
-            </w:tcBorders>
-          </w:tcPr>
-          <w:p>
-            <w:pPr>
-              <w:pStyle w:val="Compact"/>
-              <w:spacing w:before="0" w:after="0" w:line="240" w:lineRule="auto"/>
-              <w:jc w:val="right"/>
-            </w:pPr>
-            <w:r>
-              <w:rPr>
-                <w:rFonts w:ascii="Arial" w:hAnsi="Arial"/>
-                <w:b w:val="0"/>
-                <w:sz w:val="20"/>
-              </w:rPr>
-              <w:t xml:space="preserve">0.843</w:t>
-            </w:r>
-          </w:p>
-        </w:tc>
-        <w:tc>
-          <w:tcPr>
+            <w:tcW w:type="dxa" w:w="660"/>
+            <w:tcBorders>
+              <w:left w:val="nil"/>
+              <w:top w:val="nil"/>
+              <w:right w:val="nil"/>
+              <w:bottom w:val="nil"/>
+              <w:insideH w:val="nil"/>
+              <w:insideV w:val="nil"/>
+            </w:tcBorders>
+          </w:tcPr>
+          <w:p>
+            <w:pPr>
+              <w:spacing w:before="0" w:after="0" w:line="240" w:lineRule="auto"/>
+              <w:jc w:val="left"/>
+            </w:pPr>
+            <w:r>
+              <w:rPr>
+                <w:rFonts w:ascii="Arial" w:hAnsi="Arial"/>
+                <w:b w:val="0"/>
+                <w:sz w:val="20"/>
+              </w:rPr>
+              <w:t>TCGA (training)</w:t>
+            </w:r>
+          </w:p>
+        </w:tc>
+        <w:tc>
+          <w:tcPr>
+            <w:tcW w:type="dxa" w:w="880"/>
+            <w:tcBorders>
+              <w:left w:val="nil"/>
+              <w:top w:val="nil"/>
+              <w:right w:val="nil"/>
+              <w:bottom w:val="nil"/>
+              <w:insideH w:val="nil"/>
+              <w:insideV w:val="nil"/>
+            </w:tcBorders>
+          </w:tcPr>
+          <w:p>
+            <w:pPr>
+              <w:spacing w:before="0" w:after="0" w:line="240" w:lineRule="auto"/>
+              <w:jc w:val="left"/>
+            </w:pPr>
+            <w:r>
+              <w:rPr>
+                <w:rFonts w:ascii="Arial" w:hAnsi="Arial"/>
+                <w:b w:val="0"/>
+                <w:sz w:val="20"/>
+              </w:rPr>
+              <w:t>Overall survival (OS)</w:t>
+            </w:r>
+          </w:p>
+        </w:tc>
+        <w:tc>
+          <w:tcPr>
+            <w:tcW w:type="dxa" w:w="660"/>
+            <w:tcBorders>
+              <w:left w:val="nil"/>
+              <w:top w:val="nil"/>
+              <w:right w:val="nil"/>
+              <w:bottom w:val="nil"/>
+              <w:insideH w:val="nil"/>
+              <w:insideV w:val="nil"/>
+            </w:tcBorders>
+          </w:tcPr>
+          <w:p>
+            <w:pPr>
+              <w:spacing w:before="0" w:after="0" w:line="240" w:lineRule="auto"/>
+              <w:jc w:val="right"/>
+            </w:pPr>
+            <w:r>
+              <w:rPr>
+                <w:rFonts w:ascii="Arial" w:hAnsi="Arial"/>
+                <w:b w:val="0"/>
+                <w:sz w:val="20"/>
+              </w:rPr>
+              <w:t>364</w:t>
+            </w:r>
+          </w:p>
+        </w:tc>
+        <w:tc>
+          <w:tcPr>
+            <w:tcW w:type="dxa" w:w="660"/>
+            <w:tcBorders>
+              <w:left w:val="nil"/>
+              <w:top w:val="nil"/>
+              <w:right w:val="nil"/>
+              <w:bottom w:val="nil"/>
+              <w:insideH w:val="nil"/>
+              <w:insideV w:val="nil"/>
+            </w:tcBorders>
+          </w:tcPr>
+          <w:p>
+            <w:pPr>
+              <w:spacing w:before="0" w:after="0" w:line="240" w:lineRule="auto"/>
+              <w:jc w:val="right"/>
+            </w:pPr>
+            <w:r>
+              <w:rPr>
+                <w:rFonts w:ascii="Arial" w:hAnsi="Arial"/>
+                <w:b w:val="0"/>
+                <w:sz w:val="20"/>
+              </w:rPr>
+              <w:t>2.88 (2.05–4.05)</w:t>
+            </w:r>
+          </w:p>
+        </w:tc>
+        <w:tc>
+          <w:tcPr>
+            <w:tcW w:type="dxa" w:w="880"/>
+            <w:tcBorders>
+              <w:left w:val="nil"/>
+              <w:top w:val="nil"/>
+              <w:right w:val="nil"/>
+              <w:bottom w:val="nil"/>
+              <w:insideH w:val="nil"/>
+              <w:insideV w:val="nil"/>
+            </w:tcBorders>
+          </w:tcPr>
+          <w:p>
+            <w:pPr>
+              <w:spacing w:before="0" w:after="0" w:line="240" w:lineRule="auto"/>
+              <w:jc w:val="right"/>
+            </w:pPr>
+            <w:r>
+              <w:rPr>
+                <w:rFonts w:ascii="Arial" w:hAnsi="Arial"/>
+                <w:b w:val="0"/>
+                <w:sz w:val="20"/>
+              </w:rPr>
+              <w:t>P = 2.32 × 10⁻¹⁰</w:t>
+            </w:r>
+          </w:p>
+        </w:tc>
+        <w:tc>
+          <w:tcPr>
+            <w:tcW w:type="dxa" w:w="880"/>
+            <w:tcBorders>
+              <w:left w:val="nil"/>
+              <w:top w:val="nil"/>
+              <w:right w:val="nil"/>
+              <w:bottom w:val="nil"/>
+              <w:insideH w:val="nil"/>
+              <w:insideV w:val="nil"/>
+            </w:tcBorders>
+          </w:tcPr>
+          <w:p>
+            <w:pPr>
+              <w:spacing w:before="0" w:after="0" w:line="240" w:lineRule="auto"/>
+              <w:jc w:val="right"/>
+            </w:pPr>
+            <w:r>
+              <w:rPr>
+                <w:rFonts w:ascii="Arial" w:hAnsi="Arial"/>
+                <w:b w:val="0"/>
+                <w:sz w:val="20"/>
+              </w:rPr>
+              <w:t>0.664</w:t>
+            </w:r>
+          </w:p>
+        </w:tc>
+        <w:tc>
+          <w:tcPr>
+            <w:tcW w:type="dxa" w:w="880"/>
+            <w:tcBorders>
+              <w:left w:val="nil"/>
+              <w:top w:val="nil"/>
+              <w:right w:val="nil"/>
+              <w:bottom w:val="nil"/>
+              <w:insideH w:val="nil"/>
+              <w:insideV w:val="nil"/>
+            </w:tcBorders>
+          </w:tcPr>
+          <w:p>
+            <w:pPr>
+              <w:spacing w:before="0" w:after="0" w:line="240" w:lineRule="auto"/>
+              <w:jc w:val="right"/>
+            </w:pPr>
+            <w:r>
+              <w:rPr>
+                <w:rFonts w:ascii="Arial" w:hAnsi="Arial"/>
+                <w:b w:val="0"/>
+                <w:sz w:val="20"/>
+              </w:rPr>
+              <w:t>0.685</w:t>
+            </w:r>
+          </w:p>
+        </w:tc>
+        <w:tc>
+          <w:tcPr>
+            <w:tcW w:type="dxa" w:w="880"/>
+            <w:tcBorders>
+              <w:left w:val="nil"/>
+              <w:top w:val="nil"/>
+              <w:right w:val="nil"/>
+              <w:bottom w:val="nil"/>
+              <w:insideH w:val="nil"/>
+              <w:insideV w:val="nil"/>
+            </w:tcBorders>
+          </w:tcPr>
+          <w:p>
+            <w:pPr>
+              <w:spacing w:before="0" w:after="0" w:line="240" w:lineRule="auto"/>
+              <w:jc w:val="right"/>
+            </w:pPr>
+            <w:r>
+              <w:rPr>
+                <w:rFonts w:ascii="Arial" w:hAnsi="Arial"/>
+                <w:b w:val="0"/>
+                <w:sz w:val="20"/>
+              </w:rPr>
+              <w:t>1.227</w:t>
+            </w:r>
+          </w:p>
+        </w:tc>
+        <w:tc>
+          <w:tcPr>
+            <w:tcW w:type="dxa" w:w="880"/>
+            <w:tcBorders>
+              <w:left w:val="nil"/>
+              <w:top w:val="nil"/>
+              <w:right w:val="nil"/>
+              <w:bottom w:val="nil"/>
+              <w:insideH w:val="nil"/>
+              <w:insideV w:val="nil"/>
+            </w:tcBorders>
+          </w:tcPr>
+          <w:p>
+            <w:pPr>
+              <w:spacing w:before="0" w:after="0" w:line="240" w:lineRule="auto"/>
+              <w:jc w:val="right"/>
+            </w:pPr>
+            <w:r>
+              <w:rPr>
+                <w:rFonts w:ascii="Arial" w:hAnsi="Arial"/>
+                <w:b w:val="0"/>
+                <w:sz w:val="20"/>
+              </w:rPr>
+              <w:t>0.843</w:t>
+            </w:r>
+          </w:p>
+        </w:tc>
+        <w:tc>
+          <w:tcPr>
+            <w:tcW w:type="dxa" w:w="660"/>
             <w:tcBorders>
               <w:left w:val="nil"/>
               <w:top w:val="nil"/>
@@ -9857,270 +9840,271 @@
       <w:tr>
         <w:tc>
           <w:tcPr>
-            <w:tcBorders>
-              <w:left w:val="nil"/>
-              <w:top w:val="nil"/>
-              <w:right w:val="nil"/>
-              <w:bottom w:val="nil"/>
-              <w:insideH w:val="nil"/>
-              <w:insideV w:val="nil"/>
-            </w:tcBorders>
-          </w:tcPr>
-          <w:p>
-            <w:pPr>
-              <w:pStyle w:val="Compact"/>
-              <w:spacing w:before="0" w:after="0" w:line="240" w:lineRule="auto"/>
-              <w:jc w:val="right"/>
-            </w:pPr>
-            <w:r>
-              <w:rPr>
-                <w:rFonts w:ascii="Arial" w:hAnsi="Arial"/>
-                <w:b w:val="0"/>
-                <w:sz w:val="20"/>
-              </w:rPr>
-              <w:t xml:space="preserve">GSE39279 (external)</w:t>
-            </w:r>
-          </w:p>
-        </w:tc>
-        <w:tc>
-          <w:tcPr>
-            <w:tcBorders>
-              <w:left w:val="nil"/>
-              <w:top w:val="nil"/>
-              <w:right w:val="nil"/>
-              <w:bottom w:val="nil"/>
-              <w:insideH w:val="nil"/>
-              <w:insideV w:val="nil"/>
-            </w:tcBorders>
-          </w:tcPr>
-          <w:p>
-            <w:pPr>
-              <w:pStyle w:val="Compact"/>
-              <w:spacing w:before="0" w:after="0" w:line="240" w:lineRule="auto"/>
-              <w:jc w:val="left"/>
-            </w:pPr>
-            <w:r>
-              <w:rPr>
-                <w:rFonts w:ascii="Arial" w:hAnsi="Arial"/>
-                <w:b w:val="0"/>
-                <w:sz w:val="20"/>
-              </w:rPr>
-              <w:t xml:space="preserve">RFS</w:t>
-            </w:r>
-          </w:p>
-        </w:tc>
-        <w:tc>
-          <w:tcPr>
-            <w:tcBorders>
-              <w:left w:val="nil"/>
-              <w:top w:val="nil"/>
-              <w:right w:val="nil"/>
-              <w:bottom w:val="nil"/>
-              <w:insideH w:val="nil"/>
-              <w:insideV w:val="nil"/>
-            </w:tcBorders>
-          </w:tcPr>
-          <w:p>
-            <w:pPr>
-              <w:pStyle w:val="Compact"/>
-              <w:spacing w:before="0" w:after="0" w:line="240" w:lineRule="auto"/>
-              <w:jc w:val="right"/>
-            </w:pPr>
-            <w:r>
-              <w:rPr>
-                <w:rFonts w:ascii="Arial" w:hAnsi="Arial"/>
-                <w:b w:val="0"/>
-                <w:sz w:val="20"/>
-              </w:rPr>
-              <w:t xml:space="preserve">122</w:t>
-            </w:r>
-          </w:p>
-        </w:tc>
-        <w:tc>
-          <w:tcPr>
-            <w:tcBorders>
-              <w:left w:val="nil"/>
-              <w:top w:val="nil"/>
-              <w:right w:val="nil"/>
-              <w:bottom w:val="nil"/>
-              <w:insideH w:val="nil"/>
-              <w:insideV w:val="nil"/>
-            </w:tcBorders>
-          </w:tcPr>
-          <w:p>
-            <w:pPr>
-              <w:pStyle w:val="Compact"/>
-              <w:spacing w:before="0" w:after="0" w:line="240" w:lineRule="auto"/>
-              <w:jc w:val="right"/>
-            </w:pPr>
-            <w:r>
-              <w:rPr>
-                <w:rFonts w:ascii="Arial" w:hAnsi="Arial"/>
-                <w:b w:val="0"/>
-                <w:sz w:val="20"/>
-              </w:rPr>
-              <w:t xml:space="preserve">2.10 (1.10–4.03)</w:t>
-            </w:r>
-          </w:p>
-        </w:tc>
-        <w:tc>
-          <w:tcPr>
-            <w:tcBorders>
-              <w:left w:val="nil"/>
-              <w:top w:val="nil"/>
-              <w:right w:val="nil"/>
-              <w:bottom w:val="nil"/>
-              <w:insideH w:val="nil"/>
-              <w:insideV w:val="nil"/>
-            </w:tcBorders>
-          </w:tcPr>
-          <w:p>
-            <w:pPr>
-              <w:pStyle w:val="Compact"/>
-              <w:spacing w:before="0" w:after="0" w:line="240" w:lineRule="auto"/>
-              <w:jc w:val="right"/>
-            </w:pPr>
-            <w:r>
-              <w:rPr>
-                <w:rFonts w:ascii="Arial" w:hAnsi="Arial"/>
-                <w:b w:val="0"/>
-                <w:sz w:val="20"/>
-              </w:rPr>
-              <w:t xml:space="preserve">0.022</w:t>
-            </w:r>
-          </w:p>
-        </w:tc>
-        <w:tc>
-          <w:tcPr>
-            <w:tcBorders>
-              <w:left w:val="nil"/>
-              <w:top w:val="nil"/>
-              <w:right w:val="nil"/>
-              <w:bottom w:val="nil"/>
-              <w:insideH w:val="nil"/>
-              <w:insideV w:val="nil"/>
-            </w:tcBorders>
-          </w:tcPr>
-          <w:p>
-            <w:pPr>
-              <w:pStyle w:val="Compact"/>
-              <w:spacing w:before="0" w:after="0" w:line="240" w:lineRule="auto"/>
-              <w:jc w:val="left"/>
-            </w:pPr>
-            <w:r>
-              <w:rPr>
-                <w:rFonts w:ascii="Arial" w:hAnsi="Arial"/>
-                <w:b w:val="0"/>
-                <w:sz w:val="20"/>
-              </w:rPr>
-              <w:t xml:space="preserve">NA</w:t>
-            </w:r>
-          </w:p>
-        </w:tc>
-        <w:tc>
-          <w:tcPr>
-            <w:tcBorders>
-              <w:left w:val="nil"/>
-              <w:top w:val="nil"/>
-              <w:right w:val="nil"/>
-              <w:bottom w:val="nil"/>
-              <w:insideH w:val="nil"/>
-              <w:insideV w:val="nil"/>
-            </w:tcBorders>
-          </w:tcPr>
-          <w:p>
-            <w:pPr>
-              <w:pStyle w:val="Compact"/>
-              <w:spacing w:before="0" w:after="0" w:line="240" w:lineRule="auto"/>
-              <w:jc w:val="left"/>
-            </w:pPr>
-            <w:r>
-              <w:rPr>
-                <w:rFonts w:ascii="Arial" w:hAnsi="Arial"/>
-                <w:b w:val="0"/>
-                <w:sz w:val="20"/>
-              </w:rPr>
-              <w:t xml:space="preserve">NA</w:t>
-            </w:r>
-          </w:p>
-        </w:tc>
-        <w:tc>
-          <w:tcPr>
-            <w:tcBorders>
-              <w:left w:val="nil"/>
-              <w:top w:val="nil"/>
-              <w:right w:val="nil"/>
-              <w:bottom w:val="nil"/>
-              <w:insideH w:val="nil"/>
-              <w:insideV w:val="nil"/>
-            </w:tcBorders>
-          </w:tcPr>
-          <w:p>
-            <w:pPr>
-              <w:pStyle w:val="Compact"/>
-              <w:spacing w:before="0" w:after="0" w:line="240" w:lineRule="auto"/>
-              <w:jc w:val="left"/>
-            </w:pPr>
-            <w:r>
-              <w:rPr>
-                <w:rFonts w:ascii="Arial" w:hAnsi="Arial"/>
-                <w:b w:val="0"/>
-                <w:sz w:val="20"/>
-              </w:rPr>
-              <w:t xml:space="preserve">NA</w:t>
-            </w:r>
-          </w:p>
-        </w:tc>
-        <w:tc>
-          <w:tcPr>
-            <w:tcBorders>
-              <w:left w:val="nil"/>
-              <w:top w:val="nil"/>
-              <w:right w:val="nil"/>
-              <w:bottom w:val="nil"/>
-              <w:insideH w:val="nil"/>
-              <w:insideV w:val="nil"/>
-            </w:tcBorders>
-          </w:tcPr>
-          <w:p>
-            <w:pPr>
-              <w:pStyle w:val="Compact"/>
-              <w:spacing w:before="0" w:after="0" w:line="240" w:lineRule="auto"/>
-              <w:jc w:val="left"/>
-            </w:pPr>
-            <w:r>
-              <w:rPr>
-                <w:rFonts w:ascii="Arial" w:hAnsi="Arial"/>
-                <w:b w:val="0"/>
-                <w:sz w:val="20"/>
-              </w:rPr>
-              <w:t xml:space="preserve">NA</w:t>
-            </w:r>
-          </w:p>
-        </w:tc>
-        <w:tc>
-          <w:tcPr>
-            <w:tcBorders>
-              <w:left w:val="nil"/>
-              <w:top w:val="nil"/>
-              <w:right w:val="nil"/>
-              <w:bottom w:val="nil"/>
-              <w:insideH w:val="nil"/>
-              <w:insideV w:val="nil"/>
-            </w:tcBorders>
-          </w:tcPr>
-          <w:p>
-            <w:pPr>
-              <w:spacing w:before="0" w:after="0" w:line="240" w:lineRule="auto"/>
-              <w:jc w:val="left"/>
-            </w:pPr>
-            <w:r>
-              <w:rPr>
-                <w:rFonts w:ascii="Arial" w:hAnsi="Arial"/>
-                <w:b w:val="0"/>
-                <w:sz w:val="20"/>
-              </w:rPr>
-              <w:t>Maxstat-derived optimal cutoff</w:t>
+            <w:tcW w:type="dxa" w:w="660"/>
+            <w:tcBorders>
+              <w:left w:val="nil"/>
+              <w:top w:val="nil"/>
+              <w:right w:val="nil"/>
+              <w:bottom w:val="nil"/>
+              <w:insideH w:val="nil"/>
+              <w:insideV w:val="nil"/>
+            </w:tcBorders>
+          </w:tcPr>
+          <w:p>
+            <w:pPr>
+              <w:spacing w:before="0" w:after="0" w:line="240" w:lineRule="auto"/>
+              <w:jc w:val="left"/>
+            </w:pPr>
+            <w:r>
+              <w:rPr>
+                <w:rFonts w:ascii="Arial" w:hAnsi="Arial"/>
+                <w:b w:val="0"/>
+                <w:sz w:val="20"/>
+              </w:rPr>
+              <w:t>TCGA (internal validation)</w:t>
+            </w:r>
+          </w:p>
+        </w:tc>
+        <w:tc>
+          <w:tcPr>
+            <w:tcW w:type="dxa" w:w="880"/>
+            <w:tcBorders>
+              <w:left w:val="nil"/>
+              <w:top w:val="nil"/>
+              <w:right w:val="nil"/>
+              <w:bottom w:val="nil"/>
+              <w:insideH w:val="nil"/>
+              <w:insideV w:val="nil"/>
+            </w:tcBorders>
+          </w:tcPr>
+          <w:p>
+            <w:pPr>
+              <w:spacing w:before="0" w:after="0" w:line="240" w:lineRule="auto"/>
+              <w:jc w:val="left"/>
+            </w:pPr>
+            <w:r>
+              <w:rPr>
+                <w:rFonts w:ascii="Arial" w:hAnsi="Arial"/>
+                <w:b w:val="0"/>
+                <w:sz w:val="20"/>
+              </w:rPr>
+              <w:t>Overall survival (OS)</w:t>
+            </w:r>
+          </w:p>
+        </w:tc>
+        <w:tc>
+          <w:tcPr>
+            <w:tcW w:type="dxa" w:w="660"/>
+            <w:tcBorders>
+              <w:left w:val="nil"/>
+              <w:top w:val="nil"/>
+              <w:right w:val="nil"/>
+              <w:bottom w:val="nil"/>
+              <w:insideH w:val="nil"/>
+              <w:insideV w:val="nil"/>
+            </w:tcBorders>
+          </w:tcPr>
+          <w:p>
+            <w:pPr>
+              <w:spacing w:before="0" w:after="0" w:line="240" w:lineRule="auto"/>
+              <w:jc w:val="right"/>
+            </w:pPr>
+            <w:r>
+              <w:rPr>
+                <w:rFonts w:ascii="Arial" w:hAnsi="Arial"/>
+                <w:b w:val="0"/>
+                <w:sz w:val="20"/>
+              </w:rPr>
+              <w:t>110</w:t>
+            </w:r>
+          </w:p>
+        </w:tc>
+        <w:tc>
+          <w:tcPr>
+            <w:tcW w:type="dxa" w:w="660"/>
+            <w:tcBorders>
+              <w:left w:val="nil"/>
+              <w:top w:val="nil"/>
+              <w:right w:val="nil"/>
+              <w:bottom w:val="nil"/>
+              <w:insideH w:val="nil"/>
+              <w:insideV w:val="nil"/>
+            </w:tcBorders>
+          </w:tcPr>
+          <w:p>
+            <w:pPr>
+              <w:spacing w:before="0" w:after="0" w:line="240" w:lineRule="auto"/>
+              <w:jc w:val="right"/>
+            </w:pPr>
+            <w:r>
+              <w:rPr>
+                <w:rFonts w:ascii="Arial" w:hAnsi="Arial"/>
+                <w:b w:val="0"/>
+                <w:sz w:val="20"/>
+              </w:rPr>
+              <w:t>2.66 (1.43–4.94)</w:t>
+            </w:r>
+          </w:p>
+        </w:tc>
+        <w:tc>
+          <w:tcPr>
+            <w:tcW w:type="dxa" w:w="880"/>
+            <w:tcBorders>
+              <w:left w:val="nil"/>
+              <w:top w:val="nil"/>
+              <w:right w:val="nil"/>
+              <w:bottom w:val="nil"/>
+              <w:insideH w:val="nil"/>
+              <w:insideV w:val="nil"/>
+            </w:tcBorders>
+          </w:tcPr>
+          <w:p>
+            <w:pPr>
+              <w:spacing w:before="0" w:after="0" w:line="240" w:lineRule="auto"/>
+              <w:jc w:val="right"/>
+            </w:pPr>
+            <w:r>
+              <w:rPr>
+                <w:rFonts w:ascii="Arial" w:hAnsi="Arial"/>
+                <w:b w:val="0"/>
+                <w:sz w:val="20"/>
+              </w:rPr>
+              <w:t>P = 0.001</w:t>
+            </w:r>
+          </w:p>
+        </w:tc>
+        <w:tc>
+          <w:tcPr>
+            <w:tcW w:type="dxa" w:w="880"/>
+            <w:tcBorders>
+              <w:left w:val="nil"/>
+              <w:top w:val="nil"/>
+              <w:right w:val="nil"/>
+              <w:bottom w:val="nil"/>
+              <w:insideH w:val="nil"/>
+              <w:insideV w:val="nil"/>
+            </w:tcBorders>
+          </w:tcPr>
+          <w:p>
+            <w:pPr>
+              <w:spacing w:before="0" w:after="0" w:line="240" w:lineRule="auto"/>
+              <w:jc w:val="left"/>
+            </w:pPr>
+            <w:r>
+              <w:rPr>
+                <w:rFonts w:ascii="Arial" w:hAnsi="Arial"/>
+                <w:b w:val="0"/>
+                <w:sz w:val="20"/>
+              </w:rPr>
+              <w:t>Not available</w:t>
+            </w:r>
+          </w:p>
+        </w:tc>
+        <w:tc>
+          <w:tcPr>
+            <w:tcW w:type="dxa" w:w="880"/>
+            <w:tcBorders>
+              <w:left w:val="nil"/>
+              <w:top w:val="nil"/>
+              <w:right w:val="nil"/>
+              <w:bottom w:val="nil"/>
+              <w:insideH w:val="nil"/>
+              <w:insideV w:val="nil"/>
+            </w:tcBorders>
+          </w:tcPr>
+          <w:p>
+            <w:pPr>
+              <w:spacing w:before="0" w:after="0" w:line="240" w:lineRule="auto"/>
+              <w:jc w:val="left"/>
+            </w:pPr>
+            <w:r>
+              <w:rPr>
+                <w:rFonts w:ascii="Arial" w:hAnsi="Arial"/>
+                <w:b w:val="0"/>
+                <w:sz w:val="20"/>
+              </w:rPr>
+              <w:t>Not available</w:t>
+            </w:r>
+          </w:p>
+        </w:tc>
+        <w:tc>
+          <w:tcPr>
+            <w:tcW w:type="dxa" w:w="880"/>
+            <w:tcBorders>
+              <w:left w:val="nil"/>
+              <w:top w:val="nil"/>
+              <w:right w:val="nil"/>
+              <w:bottom w:val="nil"/>
+              <w:insideH w:val="nil"/>
+              <w:insideV w:val="nil"/>
+            </w:tcBorders>
+          </w:tcPr>
+          <w:p>
+            <w:pPr>
+              <w:spacing w:before="0" w:after="0" w:line="240" w:lineRule="auto"/>
+              <w:jc w:val="left"/>
+            </w:pPr>
+            <w:r>
+              <w:rPr>
+                <w:rFonts w:ascii="Arial" w:hAnsi="Arial"/>
+                <w:b w:val="0"/>
+                <w:sz w:val="20"/>
+              </w:rPr>
+              <w:t>Not available</w:t>
+            </w:r>
+          </w:p>
+        </w:tc>
+        <w:tc>
+          <w:tcPr>
+            <w:tcW w:type="dxa" w:w="880"/>
+            <w:tcBorders>
+              <w:left w:val="nil"/>
+              <w:top w:val="nil"/>
+              <w:right w:val="nil"/>
+              <w:bottom w:val="nil"/>
+              <w:insideH w:val="nil"/>
+              <w:insideV w:val="nil"/>
+            </w:tcBorders>
+          </w:tcPr>
+          <w:p>
+            <w:pPr>
+              <w:spacing w:before="0" w:after="0" w:line="240" w:lineRule="auto"/>
+              <w:jc w:val="left"/>
+            </w:pPr>
+            <w:r>
+              <w:rPr>
+                <w:rFonts w:ascii="Arial" w:hAnsi="Arial"/>
+                <w:b w:val="0"/>
+                <w:sz w:val="20"/>
+              </w:rPr>
+              <w:t>Not available</w:t>
+            </w:r>
+          </w:p>
+        </w:tc>
+        <w:tc>
+          <w:tcPr>
+            <w:tcW w:type="dxa" w:w="660"/>
+            <w:tcBorders>
+              <w:left w:val="nil"/>
+              <w:top w:val="nil"/>
+              <w:right w:val="nil"/>
+              <w:bottom w:val="nil"/>
+              <w:insideH w:val="nil"/>
+              <w:insideV w:val="nil"/>
+            </w:tcBorders>
+          </w:tcPr>
+          <w:p>
+            <w:pPr>
+              <w:spacing w:before="0" w:after="0" w:line="240" w:lineRule="auto"/>
+              <w:jc w:val="left"/>
+            </w:pPr>
+            <w:r>
+              <w:rPr>
+                <w:rFonts w:ascii="Arial" w:hAnsi="Arial"/>
+                <w:b w:val="0"/>
+                <w:sz w:val="20"/>
+              </w:rPr>
+              <w:t>Median (training cohort)</w:t>
             </w:r>
           </w:p>
         </w:tc>
@@ -10128,6 +10112,279 @@
       <w:tr>
         <w:tc>
           <w:tcPr>
+            <w:tcW w:type="dxa" w:w="660"/>
+            <w:tcBorders>
+              <w:left w:val="nil"/>
+              <w:top w:val="nil"/>
+              <w:right w:val="nil"/>
+              <w:bottom w:val="nil"/>
+              <w:insideH w:val="nil"/>
+              <w:insideV w:val="nil"/>
+            </w:tcBorders>
+          </w:tcPr>
+          <w:p>
+            <w:pPr>
+              <w:spacing w:before="0" w:after="0" w:line="240" w:lineRule="auto"/>
+              <w:jc w:val="right"/>
+            </w:pPr>
+            <w:r>
+              <w:rPr>
+                <w:rFonts w:ascii="Arial" w:hAnsi="Arial"/>
+                <w:b w:val="0"/>
+                <w:sz w:val="20"/>
+              </w:rPr>
+              <w:t>GSE39279 (external)</w:t>
+            </w:r>
+          </w:p>
+        </w:tc>
+        <w:tc>
+          <w:tcPr>
+            <w:tcW w:type="dxa" w:w="880"/>
+            <w:tcBorders>
+              <w:left w:val="nil"/>
+              <w:top w:val="nil"/>
+              <w:right w:val="nil"/>
+              <w:bottom w:val="nil"/>
+              <w:insideH w:val="nil"/>
+              <w:insideV w:val="nil"/>
+            </w:tcBorders>
+          </w:tcPr>
+          <w:p>
+            <w:pPr>
+              <w:spacing w:before="0" w:after="0" w:line="240" w:lineRule="auto"/>
+              <w:jc w:val="left"/>
+            </w:pPr>
+            <w:r>
+              <w:rPr>
+                <w:rFonts w:ascii="Arial" w:hAnsi="Arial"/>
+                <w:b w:val="0"/>
+                <w:sz w:val="20"/>
+              </w:rPr>
+              <w:t>Recurrence-free survival (RFS)</w:t>
+            </w:r>
+          </w:p>
+        </w:tc>
+        <w:tc>
+          <w:tcPr>
+            <w:tcW w:type="dxa" w:w="660"/>
+            <w:tcBorders>
+              <w:left w:val="nil"/>
+              <w:top w:val="nil"/>
+              <w:right w:val="nil"/>
+              <w:bottom w:val="nil"/>
+              <w:insideH w:val="nil"/>
+              <w:insideV w:val="nil"/>
+            </w:tcBorders>
+          </w:tcPr>
+          <w:p>
+            <w:pPr>
+              <w:spacing w:before="0" w:after="0" w:line="240" w:lineRule="auto"/>
+              <w:jc w:val="right"/>
+            </w:pPr>
+            <w:r>
+              <w:rPr>
+                <w:rFonts w:ascii="Arial" w:hAnsi="Arial"/>
+                <w:b w:val="0"/>
+                <w:sz w:val="20"/>
+              </w:rPr>
+              <w:t>122</w:t>
+            </w:r>
+          </w:p>
+        </w:tc>
+        <w:tc>
+          <w:tcPr>
+            <w:tcW w:type="dxa" w:w="660"/>
+            <w:tcBorders>
+              <w:left w:val="nil"/>
+              <w:top w:val="nil"/>
+              <w:right w:val="nil"/>
+              <w:bottom w:val="nil"/>
+              <w:insideH w:val="nil"/>
+              <w:insideV w:val="nil"/>
+            </w:tcBorders>
+          </w:tcPr>
+          <w:p>
+            <w:pPr>
+              <w:spacing w:before="0" w:after="0" w:line="240" w:lineRule="auto"/>
+              <w:jc w:val="right"/>
+            </w:pPr>
+            <w:r>
+              <w:rPr>
+                <w:rFonts w:ascii="Arial" w:hAnsi="Arial"/>
+                <w:b w:val="0"/>
+                <w:sz w:val="20"/>
+              </w:rPr>
+              <w:t>2.10 (1.10–4.03)</w:t>
+            </w:r>
+          </w:p>
+        </w:tc>
+        <w:tc>
+          <w:tcPr>
+            <w:tcW w:type="dxa" w:w="880"/>
+            <w:tcBorders>
+              <w:left w:val="nil"/>
+              <w:top w:val="nil"/>
+              <w:right w:val="nil"/>
+              <w:bottom w:val="nil"/>
+              <w:insideH w:val="nil"/>
+              <w:insideV w:val="nil"/>
+            </w:tcBorders>
+          </w:tcPr>
+          <w:p>
+            <w:pPr>
+              <w:spacing w:before="0" w:after="0" w:line="240" w:lineRule="auto"/>
+              <w:jc w:val="right"/>
+            </w:pPr>
+            <w:r>
+              <w:rPr>
+                <w:rFonts w:ascii="Arial" w:hAnsi="Arial"/>
+                <w:b w:val="0"/>
+                <w:sz w:val="20"/>
+              </w:rPr>
+              <w:t>P = 0.022</w:t>
+            </w:r>
+          </w:p>
+        </w:tc>
+        <w:tc>
+          <w:tcPr>
+            <w:tcW w:type="dxa" w:w="880"/>
+            <w:tcBorders>
+              <w:left w:val="nil"/>
+              <w:top w:val="nil"/>
+              <w:right w:val="nil"/>
+              <w:bottom w:val="nil"/>
+              <w:insideH w:val="nil"/>
+              <w:insideV w:val="nil"/>
+            </w:tcBorders>
+          </w:tcPr>
+          <w:p>
+            <w:pPr>
+              <w:spacing w:before="0" w:after="0" w:line="240" w:lineRule="auto"/>
+              <w:jc w:val="left"/>
+            </w:pPr>
+            <w:r>
+              <w:rPr>
+                <w:rFonts w:ascii="Arial" w:hAnsi="Arial"/>
+                <w:b w:val="0"/>
+                <w:sz w:val="20"/>
+              </w:rPr>
+              <w:t>Not available</w:t>
+            </w:r>
+          </w:p>
+        </w:tc>
+        <w:tc>
+          <w:tcPr>
+            <w:tcW w:type="dxa" w:w="880"/>
+            <w:tcBorders>
+              <w:left w:val="nil"/>
+              <w:top w:val="nil"/>
+              <w:right w:val="nil"/>
+              <w:bottom w:val="nil"/>
+              <w:insideH w:val="nil"/>
+              <w:insideV w:val="nil"/>
+            </w:tcBorders>
+          </w:tcPr>
+          <w:p>
+            <w:pPr>
+              <w:spacing w:before="0" w:after="0" w:line="240" w:lineRule="auto"/>
+              <w:jc w:val="left"/>
+            </w:pPr>
+            <w:r>
+              <w:rPr>
+                <w:rFonts w:ascii="Arial" w:hAnsi="Arial"/>
+                <w:b w:val="0"/>
+                <w:sz w:val="20"/>
+              </w:rPr>
+              <w:t>Not available</w:t>
+            </w:r>
+          </w:p>
+        </w:tc>
+        <w:tc>
+          <w:tcPr>
+            <w:tcW w:type="dxa" w:w="880"/>
+            <w:tcBorders>
+              <w:left w:val="nil"/>
+              <w:top w:val="nil"/>
+              <w:right w:val="nil"/>
+              <w:bottom w:val="nil"/>
+              <w:insideH w:val="nil"/>
+              <w:insideV w:val="nil"/>
+            </w:tcBorders>
+          </w:tcPr>
+          <w:p>
+            <w:pPr>
+              <w:spacing w:before="0" w:after="0" w:line="240" w:lineRule="auto"/>
+              <w:jc w:val="left"/>
+            </w:pPr>
+            <w:r>
+              <w:rPr>
+                <w:rFonts w:ascii="Arial" w:hAnsi="Arial"/>
+                <w:b w:val="0"/>
+                <w:sz w:val="20"/>
+              </w:rPr>
+              <w:t>Not available</w:t>
+            </w:r>
+          </w:p>
+        </w:tc>
+        <w:tc>
+          <w:tcPr>
+            <w:tcW w:type="dxa" w:w="880"/>
+            <w:tcBorders>
+              <w:left w:val="nil"/>
+              <w:top w:val="nil"/>
+              <w:right w:val="nil"/>
+              <w:bottom w:val="nil"/>
+              <w:insideH w:val="nil"/>
+              <w:insideV w:val="nil"/>
+            </w:tcBorders>
+          </w:tcPr>
+          <w:p>
+            <w:pPr>
+              <w:spacing w:before="0" w:after="0" w:line="240" w:lineRule="auto"/>
+              <w:jc w:val="left"/>
+            </w:pPr>
+            <w:r>
+              <w:rPr>
+                <w:rFonts w:ascii="Arial" w:hAnsi="Arial"/>
+                <w:b w:val="0"/>
+                <w:sz w:val="20"/>
+              </w:rPr>
+              <w:t>Not available</w:t>
+            </w:r>
+          </w:p>
+        </w:tc>
+        <w:tc>
+          <w:tcPr>
+            <w:tcW w:type="dxa" w:w="660"/>
+            <w:tcBorders>
+              <w:left w:val="nil"/>
+              <w:top w:val="nil"/>
+              <w:right w:val="nil"/>
+              <w:bottom w:val="nil"/>
+              <w:insideH w:val="nil"/>
+              <w:insideV w:val="nil"/>
+            </w:tcBorders>
+          </w:tcPr>
+          <w:p>
+            <w:pPr>
+              <w:spacing w:before="0" w:after="0" w:line="240" w:lineRule="auto"/>
+              <w:jc w:val="left"/>
+            </w:pPr>
+            <w:r>
+              <w:rPr>
+                <w:rFonts w:ascii="Arial" w:hAnsi="Arial"/>
+                <w:b w:val="0"/>
+                <w:sz w:val="20"/>
+              </w:rPr>
+              <w:t>Maxstat-derived optimal cutoff</w:t>
+            </w:r>
+          </w:p>
+        </w:tc>
+      </w:tr>
+      <w:tr>
+        <w:tc>
+          <w:tcPr>
+            <w:tcW w:type="dxa" w:w="660"/>
             <w:tcBorders>
               <w:left w:val="nil"/>
               <w:top w:val="nil"/>
@@ -10139,22 +10396,22 @@
           </w:tcPr>
           <w:p>
             <w:pPr>
-              <w:pStyle w:val="Compact"/>
-              <w:spacing w:before="0" w:after="0" w:line="240" w:lineRule="auto"/>
-              <w:jc w:val="right"/>
-            </w:pPr>
-            <w:r>
-              <w:rPr>
-                <w:rFonts w:ascii="Arial" w:hAnsi="Arial"/>
-                <w:b w:val="0"/>
-                <w:sz w:val="20"/>
-              </w:rPr>
-              <w:t xml:space="preserve">GSE30219 (external)</w:t>
-            </w:r>
-          </w:p>
-        </w:tc>
-        <w:tc>
-          <w:tcPr>
+              <w:spacing w:before="0" w:after="0" w:line="240" w:lineRule="auto"/>
+              <w:jc w:val="right"/>
+            </w:pPr>
+            <w:r>
+              <w:rPr>
+                <w:rFonts w:ascii="Arial" w:hAnsi="Arial"/>
+                <w:b w:val="0"/>
+                <w:sz w:val="20"/>
+              </w:rPr>
+              <w:t>GSE30219 (external)</w:t>
+            </w:r>
+          </w:p>
+        </w:tc>
+        <w:tc>
+          <w:tcPr>
+            <w:tcW w:type="dxa" w:w="880"/>
             <w:tcBorders>
               <w:left w:val="nil"/>
               <w:top w:val="nil"/>
@@ -10166,22 +10423,22 @@
           </w:tcPr>
           <w:p>
             <w:pPr>
-              <w:pStyle w:val="Compact"/>
-              <w:spacing w:before="0" w:after="0" w:line="240" w:lineRule="auto"/>
-              <w:jc w:val="left"/>
-            </w:pPr>
-            <w:r>
-              <w:rPr>
-                <w:rFonts w:ascii="Arial" w:hAnsi="Arial"/>
-                <w:b w:val="0"/>
-                <w:sz w:val="20"/>
-              </w:rPr>
-              <w:t xml:space="preserve">OS</w:t>
-            </w:r>
-          </w:p>
-        </w:tc>
-        <w:tc>
-          <w:tcPr>
+              <w:spacing w:before="0" w:after="0" w:line="240" w:lineRule="auto"/>
+              <w:jc w:val="left"/>
+            </w:pPr>
+            <w:r>
+              <w:rPr>
+                <w:rFonts w:ascii="Arial" w:hAnsi="Arial"/>
+                <w:b w:val="0"/>
+                <w:sz w:val="20"/>
+              </w:rPr>
+              <w:t>Overall survival (OS)</w:t>
+            </w:r>
+          </w:p>
+        </w:tc>
+        <w:tc>
+          <w:tcPr>
+            <w:tcW w:type="dxa" w:w="660"/>
             <w:tcBorders>
               <w:left w:val="nil"/>
               <w:top w:val="nil"/>
@@ -10193,22 +10450,22 @@
           </w:tcPr>
           <w:p>
             <w:pPr>
-              <w:pStyle w:val="Compact"/>
-              <w:spacing w:before="0" w:after="0" w:line="240" w:lineRule="auto"/>
-              <w:jc w:val="right"/>
-            </w:pPr>
-            <w:r>
-              <w:rPr>
-                <w:rFonts w:ascii="Arial" w:hAnsi="Arial"/>
-                <w:b w:val="0"/>
-                <w:sz w:val="20"/>
-              </w:rPr>
-              <w:t xml:space="preserve">274</w:t>
-            </w:r>
-          </w:p>
-        </w:tc>
-        <w:tc>
-          <w:tcPr>
+              <w:spacing w:before="0" w:after="0" w:line="240" w:lineRule="auto"/>
+              <w:jc w:val="right"/>
+            </w:pPr>
+            <w:r>
+              <w:rPr>
+                <w:rFonts w:ascii="Arial" w:hAnsi="Arial"/>
+                <w:b w:val="0"/>
+                <w:sz w:val="20"/>
+              </w:rPr>
+              <w:t>274</w:t>
+            </w:r>
+          </w:p>
+        </w:tc>
+        <w:tc>
+          <w:tcPr>
+            <w:tcW w:type="dxa" w:w="660"/>
             <w:tcBorders>
               <w:left w:val="nil"/>
               <w:top w:val="nil"/>
@@ -10220,22 +10477,22 @@
           </w:tcPr>
           <w:p>
             <w:pPr>
-              <w:pStyle w:val="Compact"/>
-              <w:spacing w:before="0" w:after="0" w:line="240" w:lineRule="auto"/>
-              <w:jc w:val="right"/>
-            </w:pPr>
-            <w:r>
-              <w:rPr>
-                <w:rFonts w:ascii="Arial" w:hAnsi="Arial"/>
-                <w:b w:val="0"/>
-                <w:sz w:val="20"/>
-              </w:rPr>
-              <w:t xml:space="preserve">1.57 (1.17–2.10)</w:t>
-            </w:r>
-          </w:p>
-        </w:tc>
-        <w:tc>
-          <w:tcPr>
+              <w:spacing w:before="0" w:after="0" w:line="240" w:lineRule="auto"/>
+              <w:jc w:val="right"/>
+            </w:pPr>
+            <w:r>
+              <w:rPr>
+                <w:rFonts w:ascii="Arial" w:hAnsi="Arial"/>
+                <w:b w:val="0"/>
+                <w:sz w:val="20"/>
+              </w:rPr>
+              <w:t>1.57 (1.17–2.10)</w:t>
+            </w:r>
+          </w:p>
+        </w:tc>
+        <w:tc>
+          <w:tcPr>
+            <w:tcW w:type="dxa" w:w="880"/>
             <w:tcBorders>
               <w:left w:val="nil"/>
               <w:top w:val="nil"/>
@@ -10247,22 +10504,22 @@
           </w:tcPr>
           <w:p>
             <w:pPr>
-              <w:pStyle w:val="Compact"/>
-              <w:spacing w:before="0" w:after="0" w:line="240" w:lineRule="auto"/>
-              <w:jc w:val="right"/>
-            </w:pPr>
-            <w:r>
-              <w:rPr>
-                <w:rFonts w:ascii="Arial" w:hAnsi="Arial"/>
-                <w:b w:val="0"/>
-                <w:sz w:val="20"/>
-              </w:rPr>
-              <w:t xml:space="preserve">0.002</w:t>
-            </w:r>
-          </w:p>
-        </w:tc>
-        <w:tc>
-          <w:tcPr>
+              <w:spacing w:before="0" w:after="0" w:line="240" w:lineRule="auto"/>
+              <w:jc w:val="right"/>
+            </w:pPr>
+            <w:r>
+              <w:rPr>
+                <w:rFonts w:ascii="Arial" w:hAnsi="Arial"/>
+                <w:b w:val="0"/>
+                <w:sz w:val="20"/>
+              </w:rPr>
+              <w:t>P = 0.002</w:t>
+            </w:r>
+          </w:p>
+        </w:tc>
+        <w:tc>
+          <w:tcPr>
+            <w:tcW w:type="dxa" w:w="880"/>
             <w:tcBorders>
               <w:left w:val="nil"/>
               <w:top w:val="nil"/>
@@ -10274,22 +10531,22 @@
           </w:tcPr>
           <w:p>
             <w:pPr>
-              <w:pStyle w:val="Compact"/>
-              <w:spacing w:before="0" w:after="0" w:line="240" w:lineRule="auto"/>
-              <w:jc w:val="left"/>
-            </w:pPr>
-            <w:r>
-              <w:rPr>
-                <w:rFonts w:ascii="Arial" w:hAnsi="Arial"/>
-                <w:b w:val="0"/>
-                <w:sz w:val="20"/>
-              </w:rPr>
-              <w:t xml:space="preserve">NA</w:t>
-            </w:r>
-          </w:p>
-        </w:tc>
-        <w:tc>
-          <w:tcPr>
+              <w:spacing w:before="0" w:after="0" w:line="240" w:lineRule="auto"/>
+              <w:jc w:val="left"/>
+            </w:pPr>
+            <w:r>
+              <w:rPr>
+                <w:rFonts w:ascii="Arial" w:hAnsi="Arial"/>
+                <w:b w:val="0"/>
+                <w:sz w:val="20"/>
+              </w:rPr>
+              <w:t>Not available</w:t>
+            </w:r>
+          </w:p>
+        </w:tc>
+        <w:tc>
+          <w:tcPr>
+            <w:tcW w:type="dxa" w:w="880"/>
             <w:tcBorders>
               <w:left w:val="nil"/>
               <w:top w:val="nil"/>
@@ -10301,22 +10558,22 @@
           </w:tcPr>
           <w:p>
             <w:pPr>
-              <w:pStyle w:val="Compact"/>
-              <w:spacing w:before="0" w:after="0" w:line="240" w:lineRule="auto"/>
-              <w:jc w:val="left"/>
-            </w:pPr>
-            <w:r>
-              <w:rPr>
-                <w:rFonts w:ascii="Arial" w:hAnsi="Arial"/>
-                <w:b w:val="0"/>
-                <w:sz w:val="20"/>
-              </w:rPr>
-              <w:t xml:space="preserve">NA</w:t>
-            </w:r>
-          </w:p>
-        </w:tc>
-        <w:tc>
-          <w:tcPr>
+              <w:spacing w:before="0" w:after="0" w:line="240" w:lineRule="auto"/>
+              <w:jc w:val="left"/>
+            </w:pPr>
+            <w:r>
+              <w:rPr>
+                <w:rFonts w:ascii="Arial" w:hAnsi="Arial"/>
+                <w:b w:val="0"/>
+                <w:sz w:val="20"/>
+              </w:rPr>
+              <w:t>Not available</w:t>
+            </w:r>
+          </w:p>
+        </w:tc>
+        <w:tc>
+          <w:tcPr>
+            <w:tcW w:type="dxa" w:w="880"/>
             <w:tcBorders>
               <w:left w:val="nil"/>
               <w:top w:val="nil"/>
@@ -10328,22 +10585,22 @@
           </w:tcPr>
           <w:p>
             <w:pPr>
-              <w:pStyle w:val="Compact"/>
-              <w:spacing w:before="0" w:after="0" w:line="240" w:lineRule="auto"/>
-              <w:jc w:val="left"/>
-            </w:pPr>
-            <w:r>
-              <w:rPr>
-                <w:rFonts w:ascii="Arial" w:hAnsi="Arial"/>
-                <w:b w:val="0"/>
-                <w:sz w:val="20"/>
-              </w:rPr>
-              <w:t xml:space="preserve">NA</w:t>
-            </w:r>
-          </w:p>
-        </w:tc>
-        <w:tc>
-          <w:tcPr>
+              <w:spacing w:before="0" w:after="0" w:line="240" w:lineRule="auto"/>
+              <w:jc w:val="left"/>
+            </w:pPr>
+            <w:r>
+              <w:rPr>
+                <w:rFonts w:ascii="Arial" w:hAnsi="Arial"/>
+                <w:b w:val="0"/>
+                <w:sz w:val="20"/>
+              </w:rPr>
+              <w:t>Not available</w:t>
+            </w:r>
+          </w:p>
+        </w:tc>
+        <w:tc>
+          <w:tcPr>
+            <w:tcW w:type="dxa" w:w="880"/>
             <w:tcBorders>
               <w:left w:val="nil"/>
               <w:top w:val="nil"/>
@@ -10355,22 +10612,22 @@
           </w:tcPr>
           <w:p>
             <w:pPr>
-              <w:pStyle w:val="Compact"/>
-              <w:spacing w:before="0" w:after="0" w:line="240" w:lineRule="auto"/>
-              <w:jc w:val="left"/>
-            </w:pPr>
-            <w:r>
-              <w:rPr>
-                <w:rFonts w:ascii="Arial" w:hAnsi="Arial"/>
-                <w:b w:val="0"/>
-                <w:sz w:val="20"/>
-              </w:rPr>
-              <w:t xml:space="preserve">NA</w:t>
-            </w:r>
-          </w:p>
-        </w:tc>
-        <w:tc>
-          <w:tcPr>
+              <w:spacing w:before="0" w:after="0" w:line="240" w:lineRule="auto"/>
+              <w:jc w:val="left"/>
+            </w:pPr>
+            <w:r>
+              <w:rPr>
+                <w:rFonts w:ascii="Arial" w:hAnsi="Arial"/>
+                <w:b w:val="0"/>
+                <w:sz w:val="20"/>
+              </w:rPr>
+              <w:t>Not available</w:t>
+            </w:r>
+          </w:p>
+        </w:tc>
+        <w:tc>
+          <w:tcPr>
+            <w:tcW w:type="dxa" w:w="660"/>
             <w:tcBorders>
               <w:left w:val="nil"/>
               <w:top w:val="nil"/>

--- a/results/final_submission/tables/Main_Tables_Final.docx
+++ b/results/final_submission/tables/Main_Tables_Final.docx
@@ -10,7 +10,7 @@
       </w:pPr>
       <w:r>
         <w:rPr>
-          <w:rFonts w:ascii="Arial" w:hAnsi="Arial"/>
+          <w:rFonts w:ascii="Times New Roman" w:hAnsi="Times New Roman"/>
           <w:b/>
           <w:bCs/>
           <w:sz w:val="22"/>
@@ -56,7 +56,7 @@
             </w:pPr>
             <w:r>
               <w:rPr>
-                <w:rFonts w:ascii="Arial" w:hAnsi="Arial"/>
+                <w:rFonts w:ascii="Times New Roman" w:hAnsi="Times New Roman"/>
                 <w:b/>
                 <w:bCs/>
                 <w:sz w:val="20"/>
@@ -84,7 +84,7 @@
             </w:pPr>
             <w:r>
               <w:rPr>
-                <w:rFonts w:ascii="Arial" w:hAnsi="Arial"/>
+                <w:rFonts w:ascii="Times New Roman" w:hAnsi="Times New Roman"/>
                 <w:b/>
                 <w:bCs/>
                 <w:sz w:val="20"/>
@@ -112,7 +112,7 @@
             </w:pPr>
             <w:r>
               <w:rPr>
-                <w:rFonts w:ascii="Arial" w:hAnsi="Arial"/>
+                <w:rFonts w:ascii="Times New Roman" w:hAnsi="Times New Roman"/>
                 <w:b/>
                 <w:bCs/>
                 <w:sz w:val="20"/>
@@ -140,7 +140,7 @@
             </w:pPr>
             <w:r>
               <w:rPr>
-                <w:rFonts w:ascii="Arial" w:hAnsi="Arial"/>
+                <w:rFonts w:ascii="Times New Roman" w:hAnsi="Times New Roman"/>
                 <w:b/>
                 <w:bCs/>
                 <w:sz w:val="20"/>
@@ -168,7 +168,7 @@
             </w:pPr>
             <w:r>
               <w:rPr>
-                <w:rFonts w:ascii="Arial" w:hAnsi="Arial"/>
+                <w:rFonts w:ascii="Times New Roman" w:hAnsi="Times New Roman"/>
                 <w:b/>
                 <w:bCs/>
                 <w:sz w:val="20"/>
@@ -196,7 +196,7 @@
             </w:pPr>
             <w:r>
               <w:rPr>
-                <w:rFonts w:ascii="Arial" w:hAnsi="Arial"/>
+                <w:rFonts w:ascii="Times New Roman" w:hAnsi="Times New Roman"/>
                 <w:b/>
                 <w:bCs/>
                 <w:sz w:val="20"/>
@@ -226,7 +226,7 @@
             </w:pPr>
             <w:r>
               <w:rPr>
-                <w:rFonts w:ascii="Arial" w:hAnsi="Arial"/>
+                <w:rFonts w:ascii="Times New Roman" w:hAnsi="Times New Roman"/>
                 <w:b w:val="0"/>
                 <w:sz w:val="20"/>
               </w:rPr>
@@ -253,7 +253,7 @@
             </w:pPr>
             <w:r>
               <w:rPr>
-                <w:rFonts w:ascii="Arial" w:hAnsi="Arial"/>
+                <w:rFonts w:ascii="Times New Roman" w:hAnsi="Times New Roman"/>
                 <w:b w:val="0"/>
                 <w:sz w:val="20"/>
               </w:rPr>
@@ -280,7 +280,7 @@
             </w:pPr>
             <w:r>
               <w:rPr>
-                <w:rFonts w:ascii="Arial" w:hAnsi="Arial"/>
+                <w:rFonts w:ascii="Times New Roman" w:hAnsi="Times New Roman"/>
                 <w:b w:val="0"/>
                 <w:sz w:val="20"/>
               </w:rPr>
@@ -307,7 +307,7 @@
             </w:pPr>
             <w:r>
               <w:rPr>
-                <w:rFonts w:ascii="Arial" w:hAnsi="Arial"/>
+                <w:rFonts w:ascii="Times New Roman" w:hAnsi="Times New Roman"/>
                 <w:b w:val="0"/>
                 <w:sz w:val="20"/>
               </w:rPr>
@@ -334,7 +334,7 @@
             </w:pPr>
             <w:r>
               <w:rPr>
-                <w:rFonts w:ascii="Arial" w:hAnsi="Arial"/>
+                <w:rFonts w:ascii="Times New Roman" w:hAnsi="Times New Roman"/>
                 <w:b w:val="0"/>
                 <w:sz w:val="20"/>
               </w:rPr>
@@ -361,7 +361,7 @@
             </w:pPr>
             <w:r>
               <w:rPr>
-                <w:rFonts w:ascii="Arial" w:hAnsi="Arial"/>
+                <w:rFonts w:ascii="Times New Roman" w:hAnsi="Times New Roman"/>
                 <w:b w:val="0"/>
                 <w:sz w:val="20"/>
               </w:rPr>
@@ -390,7 +390,7 @@
             </w:pPr>
             <w:r>
               <w:rPr>
-                <w:rFonts w:ascii="Arial" w:hAnsi="Arial"/>
+                <w:rFonts w:ascii="Times New Roman" w:hAnsi="Times New Roman"/>
                 <w:b w:val="0"/>
                 <w:sz w:val="20"/>
               </w:rPr>
@@ -417,7 +417,7 @@
             </w:pPr>
             <w:r>
               <w:rPr>
-                <w:rFonts w:ascii="Arial" w:hAnsi="Arial"/>
+                <w:rFonts w:ascii="Times New Roman" w:hAnsi="Times New Roman"/>
                 <w:b w:val="0"/>
                 <w:sz w:val="20"/>
               </w:rPr>
@@ -444,7 +444,7 @@
             </w:pPr>
             <w:r>
               <w:rPr>
-                <w:rFonts w:ascii="Arial" w:hAnsi="Arial"/>
+                <w:rFonts w:ascii="Times New Roman" w:hAnsi="Times New Roman"/>
                 <w:b w:val="0"/>
                 <w:sz w:val="20"/>
               </w:rPr>
@@ -471,7 +471,7 @@
             </w:pPr>
             <w:r>
               <w:rPr>
-                <w:rFonts w:ascii="Arial" w:hAnsi="Arial"/>
+                <w:rFonts w:ascii="Times New Roman" w:hAnsi="Times New Roman"/>
                 <w:b w:val="0"/>
                 <w:sz w:val="20"/>
               </w:rPr>
@@ -498,7 +498,7 @@
             </w:pPr>
             <w:r>
               <w:rPr>
-                <w:rFonts w:ascii="Arial" w:hAnsi="Arial"/>
+                <w:rFonts w:ascii="Times New Roman" w:hAnsi="Times New Roman"/>
                 <w:b w:val="0"/>
                 <w:sz w:val="20"/>
               </w:rPr>
@@ -525,7 +525,7 @@
             </w:pPr>
             <w:r>
               <w:rPr>
-                <w:rFonts w:ascii="Arial" w:hAnsi="Arial"/>
+                <w:rFonts w:ascii="Times New Roman" w:hAnsi="Times New Roman"/>
                 <w:b w:val="0"/>
                 <w:sz w:val="20"/>
               </w:rPr>
@@ -554,7 +554,7 @@
             </w:pPr>
             <w:r>
               <w:rPr>
-                <w:rFonts w:ascii="Arial" w:hAnsi="Arial"/>
+                <w:rFonts w:ascii="Times New Roman" w:hAnsi="Times New Roman"/>
                 <w:b w:val="0"/>
                 <w:sz w:val="20"/>
               </w:rPr>
@@ -581,7 +581,7 @@
             </w:pPr>
             <w:r>
               <w:rPr>
-                <w:rFonts w:ascii="Arial" w:hAnsi="Arial"/>
+                <w:rFonts w:ascii="Times New Roman" w:hAnsi="Times New Roman"/>
                 <w:b w:val="0"/>
                 <w:sz w:val="20"/>
               </w:rPr>
@@ -608,7 +608,7 @@
             </w:pPr>
             <w:r>
               <w:rPr>
-                <w:rFonts w:ascii="Arial" w:hAnsi="Arial"/>
+                <w:rFonts w:ascii="Times New Roman" w:hAnsi="Times New Roman"/>
                 <w:b w:val="0"/>
                 <w:sz w:val="20"/>
               </w:rPr>
@@ -635,7 +635,7 @@
             </w:pPr>
             <w:r>
               <w:rPr>
-                <w:rFonts w:ascii="Arial" w:hAnsi="Arial"/>
+                <w:rFonts w:ascii="Times New Roman" w:hAnsi="Times New Roman"/>
                 <w:b w:val="0"/>
                 <w:sz w:val="20"/>
               </w:rPr>
@@ -662,7 +662,7 @@
             </w:pPr>
             <w:r>
               <w:rPr>
-                <w:rFonts w:ascii="Arial" w:hAnsi="Arial"/>
+                <w:rFonts w:ascii="Times New Roman" w:hAnsi="Times New Roman"/>
                 <w:b w:val="0"/>
                 <w:sz w:val="20"/>
               </w:rPr>
@@ -689,7 +689,7 @@
             </w:pPr>
             <w:r>
               <w:rPr>
-                <w:rFonts w:ascii="Arial" w:hAnsi="Arial"/>
+                <w:rFonts w:ascii="Times New Roman" w:hAnsi="Times New Roman"/>
                 <w:b w:val="0"/>
                 <w:sz w:val="20"/>
               </w:rPr>
@@ -718,7 +718,7 @@
             </w:pPr>
             <w:r>
               <w:rPr>
-                <w:rFonts w:ascii="Arial" w:hAnsi="Arial"/>
+                <w:rFonts w:ascii="Times New Roman" w:hAnsi="Times New Roman"/>
                 <w:b w:val="0"/>
                 <w:sz w:val="20"/>
               </w:rPr>
@@ -745,7 +745,7 @@
             </w:pPr>
             <w:r>
               <w:rPr>
-                <w:rFonts w:ascii="Arial" w:hAnsi="Arial"/>
+                <w:rFonts w:ascii="Times New Roman" w:hAnsi="Times New Roman"/>
                 <w:b w:val="0"/>
                 <w:sz w:val="20"/>
               </w:rPr>
@@ -772,7 +772,7 @@
             </w:pPr>
             <w:r>
               <w:rPr>
-                <w:rFonts w:ascii="Arial" w:hAnsi="Arial"/>
+                <w:rFonts w:ascii="Times New Roman" w:hAnsi="Times New Roman"/>
                 <w:b w:val="0"/>
                 <w:sz w:val="20"/>
               </w:rPr>
@@ -799,7 +799,7 @@
             </w:pPr>
             <w:r>
               <w:rPr>
-                <w:rFonts w:ascii="Arial" w:hAnsi="Arial"/>
+                <w:rFonts w:ascii="Times New Roman" w:hAnsi="Times New Roman"/>
                 <w:b w:val="0"/>
                 <w:sz w:val="20"/>
               </w:rPr>
@@ -826,7 +826,7 @@
             </w:pPr>
             <w:r>
               <w:rPr>
-                <w:rFonts w:ascii="Arial" w:hAnsi="Arial"/>
+                <w:rFonts w:ascii="Times New Roman" w:hAnsi="Times New Roman"/>
                 <w:b w:val="0"/>
                 <w:sz w:val="20"/>
               </w:rPr>
@@ -853,7 +853,7 @@
             </w:pPr>
             <w:r>
               <w:rPr>
-                <w:rFonts w:ascii="Arial" w:hAnsi="Arial"/>
+                <w:rFonts w:ascii="Times New Roman" w:hAnsi="Times New Roman"/>
                 <w:b w:val="0"/>
                 <w:sz w:val="20"/>
               </w:rPr>
@@ -882,7 +882,7 @@
             </w:pPr>
             <w:r>
               <w:rPr>
-                <w:rFonts w:ascii="Arial" w:hAnsi="Arial"/>
+                <w:rFonts w:ascii="Times New Roman" w:hAnsi="Times New Roman"/>
                 <w:b w:val="0"/>
                 <w:sz w:val="20"/>
               </w:rPr>
@@ -909,7 +909,7 @@
             </w:pPr>
             <w:r>
               <w:rPr>
-                <w:rFonts w:ascii="Arial" w:hAnsi="Arial"/>
+                <w:rFonts w:ascii="Times New Roman" w:hAnsi="Times New Roman"/>
                 <w:b w:val="0"/>
                 <w:sz w:val="20"/>
               </w:rPr>
@@ -936,7 +936,7 @@
             </w:pPr>
             <w:r>
               <w:rPr>
-                <w:rFonts w:ascii="Arial" w:hAnsi="Arial"/>
+                <w:rFonts w:ascii="Times New Roman" w:hAnsi="Times New Roman"/>
                 <w:b w:val="0"/>
                 <w:sz w:val="20"/>
               </w:rPr>
@@ -963,7 +963,7 @@
             </w:pPr>
             <w:r>
               <w:rPr>
-                <w:rFonts w:ascii="Arial" w:hAnsi="Arial"/>
+                <w:rFonts w:ascii="Times New Roman" w:hAnsi="Times New Roman"/>
                 <w:b w:val="0"/>
                 <w:sz w:val="20"/>
               </w:rPr>
@@ -990,7 +990,7 @@
             </w:pPr>
             <w:r>
               <w:rPr>
-                <w:rFonts w:ascii="Arial" w:hAnsi="Arial"/>
+                <w:rFonts w:ascii="Times New Roman" w:hAnsi="Times New Roman"/>
                 <w:b w:val="0"/>
                 <w:sz w:val="20"/>
               </w:rPr>
@@ -1017,7 +1017,7 @@
             </w:pPr>
             <w:r>
               <w:rPr>
-                <w:rFonts w:ascii="Arial" w:hAnsi="Arial"/>
+                <w:rFonts w:ascii="Times New Roman" w:hAnsi="Times New Roman"/>
                 <w:b w:val="0"/>
                 <w:sz w:val="20"/>
               </w:rPr>
@@ -1046,7 +1046,7 @@
             </w:pPr>
             <w:r>
               <w:rPr>
-                <w:rFonts w:ascii="Arial" w:hAnsi="Arial"/>
+                <w:rFonts w:ascii="Times New Roman" w:hAnsi="Times New Roman"/>
                 <w:b w:val="0"/>
                 <w:sz w:val="20"/>
               </w:rPr>
@@ -1073,7 +1073,7 @@
             </w:pPr>
             <w:r>
               <w:rPr>
-                <w:rFonts w:ascii="Arial" w:hAnsi="Arial"/>
+                <w:rFonts w:ascii="Times New Roman" w:hAnsi="Times New Roman"/>
                 <w:b w:val="0"/>
                 <w:sz w:val="20"/>
               </w:rPr>
@@ -1100,7 +1100,7 @@
             </w:pPr>
             <w:r>
               <w:rPr>
-                <w:rFonts w:ascii="Arial" w:hAnsi="Arial"/>
+                <w:rFonts w:ascii="Times New Roman" w:hAnsi="Times New Roman"/>
                 <w:b w:val="0"/>
                 <w:sz w:val="20"/>
               </w:rPr>
@@ -1127,7 +1127,7 @@
             </w:pPr>
             <w:r>
               <w:rPr>
-                <w:rFonts w:ascii="Arial" w:hAnsi="Arial"/>
+                <w:rFonts w:ascii="Times New Roman" w:hAnsi="Times New Roman"/>
                 <w:b w:val="0"/>
                 <w:sz w:val="20"/>
               </w:rPr>
@@ -1154,7 +1154,7 @@
             </w:pPr>
             <w:r>
               <w:rPr>
-                <w:rFonts w:ascii="Arial" w:hAnsi="Arial"/>
+                <w:rFonts w:ascii="Times New Roman" w:hAnsi="Times New Roman"/>
                 <w:b w:val="0"/>
                 <w:sz w:val="20"/>
               </w:rPr>
@@ -1181,7 +1181,7 @@
             </w:pPr>
             <w:r>
               <w:rPr>
-                <w:rFonts w:ascii="Arial" w:hAnsi="Arial"/>
+                <w:rFonts w:ascii="Times New Roman" w:hAnsi="Times New Roman"/>
                 <w:b w:val="0"/>
                 <w:sz w:val="20"/>
               </w:rPr>
@@ -1210,7 +1210,7 @@
             </w:pPr>
             <w:r>
               <w:rPr>
-                <w:rFonts w:ascii="Arial" w:hAnsi="Arial"/>
+                <w:rFonts w:ascii="Times New Roman" w:hAnsi="Times New Roman"/>
                 <w:b w:val="0"/>
                 <w:sz w:val="20"/>
               </w:rPr>
@@ -1237,7 +1237,7 @@
             </w:pPr>
             <w:r>
               <w:rPr>
-                <w:rFonts w:ascii="Arial" w:hAnsi="Arial"/>
+                <w:rFonts w:ascii="Times New Roman" w:hAnsi="Times New Roman"/>
                 <w:b w:val="0"/>
                 <w:sz w:val="20"/>
               </w:rPr>
@@ -1264,7 +1264,7 @@
             </w:pPr>
             <w:r>
               <w:rPr>
-                <w:rFonts w:ascii="Arial" w:hAnsi="Arial"/>
+                <w:rFonts w:ascii="Times New Roman" w:hAnsi="Times New Roman"/>
                 <w:b w:val="0"/>
                 <w:sz w:val="20"/>
               </w:rPr>
@@ -1291,7 +1291,7 @@
             </w:pPr>
             <w:r>
               <w:rPr>
-                <w:rFonts w:ascii="Arial" w:hAnsi="Arial"/>
+                <w:rFonts w:ascii="Times New Roman" w:hAnsi="Times New Roman"/>
                 <w:b w:val="0"/>
                 <w:sz w:val="20"/>
               </w:rPr>
@@ -1318,7 +1318,7 @@
             </w:pPr>
             <w:r>
               <w:rPr>
-                <w:rFonts w:ascii="Arial" w:hAnsi="Arial"/>
+                <w:rFonts w:ascii="Times New Roman" w:hAnsi="Times New Roman"/>
                 <w:b w:val="0"/>
                 <w:sz w:val="20"/>
               </w:rPr>
@@ -1345,7 +1345,7 @@
             </w:pPr>
             <w:r>
               <w:rPr>
-                <w:rFonts w:ascii="Arial" w:hAnsi="Arial"/>
+                <w:rFonts w:ascii="Times New Roman" w:hAnsi="Times New Roman"/>
                 <w:b w:val="0"/>
                 <w:sz w:val="20"/>
               </w:rPr>
@@ -1374,7 +1374,7 @@
             </w:pPr>
             <w:r>
               <w:rPr>
-                <w:rFonts w:ascii="Arial" w:hAnsi="Arial"/>
+                <w:rFonts w:ascii="Times New Roman" w:hAnsi="Times New Roman"/>
                 <w:b w:val="0"/>
                 <w:sz w:val="20"/>
               </w:rPr>
@@ -1401,7 +1401,7 @@
             </w:pPr>
             <w:r>
               <w:rPr>
-                <w:rFonts w:ascii="Arial" w:hAnsi="Arial"/>
+                <w:rFonts w:ascii="Times New Roman" w:hAnsi="Times New Roman"/>
                 <w:b w:val="0"/>
                 <w:sz w:val="20"/>
               </w:rPr>
@@ -1428,7 +1428,7 @@
             </w:pPr>
             <w:r>
               <w:rPr>
-                <w:rFonts w:ascii="Arial" w:hAnsi="Arial"/>
+                <w:rFonts w:ascii="Times New Roman" w:hAnsi="Times New Roman"/>
                 <w:b w:val="0"/>
                 <w:sz w:val="20"/>
               </w:rPr>
@@ -1455,7 +1455,7 @@
             </w:pPr>
             <w:r>
               <w:rPr>
-                <w:rFonts w:ascii="Arial" w:hAnsi="Arial"/>
+                <w:rFonts w:ascii="Times New Roman" w:hAnsi="Times New Roman"/>
                 <w:b w:val="0"/>
                 <w:sz w:val="20"/>
               </w:rPr>
@@ -1482,7 +1482,7 @@
             </w:pPr>
             <w:r>
               <w:rPr>
-                <w:rFonts w:ascii="Arial" w:hAnsi="Arial"/>
+                <w:rFonts w:ascii="Times New Roman" w:hAnsi="Times New Roman"/>
                 <w:b w:val="0"/>
                 <w:sz w:val="20"/>
               </w:rPr>
@@ -1509,7 +1509,7 @@
             </w:pPr>
             <w:r>
               <w:rPr>
-                <w:rFonts w:ascii="Arial" w:hAnsi="Arial"/>
+                <w:rFonts w:ascii="Times New Roman" w:hAnsi="Times New Roman"/>
                 <w:b w:val="0"/>
                 <w:sz w:val="20"/>
               </w:rPr>
@@ -1538,7 +1538,7 @@
             </w:pPr>
             <w:r>
               <w:rPr>
-                <w:rFonts w:ascii="Arial" w:hAnsi="Arial"/>
+                <w:rFonts w:ascii="Times New Roman" w:hAnsi="Times New Roman"/>
                 <w:b w:val="0"/>
                 <w:sz w:val="20"/>
               </w:rPr>
@@ -1565,7 +1565,7 @@
             </w:pPr>
             <w:r>
               <w:rPr>
-                <w:rFonts w:ascii="Arial" w:hAnsi="Arial"/>
+                <w:rFonts w:ascii="Times New Roman" w:hAnsi="Times New Roman"/>
                 <w:b w:val="0"/>
                 <w:sz w:val="20"/>
               </w:rPr>
@@ -1592,7 +1592,7 @@
             </w:pPr>
             <w:r>
               <w:rPr>
-                <w:rFonts w:ascii="Arial" w:hAnsi="Arial"/>
+                <w:rFonts w:ascii="Times New Roman" w:hAnsi="Times New Roman"/>
                 <w:b w:val="0"/>
                 <w:sz w:val="20"/>
               </w:rPr>
@@ -1619,7 +1619,7 @@
             </w:pPr>
             <w:r>
               <w:rPr>
-                <w:rFonts w:ascii="Arial" w:hAnsi="Arial"/>
+                <w:rFonts w:ascii="Times New Roman" w:hAnsi="Times New Roman"/>
                 <w:b w:val="0"/>
                 <w:sz w:val="20"/>
               </w:rPr>
@@ -1646,7 +1646,7 @@
             </w:pPr>
             <w:r>
               <w:rPr>
-                <w:rFonts w:ascii="Arial" w:hAnsi="Arial"/>
+                <w:rFonts w:ascii="Times New Roman" w:hAnsi="Times New Roman"/>
                 <w:b w:val="0"/>
                 <w:sz w:val="20"/>
               </w:rPr>
@@ -1673,7 +1673,7 @@
             </w:pPr>
             <w:r>
               <w:rPr>
-                <w:rFonts w:ascii="Arial" w:hAnsi="Arial"/>
+                <w:rFonts w:ascii="Times New Roman" w:hAnsi="Times New Roman"/>
                 <w:b w:val="0"/>
                 <w:sz w:val="20"/>
               </w:rPr>
@@ -1702,7 +1702,7 @@
             </w:pPr>
             <w:r>
               <w:rPr>
-                <w:rFonts w:ascii="Arial" w:hAnsi="Arial"/>
+                <w:rFonts w:ascii="Times New Roman" w:hAnsi="Times New Roman"/>
                 <w:b w:val="0"/>
                 <w:sz w:val="20"/>
               </w:rPr>
@@ -1729,7 +1729,7 @@
             </w:pPr>
             <w:r>
               <w:rPr>
-                <w:rFonts w:ascii="Arial" w:hAnsi="Arial"/>
+                <w:rFonts w:ascii="Times New Roman" w:hAnsi="Times New Roman"/>
                 <w:b w:val="0"/>
                 <w:sz w:val="20"/>
               </w:rPr>
@@ -1756,7 +1756,7 @@
             </w:pPr>
             <w:r>
               <w:rPr>
-                <w:rFonts w:ascii="Arial" w:hAnsi="Arial"/>
+                <w:rFonts w:ascii="Times New Roman" w:hAnsi="Times New Roman"/>
                 <w:b w:val="0"/>
                 <w:sz w:val="20"/>
               </w:rPr>
@@ -1783,7 +1783,7 @@
             </w:pPr>
             <w:r>
               <w:rPr>
-                <w:rFonts w:ascii="Arial" w:hAnsi="Arial"/>
+                <w:rFonts w:ascii="Times New Roman" w:hAnsi="Times New Roman"/>
                 <w:b w:val="0"/>
                 <w:sz w:val="20"/>
               </w:rPr>
@@ -1810,7 +1810,7 @@
             </w:pPr>
             <w:r>
               <w:rPr>
-                <w:rFonts w:ascii="Arial" w:hAnsi="Arial"/>
+                <w:rFonts w:ascii="Times New Roman" w:hAnsi="Times New Roman"/>
                 <w:b w:val="0"/>
                 <w:sz w:val="20"/>
               </w:rPr>
@@ -1837,7 +1837,7 @@
             </w:pPr>
             <w:r>
               <w:rPr>
-                <w:rFonts w:ascii="Arial" w:hAnsi="Arial"/>
+                <w:rFonts w:ascii="Times New Roman" w:hAnsi="Times New Roman"/>
                 <w:b w:val="0"/>
                 <w:sz w:val="20"/>
               </w:rPr>
@@ -1866,7 +1866,7 @@
             </w:pPr>
             <w:r>
               <w:rPr>
-                <w:rFonts w:ascii="Arial" w:hAnsi="Arial"/>
+                <w:rFonts w:ascii="Times New Roman" w:hAnsi="Times New Roman"/>
                 <w:b w:val="0"/>
                 <w:sz w:val="20"/>
               </w:rPr>
@@ -1893,7 +1893,7 @@
             </w:pPr>
             <w:r>
               <w:rPr>
-                <w:rFonts w:ascii="Arial" w:hAnsi="Arial"/>
+                <w:rFonts w:ascii="Times New Roman" w:hAnsi="Times New Roman"/>
                 <w:b w:val="0"/>
                 <w:sz w:val="20"/>
               </w:rPr>
@@ -1920,7 +1920,7 @@
             </w:pPr>
             <w:r>
               <w:rPr>
-                <w:rFonts w:ascii="Arial" w:hAnsi="Arial"/>
+                <w:rFonts w:ascii="Times New Roman" w:hAnsi="Times New Roman"/>
                 <w:b w:val="0"/>
                 <w:sz w:val="20"/>
               </w:rPr>
@@ -1947,7 +1947,7 @@
             </w:pPr>
             <w:r>
               <w:rPr>
-                <w:rFonts w:ascii="Arial" w:hAnsi="Arial"/>
+                <w:rFonts w:ascii="Times New Roman" w:hAnsi="Times New Roman"/>
                 <w:b w:val="0"/>
                 <w:sz w:val="20"/>
               </w:rPr>
@@ -1974,7 +1974,7 @@
             </w:pPr>
             <w:r>
               <w:rPr>
-                <w:rFonts w:ascii="Arial" w:hAnsi="Arial"/>
+                <w:rFonts w:ascii="Times New Roman" w:hAnsi="Times New Roman"/>
                 <w:b w:val="0"/>
                 <w:sz w:val="20"/>
               </w:rPr>
@@ -2001,7 +2001,7 @@
             </w:pPr>
             <w:r>
               <w:rPr>
-                <w:rFonts w:ascii="Arial" w:hAnsi="Arial"/>
+                <w:rFonts w:ascii="Times New Roman" w:hAnsi="Times New Roman"/>
                 <w:b w:val="0"/>
                 <w:sz w:val="20"/>
               </w:rPr>
@@ -2030,7 +2030,7 @@
             </w:pPr>
             <w:r>
               <w:rPr>
-                <w:rFonts w:ascii="Arial" w:hAnsi="Arial"/>
+                <w:rFonts w:ascii="Times New Roman" w:hAnsi="Times New Roman"/>
                 <w:b w:val="0"/>
                 <w:sz w:val="20"/>
               </w:rPr>
@@ -2057,7 +2057,7 @@
             </w:pPr>
             <w:r>
               <w:rPr>
-                <w:rFonts w:ascii="Arial" w:hAnsi="Arial"/>
+                <w:rFonts w:ascii="Times New Roman" w:hAnsi="Times New Roman"/>
                 <w:b w:val="0"/>
                 <w:sz w:val="20"/>
               </w:rPr>
@@ -2084,7 +2084,7 @@
             </w:pPr>
             <w:r>
               <w:rPr>
-                <w:rFonts w:ascii="Arial" w:hAnsi="Arial"/>
+                <w:rFonts w:ascii="Times New Roman" w:hAnsi="Times New Roman"/>
                 <w:b w:val="0"/>
                 <w:sz w:val="20"/>
               </w:rPr>
@@ -2111,7 +2111,7 @@
             </w:pPr>
             <w:r>
               <w:rPr>
-                <w:rFonts w:ascii="Arial" w:hAnsi="Arial"/>
+                <w:rFonts w:ascii="Times New Roman" w:hAnsi="Times New Roman"/>
                 <w:b w:val="0"/>
                 <w:sz w:val="20"/>
               </w:rPr>
@@ -2138,7 +2138,7 @@
             </w:pPr>
             <w:r>
               <w:rPr>
-                <w:rFonts w:ascii="Arial" w:hAnsi="Arial"/>
+                <w:rFonts w:ascii="Times New Roman" w:hAnsi="Times New Roman"/>
                 <w:b w:val="0"/>
                 <w:sz w:val="20"/>
               </w:rPr>
@@ -2165,7 +2165,7 @@
             </w:pPr>
             <w:r>
               <w:rPr>
-                <w:rFonts w:ascii="Arial" w:hAnsi="Arial"/>
+                <w:rFonts w:ascii="Times New Roman" w:hAnsi="Times New Roman"/>
                 <w:b w:val="0"/>
                 <w:sz w:val="20"/>
               </w:rPr>
@@ -2194,7 +2194,7 @@
             </w:pPr>
             <w:r>
               <w:rPr>
-                <w:rFonts w:ascii="Arial" w:hAnsi="Arial"/>
+                <w:rFonts w:ascii="Times New Roman" w:hAnsi="Times New Roman"/>
                 <w:b w:val="0"/>
                 <w:sz w:val="20"/>
               </w:rPr>
@@ -2221,7 +2221,7 @@
             </w:pPr>
             <w:r>
               <w:rPr>
-                <w:rFonts w:ascii="Arial" w:hAnsi="Arial"/>
+                <w:rFonts w:ascii="Times New Roman" w:hAnsi="Times New Roman"/>
                 <w:b w:val="0"/>
                 <w:sz w:val="20"/>
               </w:rPr>
@@ -2248,7 +2248,7 @@
             </w:pPr>
             <w:r>
               <w:rPr>
-                <w:rFonts w:ascii="Arial" w:hAnsi="Arial"/>
+                <w:rFonts w:ascii="Times New Roman" w:hAnsi="Times New Roman"/>
                 <w:b w:val="0"/>
                 <w:sz w:val="20"/>
               </w:rPr>
@@ -2275,7 +2275,7 @@
             </w:pPr>
             <w:r>
               <w:rPr>
-                <w:rFonts w:ascii="Arial" w:hAnsi="Arial"/>
+                <w:rFonts w:ascii="Times New Roman" w:hAnsi="Times New Roman"/>
                 <w:b w:val="0"/>
                 <w:sz w:val="20"/>
               </w:rPr>
@@ -2302,7 +2302,7 @@
             </w:pPr>
             <w:r>
               <w:rPr>
-                <w:rFonts w:ascii="Arial" w:hAnsi="Arial"/>
+                <w:rFonts w:ascii="Times New Roman" w:hAnsi="Times New Roman"/>
                 <w:b w:val="0"/>
                 <w:sz w:val="20"/>
               </w:rPr>
@@ -2329,7 +2329,7 @@
             </w:pPr>
             <w:r>
               <w:rPr>
-                <w:rFonts w:ascii="Arial" w:hAnsi="Arial"/>
+                <w:rFonts w:ascii="Times New Roman" w:hAnsi="Times New Roman"/>
                 <w:b w:val="0"/>
                 <w:sz w:val="20"/>
               </w:rPr>
@@ -2358,7 +2358,7 @@
             </w:pPr>
             <w:r>
               <w:rPr>
-                <w:rFonts w:ascii="Arial" w:hAnsi="Arial"/>
+                <w:rFonts w:ascii="Times New Roman" w:hAnsi="Times New Roman"/>
                 <w:b w:val="0"/>
                 <w:sz w:val="20"/>
               </w:rPr>
@@ -2385,7 +2385,7 @@
             </w:pPr>
             <w:r>
               <w:rPr>
-                <w:rFonts w:ascii="Arial" w:hAnsi="Arial"/>
+                <w:rFonts w:ascii="Times New Roman" w:hAnsi="Times New Roman"/>
                 <w:b w:val="0"/>
                 <w:sz w:val="20"/>
               </w:rPr>
@@ -2412,7 +2412,7 @@
             </w:pPr>
             <w:r>
               <w:rPr>
-                <w:rFonts w:ascii="Arial" w:hAnsi="Arial"/>
+                <w:rFonts w:ascii="Times New Roman" w:hAnsi="Times New Roman"/>
                 <w:b w:val="0"/>
                 <w:sz w:val="20"/>
               </w:rPr>
@@ -2439,7 +2439,7 @@
             </w:pPr>
             <w:r>
               <w:rPr>
-                <w:rFonts w:ascii="Arial" w:hAnsi="Arial"/>
+                <w:rFonts w:ascii="Times New Roman" w:hAnsi="Times New Roman"/>
                 <w:b w:val="0"/>
                 <w:sz w:val="20"/>
               </w:rPr>
@@ -2466,7 +2466,7 @@
             </w:pPr>
             <w:r>
               <w:rPr>
-                <w:rFonts w:ascii="Arial" w:hAnsi="Arial"/>
+                <w:rFonts w:ascii="Times New Roman" w:hAnsi="Times New Roman"/>
                 <w:b w:val="0"/>
                 <w:sz w:val="20"/>
               </w:rPr>
@@ -2493,7 +2493,7 @@
             </w:pPr>
             <w:r>
               <w:rPr>
-                <w:rFonts w:ascii="Arial" w:hAnsi="Arial"/>
+                <w:rFonts w:ascii="Times New Roman" w:hAnsi="Times New Roman"/>
                 <w:b w:val="0"/>
                 <w:sz w:val="20"/>
               </w:rPr>
@@ -2522,7 +2522,7 @@
             </w:pPr>
             <w:r>
               <w:rPr>
-                <w:rFonts w:ascii="Arial" w:hAnsi="Arial"/>
+                <w:rFonts w:ascii="Times New Roman" w:hAnsi="Times New Roman"/>
                 <w:b w:val="0"/>
                 <w:sz w:val="20"/>
               </w:rPr>
@@ -2549,7 +2549,7 @@
             </w:pPr>
             <w:r>
               <w:rPr>
-                <w:rFonts w:ascii="Arial" w:hAnsi="Arial"/>
+                <w:rFonts w:ascii="Times New Roman" w:hAnsi="Times New Roman"/>
                 <w:b w:val="0"/>
                 <w:sz w:val="20"/>
               </w:rPr>
@@ -2576,7 +2576,7 @@
             </w:pPr>
             <w:r>
               <w:rPr>
-                <w:rFonts w:ascii="Arial" w:hAnsi="Arial"/>
+                <w:rFonts w:ascii="Times New Roman" w:hAnsi="Times New Roman"/>
                 <w:b w:val="0"/>
                 <w:sz w:val="20"/>
               </w:rPr>
@@ -2603,7 +2603,7 @@
             </w:pPr>
             <w:r>
               <w:rPr>
-                <w:rFonts w:ascii="Arial" w:hAnsi="Arial"/>
+                <w:rFonts w:ascii="Times New Roman" w:hAnsi="Times New Roman"/>
                 <w:b w:val="0"/>
                 <w:sz w:val="20"/>
               </w:rPr>
@@ -2630,7 +2630,7 @@
             </w:pPr>
             <w:r>
               <w:rPr>
-                <w:rFonts w:ascii="Arial" w:hAnsi="Arial"/>
+                <w:rFonts w:ascii="Times New Roman" w:hAnsi="Times New Roman"/>
                 <w:b w:val="0"/>
                 <w:sz w:val="20"/>
               </w:rPr>
@@ -2657,7 +2657,7 @@
             </w:pPr>
             <w:r>
               <w:rPr>
-                <w:rFonts w:ascii="Arial" w:hAnsi="Arial"/>
+                <w:rFonts w:ascii="Times New Roman" w:hAnsi="Times New Roman"/>
                 <w:b w:val="0"/>
                 <w:sz w:val="20"/>
               </w:rPr>
@@ -2686,7 +2686,7 @@
             </w:pPr>
             <w:r>
               <w:rPr>
-                <w:rFonts w:ascii="Arial" w:hAnsi="Arial"/>
+                <w:rFonts w:ascii="Times New Roman" w:hAnsi="Times New Roman"/>
                 <w:b w:val="0"/>
                 <w:sz w:val="20"/>
               </w:rPr>
@@ -2713,7 +2713,7 @@
             </w:pPr>
             <w:r>
               <w:rPr>
-                <w:rFonts w:ascii="Arial" w:hAnsi="Arial"/>
+                <w:rFonts w:ascii="Times New Roman" w:hAnsi="Times New Roman"/>
                 <w:b w:val="0"/>
                 <w:sz w:val="20"/>
               </w:rPr>
@@ -2740,7 +2740,7 @@
             </w:pPr>
             <w:r>
               <w:rPr>
-                <w:rFonts w:ascii="Arial" w:hAnsi="Arial"/>
+                <w:rFonts w:ascii="Times New Roman" w:hAnsi="Times New Roman"/>
                 <w:b w:val="0"/>
                 <w:sz w:val="20"/>
               </w:rPr>
@@ -2767,7 +2767,7 @@
             </w:pPr>
             <w:r>
               <w:rPr>
-                <w:rFonts w:ascii="Arial" w:hAnsi="Arial"/>
+                <w:rFonts w:ascii="Times New Roman" w:hAnsi="Times New Roman"/>
                 <w:b w:val="0"/>
                 <w:sz w:val="20"/>
               </w:rPr>
@@ -2794,7 +2794,7 @@
             </w:pPr>
             <w:r>
               <w:rPr>
-                <w:rFonts w:ascii="Arial" w:hAnsi="Arial"/>
+                <w:rFonts w:ascii="Times New Roman" w:hAnsi="Times New Roman"/>
                 <w:b w:val="0"/>
                 <w:sz w:val="20"/>
               </w:rPr>
@@ -2821,7 +2821,7 @@
             </w:pPr>
             <w:r>
               <w:rPr>
-                <w:rFonts w:ascii="Arial" w:hAnsi="Arial"/>
+                <w:rFonts w:ascii="Times New Roman" w:hAnsi="Times New Roman"/>
                 <w:b w:val="0"/>
                 <w:sz w:val="20"/>
               </w:rPr>
@@ -2850,7 +2850,7 @@
             </w:pPr>
             <w:r>
               <w:rPr>
-                <w:rFonts w:ascii="Arial" w:hAnsi="Arial"/>
+                <w:rFonts w:ascii="Times New Roman" w:hAnsi="Times New Roman"/>
                 <w:b w:val="0"/>
                 <w:sz w:val="20"/>
               </w:rPr>
@@ -2877,7 +2877,7 @@
             </w:pPr>
             <w:r>
               <w:rPr>
-                <w:rFonts w:ascii="Arial" w:hAnsi="Arial"/>
+                <w:rFonts w:ascii="Times New Roman" w:hAnsi="Times New Roman"/>
                 <w:b w:val="0"/>
                 <w:sz w:val="20"/>
               </w:rPr>
@@ -2904,7 +2904,7 @@
             </w:pPr>
             <w:r>
               <w:rPr>
-                <w:rFonts w:ascii="Arial" w:hAnsi="Arial"/>
+                <w:rFonts w:ascii="Times New Roman" w:hAnsi="Times New Roman"/>
                 <w:b w:val="0"/>
                 <w:sz w:val="20"/>
               </w:rPr>
@@ -2931,7 +2931,7 @@
             </w:pPr>
             <w:r>
               <w:rPr>
-                <w:rFonts w:ascii="Arial" w:hAnsi="Arial"/>
+                <w:rFonts w:ascii="Times New Roman" w:hAnsi="Times New Roman"/>
                 <w:b w:val="0"/>
                 <w:sz w:val="20"/>
               </w:rPr>
@@ -2958,7 +2958,7 @@
             </w:pPr>
             <w:r>
               <w:rPr>
-                <w:rFonts w:ascii="Arial" w:hAnsi="Arial"/>
+                <w:rFonts w:ascii="Times New Roman" w:hAnsi="Times New Roman"/>
                 <w:b w:val="0"/>
                 <w:sz w:val="20"/>
               </w:rPr>
@@ -2985,7 +2985,7 @@
             </w:pPr>
             <w:r>
               <w:rPr>
-                <w:rFonts w:ascii="Arial" w:hAnsi="Arial"/>
+                <w:rFonts w:ascii="Times New Roman" w:hAnsi="Times New Roman"/>
                 <w:b w:val="0"/>
                 <w:sz w:val="20"/>
               </w:rPr>
@@ -3014,7 +3014,7 @@
             </w:pPr>
             <w:r>
               <w:rPr>
-                <w:rFonts w:ascii="Arial" w:hAnsi="Arial"/>
+                <w:rFonts w:ascii="Times New Roman" w:hAnsi="Times New Roman"/>
                 <w:b w:val="0"/>
                 <w:sz w:val="20"/>
               </w:rPr>
@@ -3041,7 +3041,7 @@
             </w:pPr>
             <w:r>
               <w:rPr>
-                <w:rFonts w:ascii="Arial" w:hAnsi="Arial"/>
+                <w:rFonts w:ascii="Times New Roman" w:hAnsi="Times New Roman"/>
                 <w:b w:val="0"/>
                 <w:sz w:val="20"/>
               </w:rPr>
@@ -3068,7 +3068,7 @@
             </w:pPr>
             <w:r>
               <w:rPr>
-                <w:rFonts w:ascii="Arial" w:hAnsi="Arial"/>
+                <w:rFonts w:ascii="Times New Roman" w:hAnsi="Times New Roman"/>
                 <w:b w:val="0"/>
                 <w:sz w:val="20"/>
               </w:rPr>
@@ -3095,7 +3095,7 @@
             </w:pPr>
             <w:r>
               <w:rPr>
-                <w:rFonts w:ascii="Arial" w:hAnsi="Arial"/>
+                <w:rFonts w:ascii="Times New Roman" w:hAnsi="Times New Roman"/>
                 <w:b w:val="0"/>
                 <w:sz w:val="20"/>
               </w:rPr>
@@ -3122,7 +3122,7 @@
             </w:pPr>
             <w:r>
               <w:rPr>
-                <w:rFonts w:ascii="Arial" w:hAnsi="Arial"/>
+                <w:rFonts w:ascii="Times New Roman" w:hAnsi="Times New Roman"/>
                 <w:b w:val="0"/>
                 <w:sz w:val="20"/>
               </w:rPr>
@@ -3149,7 +3149,7 @@
             </w:pPr>
             <w:r>
               <w:rPr>
-                <w:rFonts w:ascii="Arial" w:hAnsi="Arial"/>
+                <w:rFonts w:ascii="Times New Roman" w:hAnsi="Times New Roman"/>
                 <w:b w:val="0"/>
                 <w:sz w:val="20"/>
               </w:rPr>
@@ -3178,7 +3178,7 @@
             </w:pPr>
             <w:r>
               <w:rPr>
-                <w:rFonts w:ascii="Arial" w:hAnsi="Arial"/>
+                <w:rFonts w:ascii="Times New Roman" w:hAnsi="Times New Roman"/>
                 <w:b w:val="0"/>
                 <w:sz w:val="20"/>
               </w:rPr>
@@ -3205,7 +3205,7 @@
             </w:pPr>
             <w:r>
               <w:rPr>
-                <w:rFonts w:ascii="Arial" w:hAnsi="Arial"/>
+                <w:rFonts w:ascii="Times New Roman" w:hAnsi="Times New Roman"/>
                 <w:b w:val="0"/>
                 <w:sz w:val="20"/>
               </w:rPr>
@@ -3232,7 +3232,7 @@
             </w:pPr>
             <w:r>
               <w:rPr>
-                <w:rFonts w:ascii="Arial" w:hAnsi="Arial"/>
+                <w:rFonts w:ascii="Times New Roman" w:hAnsi="Times New Roman"/>
                 <w:b w:val="0"/>
                 <w:sz w:val="20"/>
               </w:rPr>
@@ -3259,7 +3259,7 @@
             </w:pPr>
             <w:r>
               <w:rPr>
-                <w:rFonts w:ascii="Arial" w:hAnsi="Arial"/>
+                <w:rFonts w:ascii="Times New Roman" w:hAnsi="Times New Roman"/>
                 <w:b w:val="0"/>
                 <w:sz w:val="20"/>
               </w:rPr>
@@ -3286,7 +3286,7 @@
             </w:pPr>
             <w:r>
               <w:rPr>
-                <w:rFonts w:ascii="Arial" w:hAnsi="Arial"/>
+                <w:rFonts w:ascii="Times New Roman" w:hAnsi="Times New Roman"/>
                 <w:b w:val="0"/>
                 <w:sz w:val="20"/>
               </w:rPr>
@@ -3313,7 +3313,7 @@
             </w:pPr>
             <w:r>
               <w:rPr>
-                <w:rFonts w:ascii="Arial" w:hAnsi="Arial"/>
+                <w:rFonts w:ascii="Times New Roman" w:hAnsi="Times New Roman"/>
                 <w:b w:val="0"/>
                 <w:sz w:val="20"/>
               </w:rPr>
@@ -3342,7 +3342,7 @@
             </w:pPr>
             <w:r>
               <w:rPr>
-                <w:rFonts w:ascii="Arial" w:hAnsi="Arial"/>
+                <w:rFonts w:ascii="Times New Roman" w:hAnsi="Times New Roman"/>
                 <w:b w:val="0"/>
                 <w:sz w:val="20"/>
               </w:rPr>
@@ -3369,7 +3369,7 @@
             </w:pPr>
             <w:r>
               <w:rPr>
-                <w:rFonts w:ascii="Arial" w:hAnsi="Arial"/>
+                <w:rFonts w:ascii="Times New Roman" w:hAnsi="Times New Roman"/>
                 <w:b w:val="0"/>
                 <w:sz w:val="20"/>
               </w:rPr>
@@ -3396,7 +3396,7 @@
             </w:pPr>
             <w:r>
               <w:rPr>
-                <w:rFonts w:ascii="Arial" w:hAnsi="Arial"/>
+                <w:rFonts w:ascii="Times New Roman" w:hAnsi="Times New Roman"/>
                 <w:b w:val="0"/>
                 <w:sz w:val="20"/>
               </w:rPr>
@@ -3423,7 +3423,7 @@
             </w:pPr>
             <w:r>
               <w:rPr>
-                <w:rFonts w:ascii="Arial" w:hAnsi="Arial"/>
+                <w:rFonts w:ascii="Times New Roman" w:hAnsi="Times New Roman"/>
                 <w:b w:val="0"/>
                 <w:sz w:val="20"/>
               </w:rPr>
@@ -3450,7 +3450,7 @@
             </w:pPr>
             <w:r>
               <w:rPr>
-                <w:rFonts w:ascii="Arial" w:hAnsi="Arial"/>
+                <w:rFonts w:ascii="Times New Roman" w:hAnsi="Times New Roman"/>
                 <w:b w:val="0"/>
                 <w:sz w:val="20"/>
               </w:rPr>
@@ -3477,7 +3477,7 @@
             </w:pPr>
             <w:r>
               <w:rPr>
-                <w:rFonts w:ascii="Arial" w:hAnsi="Arial"/>
+                <w:rFonts w:ascii="Times New Roman" w:hAnsi="Times New Roman"/>
                 <w:b w:val="0"/>
                 <w:sz w:val="20"/>
               </w:rPr>
@@ -3494,7 +3494,7 @@
       </w:pPr>
       <w:r>
         <w:rPr>
-          <w:rFonts w:ascii="Arial" w:hAnsi="Arial"/>
+          <w:rFonts w:ascii="Times New Roman" w:hAnsi="Times New Roman"/>
           <w:b w:val="0"/>
           <w:i/>
           <w:iCs/>
@@ -3511,7 +3511,7 @@
       </w:pPr>
       <w:r>
         <w:rPr>
-          <w:rFonts w:ascii="Arial" w:hAnsi="Arial"/>
+          <w:rFonts w:ascii="Times New Roman" w:hAnsi="Times New Roman"/>
           <w:b/>
           <w:bCs/>
           <w:sz w:val="22"/>
@@ -3558,7 +3558,7 @@
             </w:pPr>
             <w:r>
               <w:rPr>
-                <w:rFonts w:ascii="Arial" w:hAnsi="Arial"/>
+                <w:rFonts w:ascii="Times New Roman" w:hAnsi="Times New Roman"/>
                 <w:b/>
                 <w:bCs/>
                 <w:sz w:val="20"/>
@@ -3586,7 +3586,7 @@
             </w:pPr>
             <w:r>
               <w:rPr>
-                <w:rFonts w:ascii="Arial" w:hAnsi="Arial"/>
+                <w:rFonts w:ascii="Times New Roman" w:hAnsi="Times New Roman"/>
                 <w:b/>
                 <w:bCs/>
                 <w:sz w:val="20"/>
@@ -3614,7 +3614,7 @@
             </w:pPr>
             <w:r>
               <w:rPr>
-                <w:rFonts w:ascii="Arial" w:hAnsi="Arial"/>
+                <w:rFonts w:ascii="Times New Roman" w:hAnsi="Times New Roman"/>
                 <w:b/>
                 <w:bCs/>
                 <w:sz w:val="20"/>
@@ -3642,7 +3642,7 @@
             </w:pPr>
             <w:r>
               <w:rPr>
-                <w:rFonts w:ascii="Arial" w:hAnsi="Arial"/>
+                <w:rFonts w:ascii="Times New Roman" w:hAnsi="Times New Roman"/>
                 <w:b/>
                 <w:bCs/>
                 <w:sz w:val="20"/>
@@ -3670,7 +3670,7 @@
             </w:pPr>
             <w:r>
               <w:rPr>
-                <w:rFonts w:ascii="Arial" w:hAnsi="Arial"/>
+                <w:rFonts w:ascii="Times New Roman" w:hAnsi="Times New Roman"/>
                 <w:b/>
                 <w:bCs/>
                 <w:sz w:val="20"/>
@@ -3698,7 +3698,7 @@
             </w:pPr>
             <w:r>
               <w:rPr>
-                <w:rFonts w:ascii="Arial" w:hAnsi="Arial"/>
+                <w:rFonts w:ascii="Times New Roman" w:hAnsi="Times New Roman"/>
                 <w:b/>
                 <w:bCs/>
                 <w:sz w:val="20"/>
@@ -3726,7 +3726,7 @@
             </w:pPr>
             <w:r>
               <w:rPr>
-                <w:rFonts w:ascii="Arial" w:hAnsi="Arial"/>
+                <w:rFonts w:ascii="Times New Roman" w:hAnsi="Times New Roman"/>
                 <w:b/>
                 <w:bCs/>
                 <w:sz w:val="20"/>
@@ -3756,7 +3756,7 @@
             </w:pPr>
             <w:r>
               <w:rPr>
-                <w:rFonts w:ascii="Arial" w:hAnsi="Arial"/>
+                <w:rFonts w:ascii="Times New Roman" w:hAnsi="Times New Roman"/>
                 <w:b w:val="0"/>
                 <w:sz w:val="20"/>
               </w:rPr>
@@ -3783,7 +3783,7 @@
             </w:pPr>
             <w:r>
               <w:rPr>
-                <w:rFonts w:ascii="Arial" w:hAnsi="Arial"/>
+                <w:rFonts w:ascii="Times New Roman" w:hAnsi="Times New Roman"/>
                 <w:b w:val="0"/>
                 <w:sz w:val="20"/>
               </w:rPr>
@@ -3810,7 +3810,7 @@
             </w:pPr>
             <w:r>
               <w:rPr>
-                <w:rFonts w:ascii="Arial" w:hAnsi="Arial"/>
+                <w:rFonts w:ascii="Times New Roman" w:hAnsi="Times New Roman"/>
                 <w:b w:val="0"/>
                 <w:sz w:val="20"/>
               </w:rPr>
@@ -3837,7 +3837,7 @@
             </w:pPr>
             <w:r>
               <w:rPr>
-                <w:rFonts w:ascii="Arial" w:hAnsi="Arial"/>
+                <w:rFonts w:ascii="Times New Roman" w:hAnsi="Times New Roman"/>
                 <w:b w:val="0"/>
                 <w:bCs/>
                 <w:sz w:val="20"/>
@@ -3865,7 +3865,7 @@
             </w:pPr>
             <w:r>
               <w:rPr>
-                <w:rFonts w:ascii="Arial" w:hAnsi="Arial"/>
+                <w:rFonts w:ascii="Times New Roman" w:hAnsi="Times New Roman"/>
                 <w:b w:val="0"/>
                 <w:sz w:val="20"/>
               </w:rPr>
@@ -3892,7 +3892,7 @@
             </w:pPr>
             <w:r>
               <w:rPr>
-                <w:rFonts w:ascii="Arial" w:hAnsi="Arial"/>
+                <w:rFonts w:ascii="Times New Roman" w:hAnsi="Times New Roman"/>
                 <w:b w:val="0"/>
                 <w:sz w:val="20"/>
               </w:rPr>
@@ -3919,7 +3919,7 @@
             </w:pPr>
             <w:r>
               <w:rPr>
-                <w:rFonts w:ascii="Arial" w:hAnsi="Arial"/>
+                <w:rFonts w:ascii="Times New Roman" w:hAnsi="Times New Roman"/>
                 <w:b w:val="0"/>
                 <w:sz w:val="20"/>
               </w:rPr>
@@ -3948,7 +3948,7 @@
             </w:pPr>
             <w:r>
               <w:rPr>
-                <w:rFonts w:ascii="Arial" w:hAnsi="Arial"/>
+                <w:rFonts w:ascii="Times New Roman" w:hAnsi="Times New Roman"/>
                 <w:b w:val="0"/>
                 <w:sz w:val="20"/>
               </w:rPr>
@@ -3975,7 +3975,7 @@
             </w:pPr>
             <w:r>
               <w:rPr>
-                <w:rFonts w:ascii="Arial" w:hAnsi="Arial"/>
+                <w:rFonts w:ascii="Times New Roman" w:hAnsi="Times New Roman"/>
                 <w:b w:val="0"/>
                 <w:sz w:val="20"/>
               </w:rPr>
@@ -4002,7 +4002,7 @@
             </w:pPr>
             <w:r>
               <w:rPr>
-                <w:rFonts w:ascii="Arial" w:hAnsi="Arial"/>
+                <w:rFonts w:ascii="Times New Roman" w:hAnsi="Times New Roman"/>
                 <w:b w:val="0"/>
                 <w:sz w:val="20"/>
               </w:rPr>
@@ -4029,7 +4029,7 @@
             </w:pPr>
             <w:r>
               <w:rPr>
-                <w:rFonts w:ascii="Arial" w:hAnsi="Arial"/>
+                <w:rFonts w:ascii="Times New Roman" w:hAnsi="Times New Roman"/>
                 <w:b w:val="0"/>
                 <w:bCs/>
                 <w:sz w:val="20"/>
@@ -4057,7 +4057,7 @@
             </w:pPr>
             <w:r>
               <w:rPr>
-                <w:rFonts w:ascii="Arial" w:hAnsi="Arial"/>
+                <w:rFonts w:ascii="Times New Roman" w:hAnsi="Times New Roman"/>
                 <w:b w:val="0"/>
                 <w:sz w:val="20"/>
               </w:rPr>
@@ -4084,7 +4084,7 @@
             </w:pPr>
             <w:r>
               <w:rPr>
-                <w:rFonts w:ascii="Arial" w:hAnsi="Arial"/>
+                <w:rFonts w:ascii="Times New Roman" w:hAnsi="Times New Roman"/>
                 <w:b w:val="0"/>
                 <w:sz w:val="20"/>
               </w:rPr>
@@ -4111,7 +4111,7 @@
             </w:pPr>
             <w:r>
               <w:rPr>
-                <w:rFonts w:ascii="Arial" w:hAnsi="Arial"/>
+                <w:rFonts w:ascii="Times New Roman" w:hAnsi="Times New Roman"/>
                 <w:b w:val="0"/>
                 <w:sz w:val="20"/>
               </w:rPr>
@@ -4140,7 +4140,7 @@
             </w:pPr>
             <w:r>
               <w:rPr>
-                <w:rFonts w:ascii="Arial" w:hAnsi="Arial"/>
+                <w:rFonts w:ascii="Times New Roman" w:hAnsi="Times New Roman"/>
                 <w:b w:val="0"/>
                 <w:sz w:val="20"/>
               </w:rPr>
@@ -4167,7 +4167,7 @@
             </w:pPr>
             <w:r>
               <w:rPr>
-                <w:rFonts w:ascii="Arial" w:hAnsi="Arial"/>
+                <w:rFonts w:ascii="Times New Roman" w:hAnsi="Times New Roman"/>
                 <w:b w:val="0"/>
                 <w:sz w:val="20"/>
               </w:rPr>
@@ -4194,7 +4194,7 @@
             </w:pPr>
             <w:r>
               <w:rPr>
-                <w:rFonts w:ascii="Arial" w:hAnsi="Arial"/>
+                <w:rFonts w:ascii="Times New Roman" w:hAnsi="Times New Roman"/>
                 <w:b w:val="0"/>
                 <w:sz w:val="20"/>
               </w:rPr>
@@ -4221,7 +4221,7 @@
             </w:pPr>
             <w:r>
               <w:rPr>
-                <w:rFonts w:ascii="Arial" w:hAnsi="Arial"/>
+                <w:rFonts w:ascii="Times New Roman" w:hAnsi="Times New Roman"/>
                 <w:b w:val="0"/>
                 <w:bCs/>
                 <w:sz w:val="20"/>
@@ -4249,7 +4249,7 @@
             </w:pPr>
             <w:r>
               <w:rPr>
-                <w:rFonts w:ascii="Arial" w:hAnsi="Arial"/>
+                <w:rFonts w:ascii="Times New Roman" w:hAnsi="Times New Roman"/>
                 <w:b w:val="0"/>
                 <w:sz w:val="20"/>
               </w:rPr>
@@ -4276,7 +4276,7 @@
             </w:pPr>
             <w:r>
               <w:rPr>
-                <w:rFonts w:ascii="Arial" w:hAnsi="Arial"/>
+                <w:rFonts w:ascii="Times New Roman" w:hAnsi="Times New Roman"/>
                 <w:b w:val="0"/>
                 <w:sz w:val="20"/>
               </w:rPr>
@@ -4303,7 +4303,7 @@
             </w:pPr>
             <w:r>
               <w:rPr>
-                <w:rFonts w:ascii="Arial" w:hAnsi="Arial"/>
+                <w:rFonts w:ascii="Times New Roman" w:hAnsi="Times New Roman"/>
                 <w:b w:val="0"/>
                 <w:sz w:val="20"/>
               </w:rPr>
@@ -4332,7 +4332,7 @@
             </w:pPr>
             <w:r>
               <w:rPr>
-                <w:rFonts w:ascii="Arial" w:hAnsi="Arial"/>
+                <w:rFonts w:ascii="Times New Roman" w:hAnsi="Times New Roman"/>
                 <w:b w:val="0"/>
                 <w:sz w:val="20"/>
               </w:rPr>
@@ -4359,7 +4359,7 @@
             </w:pPr>
             <w:r>
               <w:rPr>
-                <w:rFonts w:ascii="Arial" w:hAnsi="Arial"/>
+                <w:rFonts w:ascii="Times New Roman" w:hAnsi="Times New Roman"/>
                 <w:b w:val="0"/>
                 <w:sz w:val="20"/>
               </w:rPr>
@@ -4386,7 +4386,7 @@
             </w:pPr>
             <w:r>
               <w:rPr>
-                <w:rFonts w:ascii="Arial" w:hAnsi="Arial"/>
+                <w:rFonts w:ascii="Times New Roman" w:hAnsi="Times New Roman"/>
                 <w:b w:val="0"/>
                 <w:sz w:val="20"/>
               </w:rPr>
@@ -4413,7 +4413,7 @@
             </w:pPr>
             <w:r>
               <w:rPr>
-                <w:rFonts w:ascii="Arial" w:hAnsi="Arial"/>
+                <w:rFonts w:ascii="Times New Roman" w:hAnsi="Times New Roman"/>
                 <w:b w:val="0"/>
                 <w:bCs/>
                 <w:sz w:val="20"/>
@@ -4441,7 +4441,7 @@
             </w:pPr>
             <w:r>
               <w:rPr>
-                <w:rFonts w:ascii="Arial" w:hAnsi="Arial"/>
+                <w:rFonts w:ascii="Times New Roman" w:hAnsi="Times New Roman"/>
                 <w:b w:val="0"/>
                 <w:sz w:val="20"/>
               </w:rPr>
@@ -4468,7 +4468,7 @@
             </w:pPr>
             <w:r>
               <w:rPr>
-                <w:rFonts w:ascii="Arial" w:hAnsi="Arial"/>
+                <w:rFonts w:ascii="Times New Roman" w:hAnsi="Times New Roman"/>
                 <w:b w:val="0"/>
                 <w:sz w:val="20"/>
               </w:rPr>
@@ -4495,7 +4495,7 @@
             </w:pPr>
             <w:r>
               <w:rPr>
-                <w:rFonts w:ascii="Arial" w:hAnsi="Arial"/>
+                <w:rFonts w:ascii="Times New Roman" w:hAnsi="Times New Roman"/>
                 <w:b w:val="0"/>
                 <w:sz w:val="20"/>
               </w:rPr>
@@ -4524,7 +4524,7 @@
             </w:pPr>
             <w:r>
               <w:rPr>
-                <w:rFonts w:ascii="Arial" w:hAnsi="Arial"/>
+                <w:rFonts w:ascii="Times New Roman" w:hAnsi="Times New Roman"/>
                 <w:b w:val="0"/>
                 <w:sz w:val="20"/>
               </w:rPr>
@@ -4551,7 +4551,7 @@
             </w:pPr>
             <w:r>
               <w:rPr>
-                <w:rFonts w:ascii="Arial" w:hAnsi="Arial"/>
+                <w:rFonts w:ascii="Times New Roman" w:hAnsi="Times New Roman"/>
                 <w:b w:val="0"/>
                 <w:sz w:val="20"/>
               </w:rPr>
@@ -4578,7 +4578,7 @@
             </w:pPr>
             <w:r>
               <w:rPr>
-                <w:rFonts w:ascii="Arial" w:hAnsi="Arial"/>
+                <w:rFonts w:ascii="Times New Roman" w:hAnsi="Times New Roman"/>
                 <w:b w:val="0"/>
                 <w:sz w:val="20"/>
               </w:rPr>
@@ -4605,7 +4605,7 @@
             </w:pPr>
             <w:r>
               <w:rPr>
-                <w:rFonts w:ascii="Arial" w:hAnsi="Arial"/>
+                <w:rFonts w:ascii="Times New Roman" w:hAnsi="Times New Roman"/>
                 <w:b w:val="0"/>
                 <w:bCs/>
                 <w:sz w:val="20"/>
@@ -4633,7 +4633,7 @@
             </w:pPr>
             <w:r>
               <w:rPr>
-                <w:rFonts w:ascii="Arial" w:hAnsi="Arial"/>
+                <w:rFonts w:ascii="Times New Roman" w:hAnsi="Times New Roman"/>
                 <w:b w:val="0"/>
                 <w:sz w:val="20"/>
               </w:rPr>
@@ -4660,7 +4660,7 @@
             </w:pPr>
             <w:r>
               <w:rPr>
-                <w:rFonts w:ascii="Arial" w:hAnsi="Arial"/>
+                <w:rFonts w:ascii="Times New Roman" w:hAnsi="Times New Roman"/>
                 <w:b w:val="0"/>
                 <w:sz w:val="20"/>
               </w:rPr>
@@ -4687,7 +4687,7 @@
             </w:pPr>
             <w:r>
               <w:rPr>
-                <w:rFonts w:ascii="Arial" w:hAnsi="Arial"/>
+                <w:rFonts w:ascii="Times New Roman" w:hAnsi="Times New Roman"/>
                 <w:b w:val="0"/>
                 <w:sz w:val="20"/>
               </w:rPr>
@@ -4716,7 +4716,7 @@
             </w:pPr>
             <w:r>
               <w:rPr>
-                <w:rFonts w:ascii="Arial" w:hAnsi="Arial"/>
+                <w:rFonts w:ascii="Times New Roman" w:hAnsi="Times New Roman"/>
                 <w:b w:val="0"/>
                 <w:sz w:val="20"/>
               </w:rPr>
@@ -4743,7 +4743,7 @@
             </w:pPr>
             <w:r>
               <w:rPr>
-                <w:rFonts w:ascii="Arial" w:hAnsi="Arial"/>
+                <w:rFonts w:ascii="Times New Roman" w:hAnsi="Times New Roman"/>
                 <w:b w:val="0"/>
                 <w:sz w:val="20"/>
               </w:rPr>
@@ -4770,7 +4770,7 @@
             </w:pPr>
             <w:r>
               <w:rPr>
-                <w:rFonts w:ascii="Arial" w:hAnsi="Arial"/>
+                <w:rFonts w:ascii="Times New Roman" w:hAnsi="Times New Roman"/>
                 <w:b w:val="0"/>
                 <w:sz w:val="20"/>
               </w:rPr>
@@ -4797,7 +4797,7 @@
             </w:pPr>
             <w:r>
               <w:rPr>
-                <w:rFonts w:ascii="Arial" w:hAnsi="Arial"/>
+                <w:rFonts w:ascii="Times New Roman" w:hAnsi="Times New Roman"/>
                 <w:b w:val="0"/>
                 <w:sz w:val="20"/>
               </w:rPr>
@@ -4824,7 +4824,7 @@
             </w:pPr>
             <w:r>
               <w:rPr>
-                <w:rFonts w:ascii="Arial" w:hAnsi="Arial"/>
+                <w:rFonts w:ascii="Times New Roman" w:hAnsi="Times New Roman"/>
                 <w:b w:val="0"/>
                 <w:sz w:val="20"/>
               </w:rPr>
@@ -4851,7 +4851,7 @@
             </w:pPr>
             <w:r>
               <w:rPr>
-                <w:rFonts w:ascii="Arial" w:hAnsi="Arial"/>
+                <w:rFonts w:ascii="Times New Roman" w:hAnsi="Times New Roman"/>
                 <w:b w:val="0"/>
                 <w:sz w:val="20"/>
               </w:rPr>
@@ -4878,7 +4878,7 @@
             </w:pPr>
             <w:r>
               <w:rPr>
-                <w:rFonts w:ascii="Arial" w:hAnsi="Arial"/>
+                <w:rFonts w:ascii="Times New Roman" w:hAnsi="Times New Roman"/>
                 <w:b w:val="0"/>
                 <w:sz w:val="20"/>
               </w:rPr>
@@ -4907,7 +4907,7 @@
             </w:pPr>
             <w:r>
               <w:rPr>
-                <w:rFonts w:ascii="Arial" w:hAnsi="Arial"/>
+                <w:rFonts w:ascii="Times New Roman" w:hAnsi="Times New Roman"/>
                 <w:b w:val="0"/>
                 <w:sz w:val="20"/>
               </w:rPr>
@@ -4934,7 +4934,7 @@
             </w:pPr>
             <w:r>
               <w:rPr>
-                <w:rFonts w:ascii="Arial" w:hAnsi="Arial"/>
+                <w:rFonts w:ascii="Times New Roman" w:hAnsi="Times New Roman"/>
                 <w:b w:val="0"/>
                 <w:sz w:val="20"/>
               </w:rPr>
@@ -4961,7 +4961,7 @@
             </w:pPr>
             <w:r>
               <w:rPr>
-                <w:rFonts w:ascii="Arial" w:hAnsi="Arial"/>
+                <w:rFonts w:ascii="Times New Roman" w:hAnsi="Times New Roman"/>
                 <w:b w:val="0"/>
                 <w:sz w:val="20"/>
               </w:rPr>
@@ -4988,7 +4988,7 @@
             </w:pPr>
             <w:r>
               <w:rPr>
-                <w:rFonts w:ascii="Arial" w:hAnsi="Arial"/>
+                <w:rFonts w:ascii="Times New Roman" w:hAnsi="Times New Roman"/>
                 <w:b w:val="0"/>
                 <w:sz w:val="20"/>
               </w:rPr>
@@ -5015,7 +5015,7 @@
             </w:pPr>
             <w:r>
               <w:rPr>
-                <w:rFonts w:ascii="Arial" w:hAnsi="Arial"/>
+                <w:rFonts w:ascii="Times New Roman" w:hAnsi="Times New Roman"/>
                 <w:b w:val="0"/>
                 <w:sz w:val="20"/>
               </w:rPr>
@@ -5042,7 +5042,7 @@
             </w:pPr>
             <w:r>
               <w:rPr>
-                <w:rFonts w:ascii="Arial" w:hAnsi="Arial"/>
+                <w:rFonts w:ascii="Times New Roman" w:hAnsi="Times New Roman"/>
                 <w:b w:val="0"/>
                 <w:sz w:val="20"/>
               </w:rPr>
@@ -5069,7 +5069,7 @@
             </w:pPr>
             <w:r>
               <w:rPr>
-                <w:rFonts w:ascii="Arial" w:hAnsi="Arial"/>
+                <w:rFonts w:ascii="Times New Roman" w:hAnsi="Times New Roman"/>
                 <w:b w:val="0"/>
                 <w:sz w:val="20"/>
               </w:rPr>
@@ -5098,7 +5098,7 @@
             </w:pPr>
             <w:r>
               <w:rPr>
-                <w:rFonts w:ascii="Arial" w:hAnsi="Arial"/>
+                <w:rFonts w:ascii="Times New Roman" w:hAnsi="Times New Roman"/>
                 <w:b w:val="0"/>
                 <w:sz w:val="20"/>
               </w:rPr>
@@ -5125,7 +5125,7 @@
             </w:pPr>
             <w:r>
               <w:rPr>
-                <w:rFonts w:ascii="Arial" w:hAnsi="Arial"/>
+                <w:rFonts w:ascii="Times New Roman" w:hAnsi="Times New Roman"/>
                 <w:b w:val="0"/>
                 <w:sz w:val="20"/>
               </w:rPr>
@@ -5152,7 +5152,7 @@
             </w:pPr>
             <w:r>
               <w:rPr>
-                <w:rFonts w:ascii="Arial" w:hAnsi="Arial"/>
+                <w:rFonts w:ascii="Times New Roman" w:hAnsi="Times New Roman"/>
                 <w:b w:val="0"/>
                 <w:sz w:val="20"/>
               </w:rPr>
@@ -5179,7 +5179,7 @@
             </w:pPr>
             <w:r>
               <w:rPr>
-                <w:rFonts w:ascii="Arial" w:hAnsi="Arial"/>
+                <w:rFonts w:ascii="Times New Roman" w:hAnsi="Times New Roman"/>
                 <w:b w:val="0"/>
                 <w:sz w:val="20"/>
               </w:rPr>
@@ -5206,7 +5206,7 @@
             </w:pPr>
             <w:r>
               <w:rPr>
-                <w:rFonts w:ascii="Arial" w:hAnsi="Arial"/>
+                <w:rFonts w:ascii="Times New Roman" w:hAnsi="Times New Roman"/>
                 <w:b w:val="0"/>
                 <w:sz w:val="20"/>
               </w:rPr>
@@ -5233,7 +5233,7 @@
             </w:pPr>
             <w:r>
               <w:rPr>
-                <w:rFonts w:ascii="Arial" w:hAnsi="Arial"/>
+                <w:rFonts w:ascii="Times New Roman" w:hAnsi="Times New Roman"/>
                 <w:b w:val="0"/>
                 <w:sz w:val="20"/>
               </w:rPr>
@@ -5260,7 +5260,7 @@
             </w:pPr>
             <w:r>
               <w:rPr>
-                <w:rFonts w:ascii="Arial" w:hAnsi="Arial"/>
+                <w:rFonts w:ascii="Times New Roman" w:hAnsi="Times New Roman"/>
                 <w:b w:val="0"/>
                 <w:sz w:val="20"/>
               </w:rPr>
@@ -5289,7 +5289,7 @@
             </w:pPr>
             <w:r>
               <w:rPr>
-                <w:rFonts w:ascii="Arial" w:hAnsi="Arial"/>
+                <w:rFonts w:ascii="Times New Roman" w:hAnsi="Times New Roman"/>
                 <w:b w:val="0"/>
                 <w:sz w:val="20"/>
               </w:rPr>
@@ -5316,7 +5316,7 @@
             </w:pPr>
             <w:r>
               <w:rPr>
-                <w:rFonts w:ascii="Arial" w:hAnsi="Arial"/>
+                <w:rFonts w:ascii="Times New Roman" w:hAnsi="Times New Roman"/>
                 <w:b w:val="0"/>
                 <w:sz w:val="20"/>
               </w:rPr>
@@ -5343,7 +5343,7 @@
             </w:pPr>
             <w:r>
               <w:rPr>
-                <w:rFonts w:ascii="Arial" w:hAnsi="Arial"/>
+                <w:rFonts w:ascii="Times New Roman" w:hAnsi="Times New Roman"/>
                 <w:b w:val="0"/>
                 <w:sz w:val="20"/>
               </w:rPr>
@@ -5370,7 +5370,7 @@
             </w:pPr>
             <w:r>
               <w:rPr>
-                <w:rFonts w:ascii="Arial" w:hAnsi="Arial"/>
+                <w:rFonts w:ascii="Times New Roman" w:hAnsi="Times New Roman"/>
                 <w:b w:val="0"/>
                 <w:sz w:val="20"/>
               </w:rPr>
@@ -5397,7 +5397,7 @@
             </w:pPr>
             <w:r>
               <w:rPr>
-                <w:rFonts w:ascii="Arial" w:hAnsi="Arial"/>
+                <w:rFonts w:ascii="Times New Roman" w:hAnsi="Times New Roman"/>
                 <w:b w:val="0"/>
                 <w:sz w:val="20"/>
               </w:rPr>
@@ -5443,7 +5443,7 @@
             </w:pPr>
             <w:r>
               <w:rPr>
-                <w:rFonts w:ascii="Arial" w:hAnsi="Arial"/>
+                <w:rFonts w:ascii="Times New Roman" w:hAnsi="Times New Roman"/>
                 <w:b w:val="0"/>
                 <w:sz w:val="20"/>
               </w:rPr>
@@ -5472,7 +5472,7 @@
             </w:pPr>
             <w:r>
               <w:rPr>
-                <w:rFonts w:ascii="Arial" w:hAnsi="Arial"/>
+                <w:rFonts w:ascii="Times New Roman" w:hAnsi="Times New Roman"/>
                 <w:b w:val="0"/>
                 <w:sz w:val="20"/>
               </w:rPr>
@@ -5499,7 +5499,7 @@
             </w:pPr>
             <w:r>
               <w:rPr>
-                <w:rFonts w:ascii="Arial" w:hAnsi="Arial"/>
+                <w:rFonts w:ascii="Times New Roman" w:hAnsi="Times New Roman"/>
                 <w:b w:val="0"/>
                 <w:sz w:val="20"/>
               </w:rPr>
@@ -5526,7 +5526,7 @@
             </w:pPr>
             <w:r>
               <w:rPr>
-                <w:rFonts w:ascii="Arial" w:hAnsi="Arial"/>
+                <w:rFonts w:ascii="Times New Roman" w:hAnsi="Times New Roman"/>
                 <w:b w:val="0"/>
                 <w:sz w:val="20"/>
               </w:rPr>
@@ -5553,7 +5553,7 @@
             </w:pPr>
             <w:r>
               <w:rPr>
-                <w:rFonts w:ascii="Arial" w:hAnsi="Arial"/>
+                <w:rFonts w:ascii="Times New Roman" w:hAnsi="Times New Roman"/>
                 <w:b w:val="0"/>
                 <w:sz w:val="20"/>
               </w:rPr>
@@ -5580,7 +5580,7 @@
             </w:pPr>
             <w:r>
               <w:rPr>
-                <w:rFonts w:ascii="Arial" w:hAnsi="Arial"/>
+                <w:rFonts w:ascii="Times New Roman" w:hAnsi="Times New Roman"/>
                 <w:b w:val="0"/>
                 <w:sz w:val="20"/>
               </w:rPr>
@@ -5626,7 +5626,7 @@
             </w:pPr>
             <w:r>
               <w:rPr>
-                <w:rFonts w:ascii="Arial" w:hAnsi="Arial"/>
+                <w:rFonts w:ascii="Times New Roman" w:hAnsi="Times New Roman"/>
                 <w:b w:val="0"/>
                 <w:sz w:val="20"/>
               </w:rPr>
@@ -5655,7 +5655,7 @@
             </w:pPr>
             <w:r>
               <w:rPr>
-                <w:rFonts w:ascii="Arial" w:hAnsi="Arial"/>
+                <w:rFonts w:ascii="Times New Roman" w:hAnsi="Times New Roman"/>
                 <w:b w:val="0"/>
                 <w:sz w:val="20"/>
               </w:rPr>
@@ -5682,7 +5682,7 @@
             </w:pPr>
             <w:r>
               <w:rPr>
-                <w:rFonts w:ascii="Arial" w:hAnsi="Arial"/>
+                <w:rFonts w:ascii="Times New Roman" w:hAnsi="Times New Roman"/>
                 <w:b w:val="0"/>
                 <w:sz w:val="20"/>
               </w:rPr>
@@ -5709,7 +5709,7 @@
             </w:pPr>
             <w:r>
               <w:rPr>
-                <w:rFonts w:ascii="Arial" w:hAnsi="Arial"/>
+                <w:rFonts w:ascii="Times New Roman" w:hAnsi="Times New Roman"/>
                 <w:b w:val="0"/>
                 <w:sz w:val="20"/>
               </w:rPr>
@@ -5736,7 +5736,7 @@
             </w:pPr>
             <w:r>
               <w:rPr>
-                <w:rFonts w:ascii="Arial" w:hAnsi="Arial"/>
+                <w:rFonts w:ascii="Times New Roman" w:hAnsi="Times New Roman"/>
                 <w:b w:val="0"/>
                 <w:sz w:val="20"/>
               </w:rPr>
@@ -5763,7 +5763,7 @@
             </w:pPr>
             <w:r>
               <w:rPr>
-                <w:rFonts w:ascii="Arial" w:hAnsi="Arial"/>
+                <w:rFonts w:ascii="Times New Roman" w:hAnsi="Times New Roman"/>
                 <w:b w:val="0"/>
                 <w:sz w:val="20"/>
               </w:rPr>
@@ -5809,7 +5809,7 @@
             </w:pPr>
             <w:r>
               <w:rPr>
-                <w:rFonts w:ascii="Arial" w:hAnsi="Arial"/>
+                <w:rFonts w:ascii="Times New Roman" w:hAnsi="Times New Roman"/>
                 <w:b w:val="0"/>
                 <w:sz w:val="20"/>
               </w:rPr>
@@ -5827,7 +5827,7 @@
       </w:pPr>
       <w:r>
         <w:rPr>
-          <w:rFonts w:ascii="Arial" w:hAnsi="Arial"/>
+          <w:rFonts w:ascii="Times New Roman" w:hAnsi="Times New Roman"/>
           <w:b/>
           <w:bCs/>
           <w:sz w:val="22"/>
@@ -5878,7 +5878,7 @@
             </w:pPr>
             <w:r>
               <w:rPr>
-                <w:rFonts w:ascii="Arial" w:hAnsi="Arial"/>
+                <w:rFonts w:ascii="Times New Roman" w:hAnsi="Times New Roman"/>
                 <w:b/>
                 <w:bCs/>
                 <w:sz w:val="20"/>
@@ -5906,7 +5906,7 @@
             </w:pPr>
             <w:r>
               <w:rPr>
-                <w:rFonts w:ascii="Arial" w:hAnsi="Arial"/>
+                <w:rFonts w:ascii="Times New Roman" w:hAnsi="Times New Roman"/>
                 <w:b/>
                 <w:bCs/>
                 <w:sz w:val="20"/>
@@ -5934,7 +5934,7 @@
             </w:pPr>
             <w:r>
               <w:rPr>
-                <w:rFonts w:ascii="Arial" w:hAnsi="Arial"/>
+                <w:rFonts w:ascii="Times New Roman" w:hAnsi="Times New Roman"/>
                 <w:b/>
                 <w:bCs/>
                 <w:sz w:val="20"/>
@@ -5962,7 +5962,7 @@
             </w:pPr>
             <w:r>
               <w:rPr>
-                <w:rFonts w:ascii="Arial" w:hAnsi="Arial"/>
+                <w:rFonts w:ascii="Times New Roman" w:hAnsi="Times New Roman"/>
                 <w:b/>
                 <w:bCs/>
                 <w:sz w:val="20"/>
@@ -5990,7 +5990,7 @@
             </w:pPr>
             <w:r>
               <w:rPr>
-                <w:rFonts w:ascii="Arial" w:hAnsi="Arial"/>
+                <w:rFonts w:ascii="Times New Roman" w:hAnsi="Times New Roman"/>
                 <w:b/>
                 <w:bCs/>
                 <w:sz w:val="20"/>
@@ -6018,7 +6018,7 @@
             </w:pPr>
             <w:r>
               <w:rPr>
-                <w:rFonts w:ascii="Arial" w:hAnsi="Arial"/>
+                <w:rFonts w:ascii="Times New Roman" w:hAnsi="Times New Roman"/>
                 <w:b/>
                 <w:bCs/>
                 <w:sz w:val="20"/>
@@ -6046,7 +6046,7 @@
             </w:pPr>
             <w:r>
               <w:rPr>
-                <w:rFonts w:ascii="Arial" w:hAnsi="Arial"/>
+                <w:rFonts w:ascii="Times New Roman" w:hAnsi="Times New Roman"/>
                 <w:b/>
                 <w:bCs/>
                 <w:sz w:val="20"/>
@@ -6074,7 +6074,7 @@
             </w:pPr>
             <w:r>
               <w:rPr>
-                <w:rFonts w:ascii="Arial" w:hAnsi="Arial"/>
+                <w:rFonts w:ascii="Times New Roman" w:hAnsi="Times New Roman"/>
                 <w:b/>
                 <w:bCs/>
                 <w:sz w:val="20"/>
@@ -6102,7 +6102,7 @@
             </w:pPr>
             <w:r>
               <w:rPr>
-                <w:rFonts w:ascii="Arial" w:hAnsi="Arial"/>
+                <w:rFonts w:ascii="Times New Roman" w:hAnsi="Times New Roman"/>
                 <w:b/>
                 <w:bCs/>
                 <w:sz w:val="20"/>
@@ -6130,7 +6130,7 @@
             </w:pPr>
             <w:r>
               <w:rPr>
-                <w:rFonts w:ascii="Arial" w:hAnsi="Arial"/>
+                <w:rFonts w:ascii="Times New Roman" w:hAnsi="Times New Roman"/>
                 <w:b/>
                 <w:bCs/>
                 <w:sz w:val="20"/>
@@ -6158,7 +6158,7 @@
             </w:pPr>
             <w:r>
               <w:rPr>
-                <w:rFonts w:ascii="Arial" w:hAnsi="Arial"/>
+                <w:rFonts w:ascii="Times New Roman" w:hAnsi="Times New Roman"/>
                 <w:b/>
                 <w:bCs/>
                 <w:sz w:val="20"/>
@@ -6188,7 +6188,7 @@
             </w:pPr>
             <w:r>
               <w:rPr>
-                <w:rFonts w:ascii="Arial" w:hAnsi="Arial"/>
+                <w:rFonts w:ascii="Times New Roman" w:hAnsi="Times New Roman"/>
                 <w:b w:val="0"/>
                 <w:sz w:val="20"/>
               </w:rPr>
@@ -6215,7 +6215,7 @@
             </w:pPr>
             <w:r>
               <w:rPr>
-                <w:rFonts w:ascii="Arial" w:hAnsi="Arial"/>
+                <w:rFonts w:ascii="Times New Roman" w:hAnsi="Times New Roman"/>
                 <w:b w:val="0"/>
                 <w:sz w:val="20"/>
               </w:rPr>
@@ -6242,7 +6242,7 @@
             </w:pPr>
             <w:r>
               <w:rPr>
-                <w:rFonts w:ascii="Arial" w:hAnsi="Arial"/>
+                <w:rFonts w:ascii="Times New Roman" w:hAnsi="Times New Roman"/>
                 <w:b w:val="0"/>
                 <w:sz w:val="20"/>
               </w:rPr>
@@ -6269,7 +6269,7 @@
             </w:pPr>
             <w:r>
               <w:rPr>
-                <w:rFonts w:ascii="Arial" w:hAnsi="Arial"/>
+                <w:rFonts w:ascii="Times New Roman" w:hAnsi="Times New Roman"/>
                 <w:b w:val="0"/>
                 <w:sz w:val="20"/>
               </w:rPr>
@@ -6295,7 +6295,7 @@
             </w:pPr>
             <w:r>
               <w:rPr>
-                <w:rFonts w:ascii="Arial" w:hAnsi="Arial"/>
+                <w:rFonts w:ascii="Times New Roman" w:hAnsi="Times New Roman"/>
                 <w:b w:val="0"/>
                 <w:sz w:val="20"/>
               </w:rPr>
@@ -6321,7 +6321,7 @@
             </w:pPr>
             <w:r>
               <w:rPr>
-                <w:rFonts w:ascii="Arial" w:hAnsi="Arial"/>
+                <w:rFonts w:ascii="Times New Roman" w:hAnsi="Times New Roman"/>
                 <w:b w:val="0"/>
                 <w:sz w:val="20"/>
               </w:rPr>
@@ -6348,7 +6348,7 @@
             </w:pPr>
             <w:r>
               <w:rPr>
-                <w:rFonts w:ascii="Arial" w:hAnsi="Arial"/>
+                <w:rFonts w:ascii="Times New Roman" w:hAnsi="Times New Roman"/>
                 <w:b w:val="0"/>
                 <w:sz w:val="20"/>
               </w:rPr>
@@ -6375,7 +6375,7 @@
             </w:pPr>
             <w:r>
               <w:rPr>
-                <w:rFonts w:ascii="Arial" w:hAnsi="Arial"/>
+                <w:rFonts w:ascii="Times New Roman" w:hAnsi="Times New Roman"/>
                 <w:b w:val="0"/>
                 <w:sz w:val="20"/>
               </w:rPr>
@@ -6402,7 +6402,7 @@
             </w:pPr>
             <w:r>
               <w:rPr>
-                <w:rFonts w:ascii="Arial" w:hAnsi="Arial"/>
+                <w:rFonts w:ascii="Times New Roman" w:hAnsi="Times New Roman"/>
                 <w:b w:val="0"/>
                 <w:sz w:val="20"/>
               </w:rPr>
@@ -6429,7 +6429,7 @@
             </w:pPr>
             <w:r>
               <w:rPr>
-                <w:rFonts w:ascii="Arial" w:hAnsi="Arial"/>
+                <w:rFonts w:ascii="Times New Roman" w:hAnsi="Times New Roman"/>
                 <w:b w:val="0"/>
                 <w:sz w:val="20"/>
               </w:rPr>
@@ -6456,7 +6456,7 @@
             </w:pPr>
             <w:r>
               <w:rPr>
-                <w:rFonts w:ascii="Arial" w:hAnsi="Arial"/>
+                <w:rFonts w:ascii="Times New Roman" w:hAnsi="Times New Roman"/>
                 <w:b w:val="0"/>
                 <w:sz w:val="20"/>
               </w:rPr>
@@ -6485,7 +6485,7 @@
             </w:pPr>
             <w:r>
               <w:rPr>
-                <w:rFonts w:ascii="Arial" w:hAnsi="Arial"/>
+                <w:rFonts w:ascii="Times New Roman" w:hAnsi="Times New Roman"/>
                 <w:b w:val="0"/>
                 <w:sz w:val="20"/>
               </w:rPr>
@@ -6512,7 +6512,7 @@
             </w:pPr>
             <w:r>
               <w:rPr>
-                <w:rFonts w:ascii="Arial" w:hAnsi="Arial"/>
+                <w:rFonts w:ascii="Times New Roman" w:hAnsi="Times New Roman"/>
                 <w:b w:val="0"/>
                 <w:sz w:val="20"/>
               </w:rPr>
@@ -6539,7 +6539,7 @@
             </w:pPr>
             <w:r>
               <w:rPr>
-                <w:rFonts w:ascii="Arial" w:hAnsi="Arial"/>
+                <w:rFonts w:ascii="Times New Roman" w:hAnsi="Times New Roman"/>
                 <w:b w:val="0"/>
                 <w:sz w:val="20"/>
               </w:rPr>
@@ -6566,7 +6566,7 @@
             </w:pPr>
             <w:r>
               <w:rPr>
-                <w:rFonts w:ascii="Arial" w:hAnsi="Arial"/>
+                <w:rFonts w:ascii="Times New Roman" w:hAnsi="Times New Roman"/>
                 <w:b w:val="0"/>
                 <w:sz w:val="20"/>
               </w:rPr>
@@ -6592,7 +6592,7 @@
             </w:pPr>
             <w:r>
               <w:rPr>
-                <w:rFonts w:ascii="Arial" w:hAnsi="Arial"/>
+                <w:rFonts w:ascii="Times New Roman" w:hAnsi="Times New Roman"/>
                 <w:b w:val="0"/>
                 <w:sz w:val="20"/>
               </w:rPr>
@@ -6618,7 +6618,7 @@
             </w:pPr>
             <w:r>
               <w:rPr>
-                <w:rFonts w:ascii="Arial" w:hAnsi="Arial"/>
+                <w:rFonts w:ascii="Times New Roman" w:hAnsi="Times New Roman"/>
                 <w:b w:val="0"/>
                 <w:sz w:val="20"/>
               </w:rPr>
@@ -6645,7 +6645,7 @@
             </w:pPr>
             <w:r>
               <w:rPr>
-                <w:rFonts w:ascii="Arial" w:hAnsi="Arial"/>
+                <w:rFonts w:ascii="Times New Roman" w:hAnsi="Times New Roman"/>
                 <w:b w:val="0"/>
                 <w:sz w:val="20"/>
               </w:rPr>
@@ -6672,7 +6672,7 @@
             </w:pPr>
             <w:r>
               <w:rPr>
-                <w:rFonts w:ascii="Arial" w:hAnsi="Arial"/>
+                <w:rFonts w:ascii="Times New Roman" w:hAnsi="Times New Roman"/>
                 <w:b w:val="0"/>
                 <w:sz w:val="20"/>
               </w:rPr>
@@ -6699,7 +6699,7 @@
             </w:pPr>
             <w:r>
               <w:rPr>
-                <w:rFonts w:ascii="Arial" w:hAnsi="Arial"/>
+                <w:rFonts w:ascii="Times New Roman" w:hAnsi="Times New Roman"/>
                 <w:b w:val="0"/>
                 <w:sz w:val="20"/>
               </w:rPr>
@@ -6726,7 +6726,7 @@
             </w:pPr>
             <w:r>
               <w:rPr>
-                <w:rFonts w:ascii="Arial" w:hAnsi="Arial"/>
+                <w:rFonts w:ascii="Times New Roman" w:hAnsi="Times New Roman"/>
                 <w:b w:val="0"/>
                 <w:sz w:val="20"/>
               </w:rPr>
@@ -6753,7 +6753,7 @@
             </w:pPr>
             <w:r>
               <w:rPr>
-                <w:rFonts w:ascii="Arial" w:hAnsi="Arial"/>
+                <w:rFonts w:ascii="Times New Roman" w:hAnsi="Times New Roman"/>
                 <w:b w:val="0"/>
                 <w:sz w:val="20"/>
               </w:rPr>
@@ -6782,7 +6782,7 @@
             </w:pPr>
             <w:r>
               <w:rPr>
-                <w:rFonts w:ascii="Arial" w:hAnsi="Arial"/>
+                <w:rFonts w:ascii="Times New Roman" w:hAnsi="Times New Roman"/>
                 <w:b w:val="0"/>
                 <w:sz w:val="20"/>
               </w:rPr>
@@ -6809,7 +6809,7 @@
             </w:pPr>
             <w:r>
               <w:rPr>
-                <w:rFonts w:ascii="Arial" w:hAnsi="Arial"/>
+                <w:rFonts w:ascii="Times New Roman" w:hAnsi="Times New Roman"/>
                 <w:b w:val="0"/>
                 <w:sz w:val="20"/>
               </w:rPr>
@@ -6836,7 +6836,7 @@
             </w:pPr>
             <w:r>
               <w:rPr>
-                <w:rFonts w:ascii="Arial" w:hAnsi="Arial"/>
+                <w:rFonts w:ascii="Times New Roman" w:hAnsi="Times New Roman"/>
                 <w:b w:val="0"/>
                 <w:sz w:val="20"/>
               </w:rPr>
@@ -6863,7 +6863,7 @@
             </w:pPr>
             <w:r>
               <w:rPr>
-                <w:rFonts w:ascii="Arial" w:hAnsi="Arial"/>
+                <w:rFonts w:ascii="Times New Roman" w:hAnsi="Times New Roman"/>
                 <w:b w:val="0"/>
                 <w:sz w:val="20"/>
               </w:rPr>
@@ -6889,7 +6889,7 @@
             </w:pPr>
             <w:r>
               <w:rPr>
-                <w:rFonts w:ascii="Arial" w:hAnsi="Arial"/>
+                <w:rFonts w:ascii="Times New Roman" w:hAnsi="Times New Roman"/>
                 <w:b w:val="0"/>
                 <w:sz w:val="20"/>
               </w:rPr>
@@ -6915,7 +6915,7 @@
             </w:pPr>
             <w:r>
               <w:rPr>
-                <w:rFonts w:ascii="Arial" w:hAnsi="Arial"/>
+                <w:rFonts w:ascii="Times New Roman" w:hAnsi="Times New Roman"/>
                 <w:b w:val="0"/>
                 <w:sz w:val="20"/>
               </w:rPr>
@@ -6942,7 +6942,7 @@
             </w:pPr>
             <w:r>
               <w:rPr>
-                <w:rFonts w:ascii="Arial" w:hAnsi="Arial"/>
+                <w:rFonts w:ascii="Times New Roman" w:hAnsi="Times New Roman"/>
                 <w:b w:val="0"/>
                 <w:sz w:val="20"/>
               </w:rPr>
@@ -6969,7 +6969,7 @@
             </w:pPr>
             <w:r>
               <w:rPr>
-                <w:rFonts w:ascii="Arial" w:hAnsi="Arial"/>
+                <w:rFonts w:ascii="Times New Roman" w:hAnsi="Times New Roman"/>
                 <w:b w:val="0"/>
                 <w:sz w:val="20"/>
               </w:rPr>
@@ -6996,7 +6996,7 @@
             </w:pPr>
             <w:r>
               <w:rPr>
-                <w:rFonts w:ascii="Arial" w:hAnsi="Arial"/>
+                <w:rFonts w:ascii="Times New Roman" w:hAnsi="Times New Roman"/>
                 <w:b w:val="0"/>
                 <w:sz w:val="20"/>
               </w:rPr>
@@ -7023,7 +7023,7 @@
             </w:pPr>
             <w:r>
               <w:rPr>
-                <w:rFonts w:ascii="Arial" w:hAnsi="Arial"/>
+                <w:rFonts w:ascii="Times New Roman" w:hAnsi="Times New Roman"/>
                 <w:b w:val="0"/>
                 <w:sz w:val="20"/>
               </w:rPr>
@@ -7050,7 +7050,7 @@
             </w:pPr>
             <w:r>
               <w:rPr>
-                <w:rFonts w:ascii="Arial" w:hAnsi="Arial"/>
+                <w:rFonts w:ascii="Times New Roman" w:hAnsi="Times New Roman"/>
                 <w:b w:val="0"/>
                 <w:sz w:val="20"/>
               </w:rPr>
@@ -7067,7 +7067,7 @@
       </w:pPr>
       <w:r>
         <w:rPr>
-          <w:rFonts w:ascii="Arial" w:hAnsi="Arial"/>
+          <w:rFonts w:ascii="Times New Roman" w:hAnsi="Times New Roman"/>
           <w:b w:val="0"/>
           <w:i/>
           <w:iCs/>
@@ -7084,7 +7084,7 @@
       </w:pPr>
       <w:r>
         <w:rPr>
-          <w:rFonts w:ascii="Arial" w:hAnsi="Arial"/>
+          <w:rFonts w:ascii="Times New Roman" w:hAnsi="Times New Roman"/>
           <w:b/>
           <w:bCs/>
           <w:sz w:val="22"/>
@@ -7130,7 +7130,7 @@
             </w:pPr>
             <w:r>
               <w:rPr>
-                <w:rFonts w:ascii="Arial" w:hAnsi="Arial"/>
+                <w:rFonts w:ascii="Times New Roman" w:hAnsi="Times New Roman"/>
                 <w:b/>
                 <w:bCs/>
                 <w:sz w:val="20"/>
@@ -7158,7 +7158,7 @@
             </w:pPr>
             <w:r>
               <w:rPr>
-                <w:rFonts w:ascii="Arial" w:hAnsi="Arial"/>
+                <w:rFonts w:ascii="Times New Roman" w:hAnsi="Times New Roman"/>
                 <w:b/>
                 <w:bCs/>
                 <w:sz w:val="20"/>
@@ -7186,7 +7186,7 @@
             </w:pPr>
             <w:r>
               <w:rPr>
-                <w:rFonts w:ascii="Arial" w:hAnsi="Arial"/>
+                <w:rFonts w:ascii="Times New Roman" w:hAnsi="Times New Roman"/>
                 <w:b/>
                 <w:bCs/>
                 <w:sz w:val="20"/>
@@ -7214,7 +7214,7 @@
             </w:pPr>
             <w:r>
               <w:rPr>
-                <w:rFonts w:ascii="Arial" w:hAnsi="Arial"/>
+                <w:rFonts w:ascii="Times New Roman" w:hAnsi="Times New Roman"/>
                 <w:b/>
                 <w:bCs/>
                 <w:sz w:val="20"/>
@@ -7242,7 +7242,7 @@
             </w:pPr>
             <w:r>
               <w:rPr>
-                <w:rFonts w:ascii="Arial" w:hAnsi="Arial"/>
+                <w:rFonts w:ascii="Times New Roman" w:hAnsi="Times New Roman"/>
                 <w:b/>
                 <w:bCs/>
                 <w:sz w:val="20"/>
@@ -7270,7 +7270,7 @@
             </w:pPr>
             <w:r>
               <w:rPr>
-                <w:rFonts w:ascii="Arial" w:hAnsi="Arial"/>
+                <w:rFonts w:ascii="Times New Roman" w:hAnsi="Times New Roman"/>
                 <w:b/>
                 <w:bCs/>
                 <w:sz w:val="20"/>
@@ -7300,7 +7300,7 @@
             </w:pPr>
             <w:r>
               <w:rPr>
-                <w:rFonts w:ascii="Arial" w:hAnsi="Arial"/>
+                <w:rFonts w:ascii="Times New Roman" w:hAnsi="Times New Roman"/>
                 <w:b w:val="0"/>
                 <w:sz w:val="20"/>
               </w:rPr>
@@ -7327,7 +7327,7 @@
             </w:pPr>
             <w:r>
               <w:rPr>
-                <w:rFonts w:ascii="Arial" w:hAnsi="Arial"/>
+                <w:rFonts w:ascii="Times New Roman" w:hAnsi="Times New Roman"/>
                 <w:b w:val="0"/>
                 <w:sz w:val="20"/>
               </w:rPr>
@@ -7354,7 +7354,7 @@
             </w:pPr>
             <w:r>
               <w:rPr>
-                <w:rFonts w:ascii="Arial" w:hAnsi="Arial"/>
+                <w:rFonts w:ascii="Times New Roman" w:hAnsi="Times New Roman"/>
                 <w:b w:val="0"/>
                 <w:sz w:val="20"/>
               </w:rPr>
@@ -7381,7 +7381,7 @@
             </w:pPr>
             <w:r>
               <w:rPr>
-                <w:rFonts w:ascii="Arial" w:hAnsi="Arial"/>
+                <w:rFonts w:ascii="Times New Roman" w:hAnsi="Times New Roman"/>
                 <w:b w:val="0"/>
                 <w:sz w:val="20"/>
               </w:rPr>
@@ -7408,7 +7408,7 @@
             </w:pPr>
             <w:r>
               <w:rPr>
-                <w:rFonts w:ascii="Arial" w:hAnsi="Arial"/>
+                <w:rFonts w:ascii="Times New Roman" w:hAnsi="Times New Roman"/>
                 <w:b w:val="0"/>
                 <w:sz w:val="20"/>
               </w:rPr>
@@ -7435,7 +7435,7 @@
             </w:pPr>
             <w:r>
               <w:rPr>
-                <w:rFonts w:ascii="Arial" w:hAnsi="Arial"/>
+                <w:rFonts w:ascii="Times New Roman" w:hAnsi="Times New Roman"/>
                 <w:b w:val="0"/>
                 <w:sz w:val="20"/>
               </w:rPr>
@@ -7464,7 +7464,7 @@
             </w:pPr>
             <w:r>
               <w:rPr>
-                <w:rFonts w:ascii="Arial" w:hAnsi="Arial"/>
+                <w:rFonts w:ascii="Times New Roman" w:hAnsi="Times New Roman"/>
                 <w:b w:val="0"/>
                 <w:sz w:val="20"/>
               </w:rPr>
@@ -7491,7 +7491,7 @@
             </w:pPr>
             <w:r>
               <w:rPr>
-                <w:rFonts w:ascii="Arial" w:hAnsi="Arial"/>
+                <w:rFonts w:ascii="Times New Roman" w:hAnsi="Times New Roman"/>
                 <w:b w:val="0"/>
                 <w:sz w:val="20"/>
               </w:rPr>
@@ -7518,7 +7518,7 @@
             </w:pPr>
             <w:r>
               <w:rPr>
-                <w:rFonts w:ascii="Arial" w:hAnsi="Arial"/>
+                <w:rFonts w:ascii="Times New Roman" w:hAnsi="Times New Roman"/>
                 <w:b w:val="0"/>
                 <w:sz w:val="20"/>
               </w:rPr>
@@ -7545,7 +7545,7 @@
             </w:pPr>
             <w:r>
               <w:rPr>
-                <w:rFonts w:ascii="Arial" w:hAnsi="Arial"/>
+                <w:rFonts w:ascii="Times New Roman" w:hAnsi="Times New Roman"/>
                 <w:b w:val="0"/>
                 <w:sz w:val="20"/>
               </w:rPr>
@@ -7572,7 +7572,7 @@
             </w:pPr>
             <w:r>
               <w:rPr>
-                <w:rFonts w:ascii="Arial" w:hAnsi="Arial"/>
+                <w:rFonts w:ascii="Times New Roman" w:hAnsi="Times New Roman"/>
                 <w:b w:val="0"/>
                 <w:sz w:val="20"/>
               </w:rPr>
@@ -7599,7 +7599,7 @@
             </w:pPr>
             <w:r>
               <w:rPr>
-                <w:rFonts w:ascii="Arial" w:hAnsi="Arial"/>
+                <w:rFonts w:ascii="Times New Roman" w:hAnsi="Times New Roman"/>
                 <w:b w:val="0"/>
                 <w:sz w:val="20"/>
               </w:rPr>
@@ -7628,7 +7628,7 @@
             </w:pPr>
             <w:r>
               <w:rPr>
-                <w:rFonts w:ascii="Arial" w:hAnsi="Arial"/>
+                <w:rFonts w:ascii="Times New Roman" w:hAnsi="Times New Roman"/>
                 <w:b w:val="0"/>
                 <w:sz w:val="20"/>
               </w:rPr>
@@ -7655,7 +7655,7 @@
             </w:pPr>
             <w:r>
               <w:rPr>
-                <w:rFonts w:ascii="Arial" w:hAnsi="Arial"/>
+                <w:rFonts w:ascii="Times New Roman" w:hAnsi="Times New Roman"/>
                 <w:b w:val="0"/>
                 <w:sz w:val="20"/>
               </w:rPr>
@@ -7682,7 +7682,7 @@
             </w:pPr>
             <w:r>
               <w:rPr>
-                <w:rFonts w:ascii="Arial" w:hAnsi="Arial"/>
+                <w:rFonts w:ascii="Times New Roman" w:hAnsi="Times New Roman"/>
                 <w:b w:val="0"/>
                 <w:sz w:val="20"/>
               </w:rPr>
@@ -7709,7 +7709,7 @@
             </w:pPr>
             <w:r>
               <w:rPr>
-                <w:rFonts w:ascii="Arial" w:hAnsi="Arial"/>
+                <w:rFonts w:ascii="Times New Roman" w:hAnsi="Times New Roman"/>
                 <w:b w:val="0"/>
                 <w:sz w:val="20"/>
               </w:rPr>
@@ -7736,7 +7736,7 @@
             </w:pPr>
             <w:r>
               <w:rPr>
-                <w:rFonts w:ascii="Arial" w:hAnsi="Arial"/>
+                <w:rFonts w:ascii="Times New Roman" w:hAnsi="Times New Roman"/>
                 <w:b w:val="0"/>
                 <w:sz w:val="20"/>
               </w:rPr>
@@ -7763,7 +7763,7 @@
             </w:pPr>
             <w:r>
               <w:rPr>
-                <w:rFonts w:ascii="Arial" w:hAnsi="Arial"/>
+                <w:rFonts w:ascii="Times New Roman" w:hAnsi="Times New Roman"/>
                 <w:b w:val="0"/>
                 <w:sz w:val="20"/>
               </w:rPr>
@@ -7792,7 +7792,7 @@
             </w:pPr>
             <w:r>
               <w:rPr>
-                <w:rFonts w:ascii="Arial" w:hAnsi="Arial"/>
+                <w:rFonts w:ascii="Times New Roman" w:hAnsi="Times New Roman"/>
                 <w:b w:val="0"/>
                 <w:sz w:val="20"/>
               </w:rPr>
@@ -7819,7 +7819,7 @@
             </w:pPr>
             <w:r>
               <w:rPr>
-                <w:rFonts w:ascii="Arial" w:hAnsi="Arial"/>
+                <w:rFonts w:ascii="Times New Roman" w:hAnsi="Times New Roman"/>
                 <w:b w:val="0"/>
                 <w:sz w:val="20"/>
               </w:rPr>
@@ -7846,7 +7846,7 @@
             </w:pPr>
             <w:r>
               <w:rPr>
-                <w:rFonts w:ascii="Arial" w:hAnsi="Arial"/>
+                <w:rFonts w:ascii="Times New Roman" w:hAnsi="Times New Roman"/>
                 <w:b w:val="0"/>
                 <w:sz w:val="20"/>
               </w:rPr>
@@ -7873,7 +7873,7 @@
             </w:pPr>
             <w:r>
               <w:rPr>
-                <w:rFonts w:ascii="Arial" w:hAnsi="Arial"/>
+                <w:rFonts w:ascii="Times New Roman" w:hAnsi="Times New Roman"/>
                 <w:b w:val="0"/>
                 <w:sz w:val="20"/>
               </w:rPr>
@@ -7900,7 +7900,7 @@
             </w:pPr>
             <w:r>
               <w:rPr>
-                <w:rFonts w:ascii="Arial" w:hAnsi="Arial"/>
+                <w:rFonts w:ascii="Times New Roman" w:hAnsi="Times New Roman"/>
                 <w:b w:val="0"/>
                 <w:sz w:val="20"/>
               </w:rPr>
@@ -7927,7 +7927,7 @@
             </w:pPr>
             <w:r>
               <w:rPr>
-                <w:rFonts w:ascii="Arial" w:hAnsi="Arial"/>
+                <w:rFonts w:ascii="Times New Roman" w:hAnsi="Times New Roman"/>
                 <w:b w:val="0"/>
                 <w:sz w:val="20"/>
               </w:rPr>
@@ -7956,7 +7956,7 @@
             </w:pPr>
             <w:r>
               <w:rPr>
-                <w:rFonts w:ascii="Arial" w:hAnsi="Arial"/>
+                <w:rFonts w:ascii="Times New Roman" w:hAnsi="Times New Roman"/>
                 <w:b w:val="0"/>
                 <w:sz w:val="20"/>
               </w:rPr>
@@ -7983,7 +7983,7 @@
             </w:pPr>
             <w:r>
               <w:rPr>
-                <w:rFonts w:ascii="Arial" w:hAnsi="Arial"/>
+                <w:rFonts w:ascii="Times New Roman" w:hAnsi="Times New Roman"/>
                 <w:b w:val="0"/>
                 <w:sz w:val="20"/>
               </w:rPr>
@@ -8010,7 +8010,7 @@
             </w:pPr>
             <w:r>
               <w:rPr>
-                <w:rFonts w:ascii="Arial" w:hAnsi="Arial"/>
+                <w:rFonts w:ascii="Times New Roman" w:hAnsi="Times New Roman"/>
                 <w:b w:val="0"/>
                 <w:sz w:val="20"/>
               </w:rPr>
@@ -8037,7 +8037,7 @@
             </w:pPr>
             <w:r>
               <w:rPr>
-                <w:rFonts w:ascii="Arial" w:hAnsi="Arial"/>
+                <w:rFonts w:ascii="Times New Roman" w:hAnsi="Times New Roman"/>
                 <w:b w:val="0"/>
                 <w:sz w:val="20"/>
               </w:rPr>
@@ -8064,7 +8064,7 @@
             </w:pPr>
             <w:r>
               <w:rPr>
-                <w:rFonts w:ascii="Arial" w:hAnsi="Arial"/>
+                <w:rFonts w:ascii="Times New Roman" w:hAnsi="Times New Roman"/>
                 <w:b w:val="0"/>
                 <w:sz w:val="20"/>
               </w:rPr>
@@ -8091,7 +8091,7 @@
             </w:pPr>
             <w:r>
               <w:rPr>
-                <w:rFonts w:ascii="Arial" w:hAnsi="Arial"/>
+                <w:rFonts w:ascii="Times New Roman" w:hAnsi="Times New Roman"/>
                 <w:b w:val="0"/>
                 <w:sz w:val="20"/>
               </w:rPr>
@@ -8120,7 +8120,7 @@
             </w:pPr>
             <w:r>
               <w:rPr>
-                <w:rFonts w:ascii="Arial" w:hAnsi="Arial"/>
+                <w:rFonts w:ascii="Times New Roman" w:hAnsi="Times New Roman"/>
                 <w:b w:val="0"/>
                 <w:sz w:val="20"/>
               </w:rPr>
@@ -8147,7 +8147,7 @@
             </w:pPr>
             <w:r>
               <w:rPr>
-                <w:rFonts w:ascii="Arial" w:hAnsi="Arial"/>
+                <w:rFonts w:ascii="Times New Roman" w:hAnsi="Times New Roman"/>
                 <w:b w:val="0"/>
                 <w:sz w:val="20"/>
               </w:rPr>
@@ -8174,7 +8174,7 @@
             </w:pPr>
             <w:r>
               <w:rPr>
-                <w:rFonts w:ascii="Arial" w:hAnsi="Arial"/>
+                <w:rFonts w:ascii="Times New Roman" w:hAnsi="Times New Roman"/>
                 <w:b w:val="0"/>
                 <w:sz w:val="20"/>
               </w:rPr>
@@ -8201,7 +8201,7 @@
             </w:pPr>
             <w:r>
               <w:rPr>
-                <w:rFonts w:ascii="Arial" w:hAnsi="Arial"/>
+                <w:rFonts w:ascii="Times New Roman" w:hAnsi="Times New Roman"/>
                 <w:b w:val="0"/>
                 <w:sz w:val="20"/>
               </w:rPr>
@@ -8228,7 +8228,7 @@
             </w:pPr>
             <w:r>
               <w:rPr>
-                <w:rFonts w:ascii="Arial" w:hAnsi="Arial"/>
+                <w:rFonts w:ascii="Times New Roman" w:hAnsi="Times New Roman"/>
                 <w:b w:val="0"/>
                 <w:sz w:val="20"/>
               </w:rPr>
@@ -8255,7 +8255,7 @@
             </w:pPr>
             <w:r>
               <w:rPr>
-                <w:rFonts w:ascii="Arial" w:hAnsi="Arial"/>
+                <w:rFonts w:ascii="Times New Roman" w:hAnsi="Times New Roman"/>
                 <w:b w:val="0"/>
                 <w:sz w:val="20"/>
               </w:rPr>
@@ -8284,7 +8284,7 @@
             </w:pPr>
             <w:r>
               <w:rPr>
-                <w:rFonts w:ascii="Arial" w:hAnsi="Arial"/>
+                <w:rFonts w:ascii="Times New Roman" w:hAnsi="Times New Roman"/>
                 <w:b w:val="0"/>
                 <w:sz w:val="20"/>
               </w:rPr>
@@ -8311,7 +8311,7 @@
             </w:pPr>
             <w:r>
               <w:rPr>
-                <w:rFonts w:ascii="Arial" w:hAnsi="Arial"/>
+                <w:rFonts w:ascii="Times New Roman" w:hAnsi="Times New Roman"/>
                 <w:b w:val="0"/>
                 <w:sz w:val="20"/>
               </w:rPr>
@@ -8338,7 +8338,7 @@
             </w:pPr>
             <w:r>
               <w:rPr>
-                <w:rFonts w:ascii="Arial" w:hAnsi="Arial"/>
+                <w:rFonts w:ascii="Times New Roman" w:hAnsi="Times New Roman"/>
                 <w:b w:val="0"/>
                 <w:sz w:val="20"/>
               </w:rPr>
@@ -8365,7 +8365,7 @@
             </w:pPr>
             <w:r>
               <w:rPr>
-                <w:rFonts w:ascii="Arial" w:hAnsi="Arial"/>
+                <w:rFonts w:ascii="Times New Roman" w:hAnsi="Times New Roman"/>
                 <w:b w:val="0"/>
                 <w:sz w:val="20"/>
               </w:rPr>
@@ -8392,7 +8392,7 @@
             </w:pPr>
             <w:r>
               <w:rPr>
-                <w:rFonts w:ascii="Arial" w:hAnsi="Arial"/>
+                <w:rFonts w:ascii="Times New Roman" w:hAnsi="Times New Roman"/>
                 <w:b w:val="0"/>
                 <w:sz w:val="20"/>
               </w:rPr>
@@ -8419,7 +8419,7 @@
             </w:pPr>
             <w:r>
               <w:rPr>
-                <w:rFonts w:ascii="Arial" w:hAnsi="Arial"/>
+                <w:rFonts w:ascii="Times New Roman" w:hAnsi="Times New Roman"/>
                 <w:b w:val="0"/>
                 <w:sz w:val="20"/>
               </w:rPr>
@@ -8448,7 +8448,7 @@
             </w:pPr>
             <w:r>
               <w:rPr>
-                <w:rFonts w:ascii="Arial" w:hAnsi="Arial"/>
+                <w:rFonts w:ascii="Times New Roman" w:hAnsi="Times New Roman"/>
                 <w:b w:val="0"/>
                 <w:sz w:val="20"/>
               </w:rPr>
@@ -8475,7 +8475,7 @@
             </w:pPr>
             <w:r>
               <w:rPr>
-                <w:rFonts w:ascii="Arial" w:hAnsi="Arial"/>
+                <w:rFonts w:ascii="Times New Roman" w:hAnsi="Times New Roman"/>
                 <w:b w:val="0"/>
                 <w:sz w:val="20"/>
               </w:rPr>
@@ -8502,7 +8502,7 @@
             </w:pPr>
             <w:r>
               <w:rPr>
-                <w:rFonts w:ascii="Arial" w:hAnsi="Arial"/>
+                <w:rFonts w:ascii="Times New Roman" w:hAnsi="Times New Roman"/>
                 <w:b w:val="0"/>
                 <w:sz w:val="20"/>
               </w:rPr>
@@ -8529,7 +8529,7 @@
             </w:pPr>
             <w:r>
               <w:rPr>
-                <w:rFonts w:ascii="Arial" w:hAnsi="Arial"/>
+                <w:rFonts w:ascii="Times New Roman" w:hAnsi="Times New Roman"/>
                 <w:b w:val="0"/>
                 <w:sz w:val="20"/>
               </w:rPr>
@@ -8556,7 +8556,7 @@
             </w:pPr>
             <w:r>
               <w:rPr>
-                <w:rFonts w:ascii="Arial" w:hAnsi="Arial"/>
+                <w:rFonts w:ascii="Times New Roman" w:hAnsi="Times New Roman"/>
                 <w:b w:val="0"/>
                 <w:sz w:val="20"/>
               </w:rPr>
@@ -8583,7 +8583,7 @@
             </w:pPr>
             <w:r>
               <w:rPr>
-                <w:rFonts w:ascii="Arial" w:hAnsi="Arial"/>
+                <w:rFonts w:ascii="Times New Roman" w:hAnsi="Times New Roman"/>
                 <w:b w:val="0"/>
                 <w:sz w:val="20"/>
               </w:rPr>
@@ -8612,7 +8612,7 @@
             </w:pPr>
             <w:r>
               <w:rPr>
-                <w:rFonts w:ascii="Arial" w:hAnsi="Arial"/>
+                <w:rFonts w:ascii="Times New Roman" w:hAnsi="Times New Roman"/>
                 <w:b w:val="0"/>
                 <w:sz w:val="20"/>
               </w:rPr>
@@ -8639,7 +8639,7 @@
             </w:pPr>
             <w:r>
               <w:rPr>
-                <w:rFonts w:ascii="Arial" w:hAnsi="Arial"/>
+                <w:rFonts w:ascii="Times New Roman" w:hAnsi="Times New Roman"/>
                 <w:b w:val="0"/>
                 <w:sz w:val="20"/>
               </w:rPr>
@@ -8666,7 +8666,7 @@
             </w:pPr>
             <w:r>
               <w:rPr>
-                <w:rFonts w:ascii="Arial" w:hAnsi="Arial"/>
+                <w:rFonts w:ascii="Times New Roman" w:hAnsi="Times New Roman"/>
                 <w:b w:val="0"/>
                 <w:sz w:val="20"/>
               </w:rPr>
@@ -8693,7 +8693,7 @@
             </w:pPr>
             <w:r>
               <w:rPr>
-                <w:rFonts w:ascii="Arial" w:hAnsi="Arial"/>
+                <w:rFonts w:ascii="Times New Roman" w:hAnsi="Times New Roman"/>
                 <w:b w:val="0"/>
                 <w:sz w:val="20"/>
               </w:rPr>
@@ -8720,7 +8720,7 @@
             </w:pPr>
             <w:r>
               <w:rPr>
-                <w:rFonts w:ascii="Arial" w:hAnsi="Arial"/>
+                <w:rFonts w:ascii="Times New Roman" w:hAnsi="Times New Roman"/>
                 <w:b w:val="0"/>
                 <w:sz w:val="20"/>
               </w:rPr>
@@ -8747,7 +8747,7 @@
             </w:pPr>
             <w:r>
               <w:rPr>
-                <w:rFonts w:ascii="Arial" w:hAnsi="Arial"/>
+                <w:rFonts w:ascii="Times New Roman" w:hAnsi="Times New Roman"/>
                 <w:b w:val="0"/>
                 <w:sz w:val="20"/>
               </w:rPr>
@@ -8776,7 +8776,7 @@
             </w:pPr>
             <w:r>
               <w:rPr>
-                <w:rFonts w:ascii="Arial" w:hAnsi="Arial"/>
+                <w:rFonts w:ascii="Times New Roman" w:hAnsi="Times New Roman"/>
                 <w:b w:val="0"/>
                 <w:sz w:val="20"/>
               </w:rPr>
@@ -8803,7 +8803,7 @@
             </w:pPr>
             <w:r>
               <w:rPr>
-                <w:rFonts w:ascii="Arial" w:hAnsi="Arial"/>
+                <w:rFonts w:ascii="Times New Roman" w:hAnsi="Times New Roman"/>
                 <w:b w:val="0"/>
                 <w:sz w:val="20"/>
               </w:rPr>
@@ -8830,7 +8830,7 @@
             </w:pPr>
             <w:r>
               <w:rPr>
-                <w:rFonts w:ascii="Arial" w:hAnsi="Arial"/>
+                <w:rFonts w:ascii="Times New Roman" w:hAnsi="Times New Roman"/>
                 <w:b w:val="0"/>
                 <w:sz w:val="20"/>
               </w:rPr>
@@ -8857,7 +8857,7 @@
             </w:pPr>
             <w:r>
               <w:rPr>
-                <w:rFonts w:ascii="Arial" w:hAnsi="Arial"/>
+                <w:rFonts w:ascii="Times New Roman" w:hAnsi="Times New Roman"/>
                 <w:b w:val="0"/>
                 <w:sz w:val="20"/>
               </w:rPr>
@@ -8884,7 +8884,7 @@
             </w:pPr>
             <w:r>
               <w:rPr>
-                <w:rFonts w:ascii="Arial" w:hAnsi="Arial"/>
+                <w:rFonts w:ascii="Times New Roman" w:hAnsi="Times New Roman"/>
                 <w:b w:val="0"/>
                 <w:sz w:val="20"/>
               </w:rPr>
@@ -8911,7 +8911,7 @@
             </w:pPr>
             <w:r>
               <w:rPr>
-                <w:rFonts w:ascii="Arial" w:hAnsi="Arial"/>
+                <w:rFonts w:ascii="Times New Roman" w:hAnsi="Times New Roman"/>
                 <w:b w:val="0"/>
                 <w:sz w:val="20"/>
               </w:rPr>
@@ -8940,7 +8940,7 @@
             </w:pPr>
             <w:r>
               <w:rPr>
-                <w:rFonts w:ascii="Arial" w:hAnsi="Arial"/>
+                <w:rFonts w:ascii="Times New Roman" w:hAnsi="Times New Roman"/>
                 <w:b w:val="0"/>
                 <w:sz w:val="20"/>
               </w:rPr>
@@ -8967,7 +8967,7 @@
             </w:pPr>
             <w:r>
               <w:rPr>
-                <w:rFonts w:ascii="Arial" w:hAnsi="Arial"/>
+                <w:rFonts w:ascii="Times New Roman" w:hAnsi="Times New Roman"/>
                 <w:b w:val="0"/>
                 <w:sz w:val="20"/>
               </w:rPr>
@@ -8994,7 +8994,7 @@
             </w:pPr>
             <w:r>
               <w:rPr>
-                <w:rFonts w:ascii="Arial" w:hAnsi="Arial"/>
+                <w:rFonts w:ascii="Times New Roman" w:hAnsi="Times New Roman"/>
                 <w:b w:val="0"/>
                 <w:sz w:val="20"/>
               </w:rPr>
@@ -9021,7 +9021,7 @@
             </w:pPr>
             <w:r>
               <w:rPr>
-                <w:rFonts w:ascii="Arial" w:hAnsi="Arial"/>
+                <w:rFonts w:ascii="Times New Roman" w:hAnsi="Times New Roman"/>
                 <w:b w:val="0"/>
                 <w:sz w:val="20"/>
               </w:rPr>
@@ -9048,7 +9048,7 @@
             </w:pPr>
             <w:r>
               <w:rPr>
-                <w:rFonts w:ascii="Arial" w:hAnsi="Arial"/>
+                <w:rFonts w:ascii="Times New Roman" w:hAnsi="Times New Roman"/>
                 <w:b w:val="0"/>
                 <w:sz w:val="20"/>
               </w:rPr>
@@ -9075,7 +9075,7 @@
             </w:pPr>
             <w:r>
               <w:rPr>
-                <w:rFonts w:ascii="Arial" w:hAnsi="Arial"/>
+                <w:rFonts w:ascii="Times New Roman" w:hAnsi="Times New Roman"/>
                 <w:b w:val="0"/>
                 <w:sz w:val="20"/>
               </w:rPr>
@@ -9104,7 +9104,7 @@
             </w:pPr>
             <w:r>
               <w:rPr>
-                <w:rFonts w:ascii="Arial" w:hAnsi="Arial"/>
+                <w:rFonts w:ascii="Times New Roman" w:hAnsi="Times New Roman"/>
                 <w:b w:val="0"/>
                 <w:sz w:val="20"/>
               </w:rPr>
@@ -9131,7 +9131,7 @@
             </w:pPr>
             <w:r>
               <w:rPr>
-                <w:rFonts w:ascii="Arial" w:hAnsi="Arial"/>
+                <w:rFonts w:ascii="Times New Roman" w:hAnsi="Times New Roman"/>
                 <w:b w:val="0"/>
                 <w:sz w:val="20"/>
               </w:rPr>
@@ -9158,7 +9158,7 @@
             </w:pPr>
             <w:r>
               <w:rPr>
-                <w:rFonts w:ascii="Arial" w:hAnsi="Arial"/>
+                <w:rFonts w:ascii="Times New Roman" w:hAnsi="Times New Roman"/>
                 <w:b w:val="0"/>
                 <w:sz w:val="20"/>
               </w:rPr>
@@ -9185,7 +9185,7 @@
             </w:pPr>
             <w:r>
               <w:rPr>
-                <w:rFonts w:ascii="Arial" w:hAnsi="Arial"/>
+                <w:rFonts w:ascii="Times New Roman" w:hAnsi="Times New Roman"/>
                 <w:b w:val="0"/>
                 <w:sz w:val="20"/>
               </w:rPr>
@@ -9212,7 +9212,7 @@
             </w:pPr>
             <w:r>
               <w:rPr>
-                <w:rFonts w:ascii="Arial" w:hAnsi="Arial"/>
+                <w:rFonts w:ascii="Times New Roman" w:hAnsi="Times New Roman"/>
                 <w:b w:val="0"/>
                 <w:sz w:val="20"/>
               </w:rPr>
@@ -9239,7 +9239,7 @@
             </w:pPr>
             <w:r>
               <w:rPr>
-                <w:rFonts w:ascii="Arial" w:hAnsi="Arial"/>
+                <w:rFonts w:ascii="Times New Roman" w:hAnsi="Times New Roman"/>
                 <w:b w:val="0"/>
                 <w:sz w:val="20"/>
               </w:rPr>
@@ -9256,7 +9256,7 @@
       </w:pPr>
       <w:r>
         <w:rPr>
-          <w:rFonts w:ascii="Arial" w:hAnsi="Arial"/>
+          <w:rFonts w:ascii="Times New Roman" w:hAnsi="Times New Roman"/>
           <w:b w:val="0"/>
           <w:i/>
           <w:iCs/>
@@ -9273,7 +9273,7 @@
       </w:pPr>
       <w:r>
         <w:rPr>
-          <w:rFonts w:ascii="Arial" w:hAnsi="Arial"/>
+          <w:rFonts w:ascii="Times New Roman" w:hAnsi="Times New Roman"/>
           <w:b/>
           <w:bCs/>
           <w:sz w:val="22"/>
@@ -9322,7 +9322,7 @@
             </w:pPr>
             <w:r>
               <w:rPr>
-                <w:rFonts w:ascii="Arial" w:hAnsi="Arial"/>
+                <w:rFonts w:ascii="Times New Roman" w:hAnsi="Times New Roman"/>
                 <w:b/>
                 <w:sz w:val="20"/>
               </w:rPr>
@@ -9348,7 +9348,7 @@
             </w:pPr>
             <w:r>
               <w:rPr>
-                <w:rFonts w:ascii="Arial" w:hAnsi="Arial"/>
+                <w:rFonts w:ascii="Times New Roman" w:hAnsi="Times New Roman"/>
                 <w:b/>
                 <w:sz w:val="20"/>
               </w:rPr>
@@ -9374,7 +9374,7 @@
             </w:pPr>
             <w:r>
               <w:rPr>
-                <w:rFonts w:ascii="Arial" w:hAnsi="Arial"/>
+                <w:rFonts w:ascii="Times New Roman" w:hAnsi="Times New Roman"/>
                 <w:b/>
                 <w:sz w:val="20"/>
               </w:rPr>
@@ -9400,11 +9400,11 @@
             </w:pPr>
             <w:r>
               <w:rPr>
-                <w:rFonts w:ascii="Arial" w:hAnsi="Arial"/>
+                <w:rFonts w:ascii="Times New Roman" w:hAnsi="Times New Roman"/>
                 <w:b/>
                 <w:sz w:val="20"/>
               </w:rPr>
-              <w:t>HR (high vs low risk group, 95% CI; Cox model)</w:t>
+              <w:t>HR (high vs low risk, Cox model, 95% CI)</w:t>
             </w:r>
           </w:p>
         </w:tc>
@@ -9426,7 +9426,7 @@
             </w:pPr>
             <w:r>
               <w:rPr>
-                <w:rFonts w:ascii="Arial" w:hAnsi="Arial"/>
+                <w:rFonts w:ascii="Times New Roman" w:hAnsi="Times New Roman"/>
                 <w:b/>
                 <w:sz w:val="20"/>
               </w:rPr>
@@ -9452,7 +9452,7 @@
             </w:pPr>
             <w:r>
               <w:rPr>
-                <w:rFonts w:ascii="Arial" w:hAnsi="Arial"/>
+                <w:rFonts w:ascii="Times New Roman" w:hAnsi="Times New Roman"/>
                 <w:b/>
                 <w:sz w:val="20"/>
               </w:rPr>
@@ -9478,7 +9478,7 @@
             </w:pPr>
             <w:r>
               <w:rPr>
-                <w:rFonts w:ascii="Arial" w:hAnsi="Arial"/>
+                <w:rFonts w:ascii="Times New Roman" w:hAnsi="Times New Roman"/>
                 <w:b/>
                 <w:sz w:val="20"/>
               </w:rPr>
@@ -9504,7 +9504,7 @@
             </w:pPr>
             <w:r>
               <w:rPr>
-                <w:rFonts w:ascii="Arial" w:hAnsi="Arial"/>
+                <w:rFonts w:ascii="Times New Roman" w:hAnsi="Times New Roman"/>
                 <w:b/>
                 <w:sz w:val="20"/>
               </w:rPr>
@@ -9530,7 +9530,7 @@
             </w:pPr>
             <w:r>
               <w:rPr>
-                <w:rFonts w:ascii="Arial" w:hAnsi="Arial"/>
+                <w:rFonts w:ascii="Times New Roman" w:hAnsi="Times New Roman"/>
                 <w:b/>
                 <w:sz w:val="20"/>
               </w:rPr>
@@ -9556,7 +9556,7 @@
             </w:pPr>
             <w:r>
               <w:rPr>
-                <w:rFonts w:ascii="Arial" w:hAnsi="Arial"/>
+                <w:rFonts w:ascii="Times New Roman" w:hAnsi="Times New Roman"/>
                 <w:b/>
                 <w:sz w:val="20"/>
               </w:rPr>
@@ -9585,7 +9585,7 @@
             </w:pPr>
             <w:r>
               <w:rPr>
-                <w:rFonts w:ascii="Arial" w:hAnsi="Arial"/>
+                <w:rFonts w:ascii="Times New Roman" w:hAnsi="Times New Roman"/>
                 <w:b w:val="0"/>
                 <w:sz w:val="20"/>
               </w:rPr>
@@ -9612,7 +9612,7 @@
             </w:pPr>
             <w:r>
               <w:rPr>
-                <w:rFonts w:ascii="Arial" w:hAnsi="Arial"/>
+                <w:rFonts w:ascii="Times New Roman" w:hAnsi="Times New Roman"/>
                 <w:b w:val="0"/>
                 <w:sz w:val="20"/>
               </w:rPr>
@@ -9639,7 +9639,7 @@
             </w:pPr>
             <w:r>
               <w:rPr>
-                <w:rFonts w:ascii="Arial" w:hAnsi="Arial"/>
+                <w:rFonts w:ascii="Times New Roman" w:hAnsi="Times New Roman"/>
                 <w:b w:val="0"/>
                 <w:sz w:val="20"/>
               </w:rPr>
@@ -9666,7 +9666,7 @@
             </w:pPr>
             <w:r>
               <w:rPr>
-                <w:rFonts w:ascii="Arial" w:hAnsi="Arial"/>
+                <w:rFonts w:ascii="Times New Roman" w:hAnsi="Times New Roman"/>
                 <w:b w:val="0"/>
                 <w:sz w:val="20"/>
               </w:rPr>
@@ -9693,7 +9693,7 @@
             </w:pPr>
             <w:r>
               <w:rPr>
-                <w:rFonts w:ascii="Arial" w:hAnsi="Arial"/>
+                <w:rFonts w:ascii="Times New Roman" w:hAnsi="Times New Roman"/>
                 <w:b w:val="0"/>
                 <w:sz w:val="20"/>
               </w:rPr>
@@ -9720,7 +9720,7 @@
             </w:pPr>
             <w:r>
               <w:rPr>
-                <w:rFonts w:ascii="Arial" w:hAnsi="Arial"/>
+                <w:rFonts w:ascii="Times New Roman" w:hAnsi="Times New Roman"/>
                 <w:b w:val="0"/>
                 <w:sz w:val="20"/>
               </w:rPr>
@@ -9747,7 +9747,7 @@
             </w:pPr>
             <w:r>
               <w:rPr>
-                <w:rFonts w:ascii="Arial" w:hAnsi="Arial"/>
+                <w:rFonts w:ascii="Times New Roman" w:hAnsi="Times New Roman"/>
                 <w:b w:val="0"/>
                 <w:sz w:val="20"/>
               </w:rPr>
@@ -9774,7 +9774,7 @@
             </w:pPr>
             <w:r>
               <w:rPr>
-                <w:rFonts w:ascii="Arial" w:hAnsi="Arial"/>
+                <w:rFonts w:ascii="Times New Roman" w:hAnsi="Times New Roman"/>
                 <w:b w:val="0"/>
                 <w:sz w:val="20"/>
               </w:rPr>
@@ -9801,7 +9801,7 @@
             </w:pPr>
             <w:r>
               <w:rPr>
-                <w:rFonts w:ascii="Arial" w:hAnsi="Arial"/>
+                <w:rFonts w:ascii="Times New Roman" w:hAnsi="Times New Roman"/>
                 <w:b w:val="0"/>
                 <w:sz w:val="20"/>
               </w:rPr>
@@ -9828,11 +9828,11 @@
             </w:pPr>
             <w:r>
               <w:rPr>
-                <w:rFonts w:ascii="Arial" w:hAnsi="Arial"/>
-                <w:b w:val="0"/>
-                <w:sz w:val="20"/>
-              </w:rPr>
-              <w:t>Median (training cohort)</w:t>
+                <w:rFonts w:ascii="Times New Roman" w:hAnsi="Times New Roman"/>
+                <w:b w:val="0"/>
+                <w:sz w:val="20"/>
+              </w:rPr>
+              <w:t>Median cutoff derived from the training cohort</w:t>
             </w:r>
           </w:p>
         </w:tc>
@@ -9857,7 +9857,7 @@
             </w:pPr>
             <w:r>
               <w:rPr>
-                <w:rFonts w:ascii="Arial" w:hAnsi="Arial"/>
+                <w:rFonts w:ascii="Times New Roman" w:hAnsi="Times New Roman"/>
                 <w:b w:val="0"/>
                 <w:sz w:val="20"/>
               </w:rPr>
@@ -9884,7 +9884,7 @@
             </w:pPr>
             <w:r>
               <w:rPr>
-                <w:rFonts w:ascii="Arial" w:hAnsi="Arial"/>
+                <w:rFonts w:ascii="Times New Roman" w:hAnsi="Times New Roman"/>
                 <w:b w:val="0"/>
                 <w:sz w:val="20"/>
               </w:rPr>
@@ -9911,7 +9911,7 @@
             </w:pPr>
             <w:r>
               <w:rPr>
-                <w:rFonts w:ascii="Arial" w:hAnsi="Arial"/>
+                <w:rFonts w:ascii="Times New Roman" w:hAnsi="Times New Roman"/>
                 <w:b w:val="0"/>
                 <w:sz w:val="20"/>
               </w:rPr>
@@ -9938,7 +9938,7 @@
             </w:pPr>
             <w:r>
               <w:rPr>
-                <w:rFonts w:ascii="Arial" w:hAnsi="Arial"/>
+                <w:rFonts w:ascii="Times New Roman" w:hAnsi="Times New Roman"/>
                 <w:b w:val="0"/>
                 <w:sz w:val="20"/>
               </w:rPr>
@@ -9965,7 +9965,7 @@
             </w:pPr>
             <w:r>
               <w:rPr>
-                <w:rFonts w:ascii="Arial" w:hAnsi="Arial"/>
+                <w:rFonts w:ascii="Times New Roman" w:hAnsi="Times New Roman"/>
                 <w:b w:val="0"/>
                 <w:sz w:val="20"/>
               </w:rPr>
@@ -9992,7 +9992,7 @@
             </w:pPr>
             <w:r>
               <w:rPr>
-                <w:rFonts w:ascii="Arial" w:hAnsi="Arial"/>
+                <w:rFonts w:ascii="Times New Roman" w:hAnsi="Times New Roman"/>
                 <w:b w:val="0"/>
                 <w:sz w:val="20"/>
               </w:rPr>
@@ -10019,7 +10019,7 @@
             </w:pPr>
             <w:r>
               <w:rPr>
-                <w:rFonts w:ascii="Arial" w:hAnsi="Arial"/>
+                <w:rFonts w:ascii="Times New Roman" w:hAnsi="Times New Roman"/>
                 <w:b w:val="0"/>
                 <w:sz w:val="20"/>
               </w:rPr>
@@ -10046,7 +10046,7 @@
             </w:pPr>
             <w:r>
               <w:rPr>
-                <w:rFonts w:ascii="Arial" w:hAnsi="Arial"/>
+                <w:rFonts w:ascii="Times New Roman" w:hAnsi="Times New Roman"/>
                 <w:b w:val="0"/>
                 <w:sz w:val="20"/>
               </w:rPr>
@@ -10073,7 +10073,7 @@
             </w:pPr>
             <w:r>
               <w:rPr>
-                <w:rFonts w:ascii="Arial" w:hAnsi="Arial"/>
+                <w:rFonts w:ascii="Times New Roman" w:hAnsi="Times New Roman"/>
                 <w:b w:val="0"/>
                 <w:sz w:val="20"/>
               </w:rPr>
@@ -10100,11 +10100,11 @@
             </w:pPr>
             <w:r>
               <w:rPr>
-                <w:rFonts w:ascii="Arial" w:hAnsi="Arial"/>
-                <w:b w:val="0"/>
-                <w:sz w:val="20"/>
-              </w:rPr>
-              <w:t>Median (training cohort)</w:t>
+                <w:rFonts w:ascii="Times New Roman" w:hAnsi="Times New Roman"/>
+                <w:b w:val="0"/>
+                <w:sz w:val="20"/>
+              </w:rPr>
+              <w:t>Median cutoff derived from the training cohort</w:t>
             </w:r>
           </w:p>
         </w:tc>
@@ -10129,7 +10129,7 @@
             </w:pPr>
             <w:r>
               <w:rPr>
-                <w:rFonts w:ascii="Arial" w:hAnsi="Arial"/>
+                <w:rFonts w:ascii="Times New Roman" w:hAnsi="Times New Roman"/>
                 <w:b w:val="0"/>
                 <w:sz w:val="20"/>
               </w:rPr>
@@ -10156,7 +10156,7 @@
             </w:pPr>
             <w:r>
               <w:rPr>
-                <w:rFonts w:ascii="Arial" w:hAnsi="Arial"/>
+                <w:rFonts w:ascii="Times New Roman" w:hAnsi="Times New Roman"/>
                 <w:b w:val="0"/>
                 <w:sz w:val="20"/>
               </w:rPr>
@@ -10183,7 +10183,7 @@
             </w:pPr>
             <w:r>
               <w:rPr>
-                <w:rFonts w:ascii="Arial" w:hAnsi="Arial"/>
+                <w:rFonts w:ascii="Times New Roman" w:hAnsi="Times New Roman"/>
                 <w:b w:val="0"/>
                 <w:sz w:val="20"/>
               </w:rPr>
@@ -10210,7 +10210,7 @@
             </w:pPr>
             <w:r>
               <w:rPr>
-                <w:rFonts w:ascii="Arial" w:hAnsi="Arial"/>
+                <w:rFonts w:ascii="Times New Roman" w:hAnsi="Times New Roman"/>
                 <w:b w:val="0"/>
                 <w:sz w:val="20"/>
               </w:rPr>
@@ -10237,7 +10237,7 @@
             </w:pPr>
             <w:r>
               <w:rPr>
-                <w:rFonts w:ascii="Arial" w:hAnsi="Arial"/>
+                <w:rFonts w:ascii="Times New Roman" w:hAnsi="Times New Roman"/>
                 <w:b w:val="0"/>
                 <w:sz w:val="20"/>
               </w:rPr>
@@ -10264,7 +10264,7 @@
             </w:pPr>
             <w:r>
               <w:rPr>
-                <w:rFonts w:ascii="Arial" w:hAnsi="Arial"/>
+                <w:rFonts w:ascii="Times New Roman" w:hAnsi="Times New Roman"/>
                 <w:b w:val="0"/>
                 <w:sz w:val="20"/>
               </w:rPr>
@@ -10291,7 +10291,7 @@
             </w:pPr>
             <w:r>
               <w:rPr>
-                <w:rFonts w:ascii="Arial" w:hAnsi="Arial"/>
+                <w:rFonts w:ascii="Times New Roman" w:hAnsi="Times New Roman"/>
                 <w:b w:val="0"/>
                 <w:sz w:val="20"/>
               </w:rPr>
@@ -10318,7 +10318,7 @@
             </w:pPr>
             <w:r>
               <w:rPr>
-                <w:rFonts w:ascii="Arial" w:hAnsi="Arial"/>
+                <w:rFonts w:ascii="Times New Roman" w:hAnsi="Times New Roman"/>
                 <w:b w:val="0"/>
                 <w:sz w:val="20"/>
               </w:rPr>
@@ -10345,7 +10345,7 @@
             </w:pPr>
             <w:r>
               <w:rPr>
-                <w:rFonts w:ascii="Arial" w:hAnsi="Arial"/>
+                <w:rFonts w:ascii="Times New Roman" w:hAnsi="Times New Roman"/>
                 <w:b w:val="0"/>
                 <w:sz w:val="20"/>
               </w:rPr>
@@ -10372,11 +10372,11 @@
             </w:pPr>
             <w:r>
               <w:rPr>
-                <w:rFonts w:ascii="Arial" w:hAnsi="Arial"/>
-                <w:b w:val="0"/>
-                <w:sz w:val="20"/>
-              </w:rPr>
-              <w:t>Maxstat-derived optimal cutoff</w:t>
+                <w:rFonts w:ascii="Times New Roman" w:hAnsi="Times New Roman"/>
+                <w:b w:val="0"/>
+                <w:sz w:val="20"/>
+              </w:rPr>
+              <w:t>Maxstat-derived optimal cutoff (external cohorts)</w:t>
             </w:r>
           </w:p>
         </w:tc>
@@ -10401,7 +10401,7 @@
             </w:pPr>
             <w:r>
               <w:rPr>
-                <w:rFonts w:ascii="Arial" w:hAnsi="Arial"/>
+                <w:rFonts w:ascii="Times New Roman" w:hAnsi="Times New Roman"/>
                 <w:b w:val="0"/>
                 <w:sz w:val="20"/>
               </w:rPr>
@@ -10428,7 +10428,7 @@
             </w:pPr>
             <w:r>
               <w:rPr>
-                <w:rFonts w:ascii="Arial" w:hAnsi="Arial"/>
+                <w:rFonts w:ascii="Times New Roman" w:hAnsi="Times New Roman"/>
                 <w:b w:val="0"/>
                 <w:sz w:val="20"/>
               </w:rPr>
@@ -10455,7 +10455,7 @@
             </w:pPr>
             <w:r>
               <w:rPr>
-                <w:rFonts w:ascii="Arial" w:hAnsi="Arial"/>
+                <w:rFonts w:ascii="Times New Roman" w:hAnsi="Times New Roman"/>
                 <w:b w:val="0"/>
                 <w:sz w:val="20"/>
               </w:rPr>
@@ -10482,7 +10482,7 @@
             </w:pPr>
             <w:r>
               <w:rPr>
-                <w:rFonts w:ascii="Arial" w:hAnsi="Arial"/>
+                <w:rFonts w:ascii="Times New Roman" w:hAnsi="Times New Roman"/>
                 <w:b w:val="0"/>
                 <w:sz w:val="20"/>
               </w:rPr>
@@ -10509,7 +10509,7 @@
             </w:pPr>
             <w:r>
               <w:rPr>
-                <w:rFonts w:ascii="Arial" w:hAnsi="Arial"/>
+                <w:rFonts w:ascii="Times New Roman" w:hAnsi="Times New Roman"/>
                 <w:b w:val="0"/>
                 <w:sz w:val="20"/>
               </w:rPr>
@@ -10536,7 +10536,7 @@
             </w:pPr>
             <w:r>
               <w:rPr>
-                <w:rFonts w:ascii="Arial" w:hAnsi="Arial"/>
+                <w:rFonts w:ascii="Times New Roman" w:hAnsi="Times New Roman"/>
                 <w:b w:val="0"/>
                 <w:sz w:val="20"/>
               </w:rPr>
@@ -10563,7 +10563,7 @@
             </w:pPr>
             <w:r>
               <w:rPr>
-                <w:rFonts w:ascii="Arial" w:hAnsi="Arial"/>
+                <w:rFonts w:ascii="Times New Roman" w:hAnsi="Times New Roman"/>
                 <w:b w:val="0"/>
                 <w:sz w:val="20"/>
               </w:rPr>
@@ -10590,7 +10590,7 @@
             </w:pPr>
             <w:r>
               <w:rPr>
-                <w:rFonts w:ascii="Arial" w:hAnsi="Arial"/>
+                <w:rFonts w:ascii="Times New Roman" w:hAnsi="Times New Roman"/>
                 <w:b w:val="0"/>
                 <w:sz w:val="20"/>
               </w:rPr>
@@ -10617,7 +10617,7 @@
             </w:pPr>
             <w:r>
               <w:rPr>
-                <w:rFonts w:ascii="Arial" w:hAnsi="Arial"/>
+                <w:rFonts w:ascii="Times New Roman" w:hAnsi="Times New Roman"/>
                 <w:b w:val="0"/>
                 <w:sz w:val="20"/>
               </w:rPr>
@@ -10644,11 +10644,11 @@
             </w:pPr>
             <w:r>
               <w:rPr>
-                <w:rFonts w:ascii="Arial" w:hAnsi="Arial"/>
-                <w:b w:val="0"/>
-                <w:sz w:val="20"/>
-              </w:rPr>
-              <w:t>Maxstat-derived optimal cutoff</w:t>
+                <w:rFonts w:ascii="Times New Roman" w:hAnsi="Times New Roman"/>
+                <w:b w:val="0"/>
+                <w:sz w:val="20"/>
+              </w:rPr>
+              <w:t>Maxstat-derived optimal cutoff (external cohorts)</w:t>
             </w:r>
           </w:p>
         </w:tc>
@@ -10661,7 +10661,7 @@
       </w:pPr>
       <w:r>
         <w:rPr>
-          <w:rFonts w:ascii="Arial" w:hAnsi="Arial"/>
+          <w:rFonts w:ascii="Times New Roman" w:hAnsi="Times New Roman"/>
           <w:b w:val="0"/>
           <w:i/>
           <w:iCs/>
@@ -10808,7 +10808,7 @@
     <w:name w:val="Normal"/>
     <w:qFormat/>
     <w:rPr>
-      <w:rFonts w:ascii="Arial" w:hAnsi="Arial"/>
+      <w:rFonts w:ascii="Times New Roman" w:hAnsi="Times New Roman"/>
       <w:sz w:val="21"/>
     </w:rPr>
   </w:style>
